--- a/internal_doc/03.开发设计/Story_JS_Ssh.docx
+++ b/internal_doc/03.开发设计/Story_JS_Ssh.docx
@@ -10,7 +10,13 @@
         <w:rPr>
           <w:rFonts w:hint="eastAsia"/>
         </w:rPr>
-        <w:t>提供联邦数据命令接口</w:t>
+        <w:t>JS</w:t>
+      </w:r>
+      <w:r>
+        <w:rPr>
+          <w:rFonts w:hint="eastAsia"/>
+        </w:rPr>
+        <w:t>引擎</w:t>
       </w:r>
     </w:p>
     <w:tbl>
@@ -251,7 +257,6 @@
             <w:pPr>
               <w:ind w:left="0"/>
               <w:rPr>
-                <w:rFonts w:hint="eastAsia"/>
                 <w:color w:val="00B0F0"/>
               </w:rPr>
             </w:pPr>
@@ -272,7 +277,6 @@
             <w:pPr>
               <w:ind w:left="0"/>
               <w:rPr>
-                <w:rFonts w:hint="eastAsia"/>
                 <w:color w:val="00B0F0"/>
               </w:rPr>
             </w:pPr>
@@ -293,7 +297,6 @@
             <w:pPr>
               <w:ind w:left="0"/>
               <w:rPr>
-                <w:rFonts w:hint="eastAsia"/>
                 <w:color w:val="00B0F0"/>
               </w:rPr>
             </w:pPr>
@@ -314,7 +317,6 @@
             <w:pPr>
               <w:ind w:left="0"/>
               <w:rPr>
-                <w:rFonts w:hint="eastAsia"/>
                 <w:color w:val="00B0F0"/>
               </w:rPr>
             </w:pPr>
@@ -335,7 +337,6 @@
             <w:pPr>
               <w:ind w:left="0"/>
               <w:rPr>
-                <w:rFonts w:hint="eastAsia"/>
                 <w:color w:val="00B0F0"/>
               </w:rPr>
             </w:pPr>
@@ -359,7 +360,6 @@
             <w:pPr>
               <w:ind w:left="0"/>
               <w:rPr>
-                <w:rFonts w:hint="eastAsia"/>
                 <w:color w:val="00B0F0"/>
               </w:rPr>
             </w:pPr>
@@ -375,7 +375,6 @@
             <w:pPr>
               <w:ind w:left="0"/>
               <w:rPr>
-                <w:rFonts w:hint="eastAsia"/>
                 <w:color w:val="00B0F0"/>
               </w:rPr>
             </w:pPr>
@@ -396,7 +395,6 @@
             <w:pPr>
               <w:ind w:left="0"/>
               <w:rPr>
-                <w:rFonts w:hint="eastAsia"/>
                 <w:color w:val="00B0F0"/>
               </w:rPr>
             </w:pPr>
@@ -417,7 +415,6 @@
             <w:pPr>
               <w:ind w:left="0"/>
               <w:rPr>
-                <w:rFonts w:hint="eastAsia"/>
                 <w:color w:val="00B0F0"/>
               </w:rPr>
             </w:pPr>
@@ -433,7 +430,6 @@
             <w:pPr>
               <w:ind w:left="0"/>
               <w:rPr>
-                <w:rFonts w:hint="eastAsia"/>
                 <w:color w:val="00B0F0"/>
               </w:rPr>
             </w:pPr>
@@ -454,7 +450,6 @@
             <w:pPr>
               <w:ind w:left="0"/>
               <w:rPr>
-                <w:rFonts w:hint="eastAsia"/>
                 <w:color w:val="00B0F0"/>
               </w:rPr>
             </w:pPr>
@@ -475,7 +470,6 @@
             <w:pPr>
               <w:ind w:left="0"/>
               <w:rPr>
-                <w:rFonts w:hint="eastAsia"/>
                 <w:color w:val="00B0F0"/>
               </w:rPr>
             </w:pPr>
@@ -513,7 +507,6 @@
             <w:pPr>
               <w:ind w:left="0"/>
               <w:rPr>
-                <w:rFonts w:hint="eastAsia"/>
                 <w:color w:val="00B0F0"/>
               </w:rPr>
             </w:pPr>
@@ -527,7 +520,6 @@
             <w:pPr>
               <w:ind w:left="0"/>
               <w:rPr>
-                <w:rFonts w:hint="eastAsia"/>
                 <w:color w:val="00B0F0"/>
               </w:rPr>
             </w:pPr>
@@ -548,7 +540,6 @@
             <w:pPr>
               <w:ind w:left="0"/>
               <w:rPr>
-                <w:rFonts w:hint="eastAsia"/>
                 <w:color w:val="00B0F0"/>
               </w:rPr>
             </w:pPr>
@@ -569,7 +560,6 @@
             <w:pPr>
               <w:ind w:left="0"/>
               <w:rPr>
-                <w:rFonts w:hint="eastAsia"/>
                 <w:color w:val="00B0F0"/>
               </w:rPr>
             </w:pPr>
@@ -590,7 +580,6 @@
             <w:pPr>
               <w:ind w:left="0"/>
               <w:rPr>
-                <w:rFonts w:hint="eastAsia"/>
                 <w:color w:val="00B0F0"/>
               </w:rPr>
             </w:pPr>
@@ -614,7 +603,6 @@
             <w:pPr>
               <w:ind w:left="0"/>
               <w:rPr>
-                <w:rFonts w:hint="eastAsia"/>
                 <w:color w:val="00B0F0"/>
               </w:rPr>
             </w:pPr>
@@ -628,7 +616,6 @@
             <w:pPr>
               <w:ind w:left="0"/>
               <w:rPr>
-                <w:rFonts w:hint="eastAsia"/>
                 <w:color w:val="00B0F0"/>
               </w:rPr>
             </w:pPr>
@@ -649,7 +636,6 @@
             <w:pPr>
               <w:ind w:left="0"/>
               <w:rPr>
-                <w:rFonts w:hint="eastAsia"/>
                 <w:color w:val="00B0F0"/>
               </w:rPr>
             </w:pPr>
@@ -665,7 +651,6 @@
             <w:pPr>
               <w:ind w:left="0"/>
               <w:rPr>
-                <w:rFonts w:hint="eastAsia"/>
                 <w:color w:val="00B0F0"/>
               </w:rPr>
             </w:pPr>
@@ -681,7 +666,6 @@
             <w:pPr>
               <w:ind w:left="0"/>
               <w:rPr>
-                <w:rFonts w:hint="eastAsia"/>
                 <w:color w:val="00B0F0"/>
               </w:rPr>
             </w:pPr>
@@ -702,7 +686,6 @@
             <w:pPr>
               <w:ind w:left="0"/>
               <w:rPr>
-                <w:rFonts w:hint="eastAsia"/>
                 <w:color w:val="00B0F0"/>
               </w:rPr>
             </w:pPr>
@@ -723,7 +706,6 @@
             <w:pPr>
               <w:ind w:left="0"/>
               <w:rPr>
-                <w:rFonts w:hint="eastAsia"/>
                 <w:color w:val="00B0F0"/>
               </w:rPr>
             </w:pPr>
@@ -747,7 +729,6 @@
             <w:pPr>
               <w:ind w:left="0"/>
               <w:rPr>
-                <w:rFonts w:hint="eastAsia"/>
                 <w:color w:val="00B0F0"/>
               </w:rPr>
             </w:pPr>
@@ -761,7 +742,6 @@
             <w:pPr>
               <w:ind w:left="0"/>
               <w:rPr>
-                <w:rFonts w:hint="eastAsia"/>
                 <w:color w:val="00B0F0"/>
               </w:rPr>
             </w:pPr>
@@ -782,7 +762,6 @@
             <w:pPr>
               <w:ind w:left="0"/>
               <w:rPr>
-                <w:rFonts w:hint="eastAsia"/>
                 <w:color w:val="00B0F0"/>
               </w:rPr>
             </w:pPr>
@@ -798,7 +777,6 @@
             <w:pPr>
               <w:ind w:left="0"/>
               <w:rPr>
-                <w:rFonts w:hint="eastAsia"/>
                 <w:color w:val="00B0F0"/>
               </w:rPr>
             </w:pPr>
@@ -814,7 +792,6 @@
             <w:pPr>
               <w:ind w:left="0"/>
               <w:rPr>
-                <w:rFonts w:hint="eastAsia"/>
                 <w:color w:val="00B0F0"/>
               </w:rPr>
             </w:pPr>
@@ -835,7 +812,6 @@
             <w:pPr>
               <w:ind w:left="0"/>
               <w:rPr>
-                <w:rFonts w:hint="eastAsia"/>
                 <w:color w:val="00B0F0"/>
               </w:rPr>
             </w:pPr>
@@ -856,7 +832,6 @@
             <w:pPr>
               <w:ind w:left="0"/>
               <w:rPr>
-                <w:rFonts w:hint="eastAsia"/>
                 <w:color w:val="00B0F0"/>
               </w:rPr>
             </w:pPr>
@@ -879,7 +854,6 @@
             <w:pPr>
               <w:ind w:left="0"/>
               <w:rPr>
-                <w:rFonts w:hint="eastAsia"/>
                 <w:color w:val="00B0F0"/>
               </w:rPr>
             </w:pPr>
@@ -895,7 +869,6 @@
             <w:pPr>
               <w:ind w:left="0"/>
               <w:rPr>
-                <w:rFonts w:hint="eastAsia"/>
                 <w:color w:val="00B0F0"/>
               </w:rPr>
             </w:pPr>
@@ -916,7 +889,6 @@
             <w:pPr>
               <w:ind w:left="0"/>
               <w:rPr>
-                <w:rFonts w:hint="eastAsia"/>
                 <w:color w:val="00B0F0"/>
               </w:rPr>
             </w:pPr>
@@ -937,7 +909,6 @@
             <w:pPr>
               <w:ind w:left="0"/>
               <w:rPr>
-                <w:rFonts w:hint="eastAsia"/>
                 <w:color w:val="00B0F0"/>
               </w:rPr>
             </w:pPr>
@@ -958,7 +929,6 @@
             <w:pPr>
               <w:ind w:left="0"/>
               <w:rPr>
-                <w:rFonts w:hint="eastAsia"/>
                 <w:color w:val="00B0F0"/>
               </w:rPr>
             </w:pPr>
@@ -979,7 +949,6 @@
             <w:pPr>
               <w:ind w:left="0"/>
               <w:rPr>
-                <w:rFonts w:hint="eastAsia"/>
                 <w:color w:val="00B0F0"/>
               </w:rPr>
             </w:pPr>
@@ -1002,7 +971,6 @@
             <w:pPr>
               <w:ind w:left="0"/>
               <w:rPr>
-                <w:rFonts w:hint="eastAsia"/>
                 <w:color w:val="00B0F0"/>
               </w:rPr>
             </w:pPr>
@@ -1018,7 +986,6 @@
             <w:pPr>
               <w:ind w:left="0"/>
               <w:rPr>
-                <w:rFonts w:hint="eastAsia"/>
                 <w:color w:val="00B0F0"/>
               </w:rPr>
             </w:pPr>
@@ -1039,7 +1006,6 @@
             <w:pPr>
               <w:ind w:left="0"/>
               <w:rPr>
-                <w:rFonts w:hint="eastAsia"/>
                 <w:color w:val="00B0F0"/>
               </w:rPr>
             </w:pPr>
@@ -1060,7 +1026,6 @@
             <w:pPr>
               <w:ind w:left="0"/>
               <w:rPr>
-                <w:rFonts w:hint="eastAsia"/>
                 <w:color w:val="00B0F0"/>
               </w:rPr>
             </w:pPr>
@@ -1081,7 +1046,6 @@
             <w:pPr>
               <w:ind w:left="0"/>
               <w:rPr>
-                <w:rFonts w:hint="eastAsia"/>
                 <w:color w:val="00B0F0"/>
               </w:rPr>
             </w:pPr>
@@ -1102,7 +1066,6 @@
             <w:pPr>
               <w:ind w:left="0"/>
               <w:rPr>
-                <w:rFonts w:hint="eastAsia"/>
                 <w:color w:val="00B0F0"/>
               </w:rPr>
             </w:pPr>
@@ -1139,7 +1102,6 @@
             <w:pPr>
               <w:ind w:left="0"/>
               <w:rPr>
-                <w:rFonts w:hint="eastAsia"/>
                 <w:color w:val="00B0F0"/>
               </w:rPr>
             </w:pPr>
@@ -1153,7 +1115,6 @@
             <w:pPr>
               <w:ind w:left="0"/>
               <w:rPr>
-                <w:rFonts w:hint="eastAsia"/>
                 <w:color w:val="00B0F0"/>
               </w:rPr>
             </w:pPr>
@@ -1174,7 +1135,6 @@
             <w:pPr>
               <w:ind w:left="0"/>
               <w:rPr>
-                <w:rFonts w:hint="eastAsia"/>
                 <w:color w:val="00B0F0"/>
               </w:rPr>
             </w:pPr>
@@ -1195,7 +1155,6 @@
             <w:pPr>
               <w:ind w:left="0"/>
               <w:rPr>
-                <w:rFonts w:hint="eastAsia"/>
                 <w:color w:val="00B0F0"/>
               </w:rPr>
             </w:pPr>
@@ -1216,7 +1175,6 @@
             <w:pPr>
               <w:ind w:left="0"/>
               <w:rPr>
-                <w:rFonts w:hint="eastAsia"/>
                 <w:color w:val="00B0F0"/>
               </w:rPr>
             </w:pPr>
@@ -1239,7 +1197,6 @@
             <w:pPr>
               <w:ind w:left="0"/>
               <w:rPr>
-                <w:rFonts w:hint="eastAsia"/>
                 <w:color w:val="00B0F0"/>
               </w:rPr>
             </w:pPr>
@@ -1253,7 +1210,6 @@
             <w:pPr>
               <w:ind w:left="0"/>
               <w:rPr>
-                <w:rFonts w:hint="eastAsia"/>
                 <w:color w:val="00B0F0"/>
               </w:rPr>
             </w:pPr>
@@ -1280,7 +1236,6 @@
             <w:pPr>
               <w:ind w:left="0"/>
               <w:rPr>
-                <w:rFonts w:hint="eastAsia"/>
                 <w:color w:val="00B0F0"/>
               </w:rPr>
             </w:pPr>
@@ -1301,7 +1256,6 @@
             <w:pPr>
               <w:ind w:left="0"/>
               <w:rPr>
-                <w:rFonts w:hint="eastAsia"/>
                 <w:color w:val="00B0F0"/>
               </w:rPr>
             </w:pPr>
@@ -1322,7 +1276,6 @@
             <w:pPr>
               <w:ind w:left="0"/>
               <w:rPr>
-                <w:rFonts w:hint="eastAsia"/>
                 <w:color w:val="00B0F0"/>
               </w:rPr>
             </w:pPr>
@@ -1345,7 +1298,6 @@
             <w:pPr>
               <w:ind w:left="0"/>
               <w:rPr>
-                <w:rFonts w:hint="eastAsia"/>
                 <w:color w:val="00B0F0"/>
               </w:rPr>
             </w:pPr>
@@ -1359,7 +1311,6 @@
             <w:pPr>
               <w:ind w:left="0"/>
               <w:rPr>
-                <w:rFonts w:hint="eastAsia"/>
                 <w:color w:val="00B0F0"/>
               </w:rPr>
             </w:pPr>
@@ -1380,7 +1331,6 @@
             <w:pPr>
               <w:ind w:left="0"/>
               <w:rPr>
-                <w:rFonts w:hint="eastAsia"/>
                 <w:color w:val="00B0F0"/>
               </w:rPr>
             </w:pPr>
@@ -1396,7 +1346,6 @@
             <w:pPr>
               <w:ind w:left="0"/>
               <w:rPr>
-                <w:rFonts w:hint="eastAsia"/>
                 <w:color w:val="00B0F0"/>
               </w:rPr>
             </w:pPr>
@@ -1426,16 +1375,14 @@
             <w:pPr>
               <w:ind w:left="0"/>
               <w:rPr>
-                <w:rFonts w:hint="eastAsia"/>
-                <w:color w:val="00B0F0"/>
-              </w:rPr>
-            </w:pPr>
-          </w:p>
-          <w:p>
-            <w:pPr>
-              <w:ind w:left="0"/>
-              <w:rPr>
-                <w:rFonts w:hint="eastAsia"/>
+                <w:color w:val="00B0F0"/>
+              </w:rPr>
+            </w:pPr>
+          </w:p>
+          <w:p>
+            <w:pPr>
+              <w:ind w:left="0"/>
+              <w:rPr>
                 <w:color w:val="00B0F0"/>
               </w:rPr>
             </w:pPr>
@@ -1456,7 +1403,6 @@
             <w:pPr>
               <w:ind w:left="0"/>
               <w:rPr>
-                <w:rFonts w:hint="eastAsia"/>
                 <w:color w:val="00B0F0"/>
               </w:rPr>
             </w:pPr>
@@ -1477,7 +1423,6 @@
             <w:pPr>
               <w:ind w:left="0"/>
               <w:rPr>
-                <w:rFonts w:hint="eastAsia"/>
                 <w:color w:val="00B0F0"/>
               </w:rPr>
             </w:pPr>
@@ -1500,7 +1445,6 @@
             <w:pPr>
               <w:ind w:left="0"/>
               <w:rPr>
-                <w:rFonts w:hint="eastAsia"/>
                 <w:color w:val="00B0F0"/>
               </w:rPr>
             </w:pPr>
@@ -1514,7 +1458,6 @@
             <w:pPr>
               <w:ind w:left="0"/>
               <w:rPr>
-                <w:rFonts w:hint="eastAsia"/>
                 <w:color w:val="00B0F0"/>
               </w:rPr>
             </w:pPr>
@@ -1535,7 +1478,6 @@
             <w:pPr>
               <w:ind w:left="0"/>
               <w:rPr>
-                <w:rFonts w:hint="eastAsia"/>
                 <w:color w:val="00B0F0"/>
               </w:rPr>
             </w:pPr>
@@ -1549,7 +1491,6 @@
             <w:pPr>
               <w:ind w:left="0"/>
               <w:rPr>
-                <w:rFonts w:hint="eastAsia"/>
                 <w:color w:val="00B0F0"/>
               </w:rPr>
             </w:pPr>
@@ -1570,7 +1511,6 @@
             <w:pPr>
               <w:ind w:left="0"/>
               <w:rPr>
-                <w:rFonts w:hint="eastAsia"/>
                 <w:color w:val="00B0F0"/>
               </w:rPr>
             </w:pPr>
@@ -1593,7 +1533,6 @@
             <w:pPr>
               <w:ind w:left="0"/>
               <w:rPr>
-                <w:rFonts w:hint="eastAsia"/>
                 <w:color w:val="00B0F0"/>
               </w:rPr>
             </w:pPr>
@@ -1607,7 +1546,6 @@
             <w:pPr>
               <w:ind w:left="0"/>
               <w:rPr>
-                <w:rFonts w:hint="eastAsia"/>
                 <w:color w:val="00B0F0"/>
               </w:rPr>
             </w:pPr>
@@ -1628,7 +1566,6 @@
             <w:pPr>
               <w:ind w:left="0"/>
               <w:rPr>
-                <w:rFonts w:hint="eastAsia"/>
                 <w:color w:val="00B0F0"/>
               </w:rPr>
             </w:pPr>
@@ -1649,7 +1586,6 @@
             <w:pPr>
               <w:ind w:left="0"/>
               <w:rPr>
-                <w:rFonts w:hint="eastAsia"/>
                 <w:color w:val="00B0F0"/>
               </w:rPr>
             </w:pPr>
@@ -1670,7 +1606,6 @@
             <w:pPr>
               <w:ind w:left="0"/>
               <w:rPr>
-                <w:rFonts w:hint="eastAsia"/>
                 <w:color w:val="00B0F0"/>
               </w:rPr>
             </w:pPr>
@@ -1688,7 +1623,6 @@
     <w:p>
       <w:pPr>
         <w:rPr>
-          <w:rFonts w:hint="eastAsia"/>
           <w:color w:val="00B0F0"/>
         </w:rPr>
       </w:pPr>

--- a/internal_doc/03.开发设计/Story_JS_Ssh.docx
+++ b/internal_doc/03.开发设计/Story_JS_Ssh.docx
@@ -242,11 +242,11 @@
         <w:tblLook w:val="04A0"/>
       </w:tblPr>
       <w:tblGrid>
-        <w:gridCol w:w="1661"/>
-        <w:gridCol w:w="1638"/>
-        <w:gridCol w:w="1639"/>
-        <w:gridCol w:w="1639"/>
-        <w:gridCol w:w="1588"/>
+        <w:gridCol w:w="1585"/>
+        <w:gridCol w:w="1650"/>
+        <w:gridCol w:w="1628"/>
+        <w:gridCol w:w="1560"/>
+        <w:gridCol w:w="1742"/>
       </w:tblGrid>
       <w:tr>
         <w:tc>
@@ -966,6 +966,7 @@
         <w:tc>
           <w:tcPr>
             <w:tcW w:w="1661" w:type="dxa"/>
+            <w:vMerge w:val="restart"/>
           </w:tcPr>
           <w:p>
             <w:pPr>
@@ -1097,6 +1098,7 @@
         <w:tc>
           <w:tcPr>
             <w:tcW w:w="1661" w:type="dxa"/>
+            <w:vMerge/>
           </w:tcPr>
           <w:p>
             <w:pPr>
@@ -1192,6 +1194,7 @@
         <w:tc>
           <w:tcPr>
             <w:tcW w:w="1661" w:type="dxa"/>
+            <w:vMerge/>
           </w:tcPr>
           <w:p>
             <w:pPr>
@@ -1293,6 +1296,7 @@
         <w:tc>
           <w:tcPr>
             <w:tcW w:w="1661" w:type="dxa"/>
+            <w:vMerge/>
           </w:tcPr>
           <w:p>
             <w:pPr>
@@ -1354,21 +1358,7 @@
                 <w:rFonts w:hint="eastAsia"/>
                 <w:color w:val="00B0F0"/>
               </w:rPr>
-              <w:t>&lt;</w:t>
-            </w:r>
-            <w:r>
-              <w:rPr>
-                <w:rFonts w:hint="eastAsia"/>
-                <w:color w:val="00B0F0"/>
-              </w:rPr>
-              <w:t>mode</w:t>
-            </w:r>
-            <w:r>
-              <w:rPr>
-                <w:rFonts w:hint="eastAsia"/>
-                <w:color w:val="00B0F0"/>
-              </w:rPr>
-              <w:t>&gt;</w:t>
+              <w:t>&lt;mode&gt;</w:t>
             </w:r>
           </w:p>
           <w:p>
@@ -1440,6 +1430,7 @@
         <w:tc>
           <w:tcPr>
             <w:tcW w:w="1661" w:type="dxa"/>
+            <w:vMerge/>
           </w:tcPr>
           <w:p>
             <w:pPr>
@@ -1528,6 +1519,7 @@
         <w:tc>
           <w:tcPr>
             <w:tcW w:w="1661" w:type="dxa"/>
+            <w:vMerge/>
           </w:tcPr>
           <w:p>
             <w:pPr>
@@ -1615,6 +1607,1124 @@
                 <w:color w:val="00B0F0"/>
               </w:rPr>
               <w:t>删除文件</w:t>
+            </w:r>
+          </w:p>
+        </w:tc>
+      </w:tr>
+      <w:tr>
+        <w:tc>
+          <w:tcPr>
+            <w:tcW w:w="1661" w:type="dxa"/>
+          </w:tcPr>
+          <w:p>
+            <w:pPr>
+              <w:ind w:left="0"/>
+              <w:rPr>
+                <w:rFonts w:hint="eastAsia"/>
+                <w:color w:val="00B0F0"/>
+              </w:rPr>
+            </w:pPr>
+            <w:r>
+              <w:rPr>
+                <w:rFonts w:hint="eastAsia"/>
+                <w:color w:val="00B0F0"/>
+              </w:rPr>
+              <w:lastRenderedPageBreak/>
+              <w:t>System</w:t>
+            </w:r>
+          </w:p>
+          <w:p>
+            <w:pPr>
+              <w:ind w:left="0"/>
+              <w:rPr>
+                <w:color w:val="00B0F0"/>
+              </w:rPr>
+            </w:pPr>
+            <w:r>
+              <w:rPr>
+                <w:rFonts w:hint="eastAsia"/>
+                <w:color w:val="00B0F0"/>
+              </w:rPr>
+              <w:t>系统类</w:t>
+            </w:r>
+          </w:p>
+        </w:tc>
+        <w:tc>
+          <w:tcPr>
+            <w:tcW w:w="1638" w:type="dxa"/>
+          </w:tcPr>
+          <w:p>
+            <w:pPr>
+              <w:ind w:left="0"/>
+              <w:rPr>
+                <w:rFonts w:hint="eastAsia"/>
+                <w:color w:val="00B0F0"/>
+              </w:rPr>
+            </w:pPr>
+            <w:r>
+              <w:rPr>
+                <w:rFonts w:hint="eastAsia"/>
+                <w:color w:val="00B0F0"/>
+              </w:rPr>
+              <w:t>static ping</w:t>
+            </w:r>
+          </w:p>
+        </w:tc>
+        <w:tc>
+          <w:tcPr>
+            <w:tcW w:w="1639" w:type="dxa"/>
+          </w:tcPr>
+          <w:p>
+            <w:pPr>
+              <w:ind w:left="0"/>
+              <w:rPr>
+                <w:rFonts w:hint="eastAsia"/>
+                <w:color w:val="00B0F0"/>
+              </w:rPr>
+            </w:pPr>
+            <w:r>
+              <w:rPr>
+                <w:rFonts w:hint="eastAsia"/>
+                <w:color w:val="00B0F0"/>
+              </w:rPr>
+              <w:t>&lt;hostname/ip&gt;</w:t>
+            </w:r>
+          </w:p>
+          <w:p>
+            <w:pPr>
+              <w:ind w:left="0"/>
+              <w:rPr>
+                <w:rFonts w:hint="eastAsia"/>
+                <w:color w:val="00B0F0"/>
+              </w:rPr>
+            </w:pPr>
+            <w:r>
+              <w:rPr>
+                <w:rFonts w:hint="eastAsia"/>
+                <w:color w:val="00B0F0"/>
+              </w:rPr>
+              <w:t>[times]</w:t>
+            </w:r>
+          </w:p>
+        </w:tc>
+        <w:tc>
+          <w:tcPr>
+            <w:tcW w:w="1639" w:type="dxa"/>
+          </w:tcPr>
+          <w:p>
+            <w:pPr>
+              <w:ind w:left="0"/>
+              <w:rPr>
+                <w:rFonts w:hint="eastAsia"/>
+                <w:color w:val="00B0F0"/>
+              </w:rPr>
+            </w:pPr>
+            <w:r>
+              <w:rPr>
+                <w:rFonts w:hint="eastAsia"/>
+                <w:color w:val="00B0F0"/>
+              </w:rPr>
+              <w:t>Object</w:t>
+            </w:r>
+          </w:p>
+        </w:tc>
+        <w:tc>
+          <w:tcPr>
+            <w:tcW w:w="1588" w:type="dxa"/>
+          </w:tcPr>
+          <w:p>
+            <w:pPr>
+              <w:ind w:left="0"/>
+              <w:rPr>
+                <w:rFonts w:hint="eastAsia"/>
+                <w:color w:val="00B0F0"/>
+              </w:rPr>
+            </w:pPr>
+            <w:r>
+              <w:rPr>
+                <w:rFonts w:hint="eastAsia"/>
+                <w:color w:val="00B0F0"/>
+              </w:rPr>
+              <w:t>ping</w:t>
+            </w:r>
+            <w:r>
+              <w:rPr>
+                <w:rFonts w:hint="eastAsia"/>
+                <w:color w:val="00B0F0"/>
+              </w:rPr>
+              <w:t>返回的参数</w:t>
+            </w:r>
+          </w:p>
+        </w:tc>
+      </w:tr>
+      <w:tr>
+        <w:tc>
+          <w:tcPr>
+            <w:tcW w:w="1661" w:type="dxa"/>
+          </w:tcPr>
+          <w:p>
+            <w:pPr>
+              <w:ind w:left="0"/>
+              <w:rPr>
+                <w:color w:val="00B0F0"/>
+              </w:rPr>
+            </w:pPr>
+          </w:p>
+        </w:tc>
+        <w:tc>
+          <w:tcPr>
+            <w:tcW w:w="1638" w:type="dxa"/>
+          </w:tcPr>
+          <w:p>
+            <w:pPr>
+              <w:ind w:left="0"/>
+              <w:rPr>
+                <w:rFonts w:hint="eastAsia"/>
+                <w:color w:val="00B0F0"/>
+              </w:rPr>
+            </w:pPr>
+            <w:r>
+              <w:rPr>
+                <w:rFonts w:hint="eastAsia"/>
+                <w:color w:val="00B0F0"/>
+              </w:rPr>
+              <w:t>static sniffPort</w:t>
+            </w:r>
+          </w:p>
+        </w:tc>
+        <w:tc>
+          <w:tcPr>
+            <w:tcW w:w="1639" w:type="dxa"/>
+          </w:tcPr>
+          <w:p>
+            <w:pPr>
+              <w:ind w:left="0"/>
+              <w:rPr>
+                <w:rFonts w:hint="eastAsia"/>
+                <w:color w:val="00B0F0"/>
+              </w:rPr>
+            </w:pPr>
+            <w:r>
+              <w:rPr>
+                <w:rFonts w:hint="eastAsia"/>
+                <w:color w:val="00B0F0"/>
+              </w:rPr>
+              <w:t>&lt;port&gt;</w:t>
+            </w:r>
+          </w:p>
+        </w:tc>
+        <w:tc>
+          <w:tcPr>
+            <w:tcW w:w="1639" w:type="dxa"/>
+          </w:tcPr>
+          <w:p>
+            <w:pPr>
+              <w:ind w:left="0"/>
+              <w:rPr>
+                <w:rFonts w:hint="eastAsia"/>
+                <w:color w:val="00B0F0"/>
+              </w:rPr>
+            </w:pPr>
+            <w:r>
+              <w:rPr>
+                <w:rFonts w:hint="eastAsia"/>
+                <w:color w:val="00B0F0"/>
+              </w:rPr>
+              <w:t>Object</w:t>
+            </w:r>
+          </w:p>
+        </w:tc>
+        <w:tc>
+          <w:tcPr>
+            <w:tcW w:w="1588" w:type="dxa"/>
+          </w:tcPr>
+          <w:p>
+            <w:pPr>
+              <w:ind w:left="0"/>
+              <w:rPr>
+                <w:rFonts w:hint="eastAsia"/>
+                <w:color w:val="00B0F0"/>
+              </w:rPr>
+            </w:pPr>
+            <w:r>
+              <w:rPr>
+                <w:rFonts w:hint="eastAsia"/>
+                <w:color w:val="00B0F0"/>
+              </w:rPr>
+              <w:t>端口状态</w:t>
+            </w:r>
+          </w:p>
+        </w:tc>
+      </w:tr>
+      <w:tr>
+        <w:tc>
+          <w:tcPr>
+            <w:tcW w:w="1661" w:type="dxa"/>
+          </w:tcPr>
+          <w:p>
+            <w:pPr>
+              <w:ind w:left="0"/>
+              <w:rPr>
+                <w:color w:val="00B0F0"/>
+              </w:rPr>
+            </w:pPr>
+          </w:p>
+        </w:tc>
+        <w:tc>
+          <w:tcPr>
+            <w:tcW w:w="1638" w:type="dxa"/>
+          </w:tcPr>
+          <w:p>
+            <w:pPr>
+              <w:ind w:left="0"/>
+              <w:rPr>
+                <w:rFonts w:hint="eastAsia"/>
+                <w:color w:val="00B0F0"/>
+              </w:rPr>
+            </w:pPr>
+            <w:r>
+              <w:rPr>
+                <w:rFonts w:hint="eastAsia"/>
+                <w:color w:val="00B0F0"/>
+              </w:rPr>
+              <w:t>static type()</w:t>
+            </w:r>
+          </w:p>
+        </w:tc>
+        <w:tc>
+          <w:tcPr>
+            <w:tcW w:w="1639" w:type="dxa"/>
+          </w:tcPr>
+          <w:p>
+            <w:pPr>
+              <w:ind w:left="0"/>
+              <w:rPr>
+                <w:rFonts w:hint="eastAsia"/>
+                <w:color w:val="00B0F0"/>
+              </w:rPr>
+            </w:pPr>
+          </w:p>
+        </w:tc>
+        <w:tc>
+          <w:tcPr>
+            <w:tcW w:w="1639" w:type="dxa"/>
+          </w:tcPr>
+          <w:p>
+            <w:pPr>
+              <w:ind w:left="0"/>
+              <w:rPr>
+                <w:rFonts w:hint="eastAsia"/>
+                <w:color w:val="00B0F0"/>
+              </w:rPr>
+            </w:pPr>
+            <w:r>
+              <w:rPr>
+                <w:rFonts w:hint="eastAsia"/>
+                <w:color w:val="00B0F0"/>
+              </w:rPr>
+              <w:t>String</w:t>
+            </w:r>
+          </w:p>
+        </w:tc>
+        <w:tc>
+          <w:tcPr>
+            <w:tcW w:w="1588" w:type="dxa"/>
+          </w:tcPr>
+          <w:p>
+            <w:pPr>
+              <w:ind w:left="0"/>
+              <w:rPr>
+                <w:rFonts w:hint="eastAsia"/>
+                <w:color w:val="00B0F0"/>
+              </w:rPr>
+            </w:pPr>
+            <w:r>
+              <w:rPr>
+                <w:rFonts w:hint="eastAsia"/>
+                <w:color w:val="00B0F0"/>
+              </w:rPr>
+              <w:t>WINDOWS/LINUX</w:t>
+            </w:r>
+          </w:p>
+          <w:p>
+            <w:pPr>
+              <w:ind w:left="0"/>
+              <w:rPr>
+                <w:rFonts w:hint="eastAsia"/>
+                <w:color w:val="00B0F0"/>
+              </w:rPr>
+            </w:pPr>
+            <w:r>
+              <w:rPr>
+                <w:rFonts w:hint="eastAsia"/>
+                <w:color w:val="00B0F0"/>
+              </w:rPr>
+              <w:t>/OTHERS</w:t>
+            </w:r>
+          </w:p>
+        </w:tc>
+      </w:tr>
+      <w:tr>
+        <w:tc>
+          <w:tcPr>
+            <w:tcW w:w="1661" w:type="dxa"/>
+          </w:tcPr>
+          <w:p>
+            <w:pPr>
+              <w:ind w:left="0"/>
+              <w:rPr>
+                <w:color w:val="00B0F0"/>
+              </w:rPr>
+            </w:pPr>
+          </w:p>
+        </w:tc>
+        <w:tc>
+          <w:tcPr>
+            <w:tcW w:w="1638" w:type="dxa"/>
+          </w:tcPr>
+          <w:p>
+            <w:pPr>
+              <w:ind w:left="0"/>
+              <w:rPr>
+                <w:rFonts w:hint="eastAsia"/>
+                <w:color w:val="00B0F0"/>
+              </w:rPr>
+            </w:pPr>
+            <w:r>
+              <w:rPr>
+                <w:rFonts w:hint="eastAsia"/>
+                <w:color w:val="00B0F0"/>
+              </w:rPr>
+              <w:t xml:space="preserve">static </w:t>
+            </w:r>
+            <w:r>
+              <w:rPr>
+                <w:color w:val="00B0F0"/>
+              </w:rPr>
+              <w:t>getReleaseInfo</w:t>
+            </w:r>
+            <w:r>
+              <w:rPr>
+                <w:rFonts w:hint="eastAsia"/>
+                <w:color w:val="00B0F0"/>
+              </w:rPr>
+              <w:t xml:space="preserve"> </w:t>
+            </w:r>
+            <w:r>
+              <w:rPr>
+                <w:rFonts w:hint="eastAsia"/>
+                <w:color w:val="00B0F0"/>
+              </w:rPr>
+              <w:t>()</w:t>
+            </w:r>
+          </w:p>
+        </w:tc>
+        <w:tc>
+          <w:tcPr>
+            <w:tcW w:w="1639" w:type="dxa"/>
+          </w:tcPr>
+          <w:p>
+            <w:pPr>
+              <w:ind w:left="0"/>
+              <w:rPr>
+                <w:rFonts w:hint="eastAsia"/>
+                <w:color w:val="00B0F0"/>
+              </w:rPr>
+            </w:pPr>
+          </w:p>
+        </w:tc>
+        <w:tc>
+          <w:tcPr>
+            <w:tcW w:w="1639" w:type="dxa"/>
+          </w:tcPr>
+          <w:p>
+            <w:pPr>
+              <w:ind w:left="0"/>
+              <w:rPr>
+                <w:rFonts w:hint="eastAsia"/>
+                <w:color w:val="00B0F0"/>
+              </w:rPr>
+            </w:pPr>
+            <w:r>
+              <w:rPr>
+                <w:rFonts w:hint="eastAsia"/>
+                <w:color w:val="00B0F0"/>
+              </w:rPr>
+              <w:t>Object</w:t>
+            </w:r>
+          </w:p>
+        </w:tc>
+        <w:tc>
+          <w:tcPr>
+            <w:tcW w:w="1588" w:type="dxa"/>
+          </w:tcPr>
+          <w:p>
+            <w:pPr>
+              <w:ind w:left="0"/>
+              <w:rPr>
+                <w:rFonts w:hint="eastAsia"/>
+                <w:color w:val="00B0F0"/>
+              </w:rPr>
+            </w:pPr>
+          </w:p>
+        </w:tc>
+      </w:tr>
+      <w:tr>
+        <w:tc>
+          <w:tcPr>
+            <w:tcW w:w="1661" w:type="dxa"/>
+          </w:tcPr>
+          <w:p>
+            <w:pPr>
+              <w:ind w:left="0"/>
+              <w:rPr>
+                <w:color w:val="00B0F0"/>
+              </w:rPr>
+            </w:pPr>
+          </w:p>
+        </w:tc>
+        <w:tc>
+          <w:tcPr>
+            <w:tcW w:w="1638" w:type="dxa"/>
+          </w:tcPr>
+          <w:p>
+            <w:pPr>
+              <w:ind w:left="0"/>
+              <w:rPr>
+                <w:rFonts w:hint="eastAsia"/>
+                <w:color w:val="00B0F0"/>
+              </w:rPr>
+            </w:pPr>
+            <w:r>
+              <w:rPr>
+                <w:rFonts w:hint="eastAsia"/>
+                <w:color w:val="00B0F0"/>
+              </w:rPr>
+              <w:t>static getHostsMap()</w:t>
+            </w:r>
+          </w:p>
+        </w:tc>
+        <w:tc>
+          <w:tcPr>
+            <w:tcW w:w="1639" w:type="dxa"/>
+          </w:tcPr>
+          <w:p>
+            <w:pPr>
+              <w:ind w:left="0"/>
+              <w:rPr>
+                <w:rFonts w:hint="eastAsia"/>
+                <w:color w:val="00B0F0"/>
+              </w:rPr>
+            </w:pPr>
+          </w:p>
+        </w:tc>
+        <w:tc>
+          <w:tcPr>
+            <w:tcW w:w="1639" w:type="dxa"/>
+          </w:tcPr>
+          <w:p>
+            <w:pPr>
+              <w:ind w:left="0"/>
+              <w:rPr>
+                <w:rFonts w:hint="eastAsia"/>
+                <w:color w:val="00B0F0"/>
+              </w:rPr>
+            </w:pPr>
+            <w:r>
+              <w:rPr>
+                <w:rFonts w:hint="eastAsia"/>
+                <w:color w:val="00B0F0"/>
+              </w:rPr>
+              <w:t>Object</w:t>
+            </w:r>
+          </w:p>
+        </w:tc>
+        <w:tc>
+          <w:tcPr>
+            <w:tcW w:w="1588" w:type="dxa"/>
+          </w:tcPr>
+          <w:p>
+            <w:pPr>
+              <w:ind w:left="0"/>
+              <w:rPr>
+                <w:rFonts w:hint="eastAsia"/>
+                <w:color w:val="00B0F0"/>
+              </w:rPr>
+            </w:pPr>
+            <w:r>
+              <w:rPr>
+                <w:rFonts w:hint="eastAsia"/>
+                <w:color w:val="00B0F0"/>
+              </w:rPr>
+              <w:t>hosts file</w:t>
+            </w:r>
+          </w:p>
+        </w:tc>
+      </w:tr>
+      <w:tr>
+        <w:tc>
+          <w:tcPr>
+            <w:tcW w:w="1661" w:type="dxa"/>
+          </w:tcPr>
+          <w:p>
+            <w:pPr>
+              <w:ind w:left="0"/>
+              <w:rPr>
+                <w:color w:val="00B0F0"/>
+              </w:rPr>
+            </w:pPr>
+          </w:p>
+        </w:tc>
+        <w:tc>
+          <w:tcPr>
+            <w:tcW w:w="1638" w:type="dxa"/>
+          </w:tcPr>
+          <w:p>
+            <w:pPr>
+              <w:ind w:left="0"/>
+              <w:rPr>
+                <w:rFonts w:hint="eastAsia"/>
+                <w:color w:val="00B0F0"/>
+              </w:rPr>
+            </w:pPr>
+            <w:r>
+              <w:rPr>
+                <w:rFonts w:hint="eastAsia"/>
+                <w:color w:val="00B0F0"/>
+              </w:rPr>
+              <w:t>static getCpuInfo()</w:t>
+            </w:r>
+          </w:p>
+        </w:tc>
+        <w:tc>
+          <w:tcPr>
+            <w:tcW w:w="1639" w:type="dxa"/>
+          </w:tcPr>
+          <w:p>
+            <w:pPr>
+              <w:ind w:left="0"/>
+              <w:rPr>
+                <w:rFonts w:hint="eastAsia"/>
+                <w:color w:val="00B0F0"/>
+              </w:rPr>
+            </w:pPr>
+          </w:p>
+        </w:tc>
+        <w:tc>
+          <w:tcPr>
+            <w:tcW w:w="1639" w:type="dxa"/>
+          </w:tcPr>
+          <w:p>
+            <w:pPr>
+              <w:ind w:left="0"/>
+              <w:rPr>
+                <w:rFonts w:hint="eastAsia"/>
+                <w:color w:val="00B0F0"/>
+              </w:rPr>
+            </w:pPr>
+            <w:r>
+              <w:rPr>
+                <w:rFonts w:hint="eastAsia"/>
+                <w:color w:val="00B0F0"/>
+              </w:rPr>
+              <w:t>Object</w:t>
+            </w:r>
+          </w:p>
+        </w:tc>
+        <w:tc>
+          <w:tcPr>
+            <w:tcW w:w="1588" w:type="dxa"/>
+          </w:tcPr>
+          <w:p>
+            <w:pPr>
+              <w:ind w:left="0"/>
+              <w:rPr>
+                <w:rFonts w:hint="eastAsia"/>
+                <w:color w:val="00B0F0"/>
+              </w:rPr>
+            </w:pPr>
+            <w:r>
+              <w:rPr>
+                <w:rFonts w:hint="eastAsia"/>
+                <w:color w:val="00B0F0"/>
+              </w:rPr>
+              <w:t>cpu info</w:t>
+            </w:r>
+          </w:p>
+        </w:tc>
+      </w:tr>
+      <w:tr>
+        <w:tc>
+          <w:tcPr>
+            <w:tcW w:w="1661" w:type="dxa"/>
+          </w:tcPr>
+          <w:p>
+            <w:pPr>
+              <w:ind w:left="0"/>
+              <w:rPr>
+                <w:color w:val="00B0F0"/>
+              </w:rPr>
+            </w:pPr>
+          </w:p>
+        </w:tc>
+        <w:tc>
+          <w:tcPr>
+            <w:tcW w:w="1638" w:type="dxa"/>
+          </w:tcPr>
+          <w:p>
+            <w:pPr>
+              <w:ind w:left="0"/>
+              <w:rPr>
+                <w:rFonts w:hint="eastAsia"/>
+                <w:color w:val="00B0F0"/>
+              </w:rPr>
+            </w:pPr>
+            <w:r>
+              <w:rPr>
+                <w:rFonts w:hint="eastAsia"/>
+                <w:color w:val="00B0F0"/>
+              </w:rPr>
+              <w:t>static getMemInfo()</w:t>
+            </w:r>
+          </w:p>
+        </w:tc>
+        <w:tc>
+          <w:tcPr>
+            <w:tcW w:w="1639" w:type="dxa"/>
+          </w:tcPr>
+          <w:p>
+            <w:pPr>
+              <w:ind w:left="0"/>
+              <w:rPr>
+                <w:rFonts w:hint="eastAsia"/>
+                <w:color w:val="00B0F0"/>
+              </w:rPr>
+            </w:pPr>
+          </w:p>
+        </w:tc>
+        <w:tc>
+          <w:tcPr>
+            <w:tcW w:w="1639" w:type="dxa"/>
+          </w:tcPr>
+          <w:p>
+            <w:pPr>
+              <w:ind w:left="0"/>
+              <w:rPr>
+                <w:rFonts w:hint="eastAsia"/>
+                <w:color w:val="00B0F0"/>
+              </w:rPr>
+            </w:pPr>
+            <w:r>
+              <w:rPr>
+                <w:rFonts w:hint="eastAsia"/>
+                <w:color w:val="00B0F0"/>
+              </w:rPr>
+              <w:t>Object</w:t>
+            </w:r>
+          </w:p>
+        </w:tc>
+        <w:tc>
+          <w:tcPr>
+            <w:tcW w:w="1588" w:type="dxa"/>
+          </w:tcPr>
+          <w:p>
+            <w:pPr>
+              <w:ind w:left="0"/>
+              <w:rPr>
+                <w:rFonts w:hint="eastAsia"/>
+                <w:color w:val="00B0F0"/>
+              </w:rPr>
+            </w:pPr>
+            <w:r>
+              <w:rPr>
+                <w:rFonts w:hint="eastAsia"/>
+                <w:color w:val="00B0F0"/>
+              </w:rPr>
+              <w:t>mem info</w:t>
+            </w:r>
+          </w:p>
+        </w:tc>
+      </w:tr>
+      <w:tr>
+        <w:tc>
+          <w:tcPr>
+            <w:tcW w:w="1661" w:type="dxa"/>
+          </w:tcPr>
+          <w:p>
+            <w:pPr>
+              <w:ind w:left="0"/>
+              <w:rPr>
+                <w:color w:val="00B0F0"/>
+              </w:rPr>
+            </w:pPr>
+          </w:p>
+        </w:tc>
+        <w:tc>
+          <w:tcPr>
+            <w:tcW w:w="1638" w:type="dxa"/>
+          </w:tcPr>
+          <w:p>
+            <w:pPr>
+              <w:ind w:left="0"/>
+              <w:rPr>
+                <w:rFonts w:hint="eastAsia"/>
+                <w:color w:val="00B0F0"/>
+              </w:rPr>
+            </w:pPr>
+            <w:r>
+              <w:rPr>
+                <w:rFonts w:hint="eastAsia"/>
+                <w:color w:val="00B0F0"/>
+              </w:rPr>
+              <w:t>static getDiskInfo()</w:t>
+            </w:r>
+          </w:p>
+        </w:tc>
+        <w:tc>
+          <w:tcPr>
+            <w:tcW w:w="1639" w:type="dxa"/>
+          </w:tcPr>
+          <w:p>
+            <w:pPr>
+              <w:ind w:left="0"/>
+              <w:rPr>
+                <w:rFonts w:hint="eastAsia"/>
+                <w:color w:val="00B0F0"/>
+              </w:rPr>
+            </w:pPr>
+          </w:p>
+        </w:tc>
+        <w:tc>
+          <w:tcPr>
+            <w:tcW w:w="1639" w:type="dxa"/>
+          </w:tcPr>
+          <w:p>
+            <w:pPr>
+              <w:ind w:left="0"/>
+              <w:rPr>
+                <w:rFonts w:hint="eastAsia"/>
+                <w:color w:val="00B0F0"/>
+              </w:rPr>
+            </w:pPr>
+            <w:r>
+              <w:rPr>
+                <w:rFonts w:hint="eastAsia"/>
+                <w:color w:val="00B0F0"/>
+              </w:rPr>
+              <w:t>Object</w:t>
+            </w:r>
+          </w:p>
+        </w:tc>
+        <w:tc>
+          <w:tcPr>
+            <w:tcW w:w="1588" w:type="dxa"/>
+          </w:tcPr>
+          <w:p>
+            <w:pPr>
+              <w:ind w:left="0"/>
+              <w:rPr>
+                <w:rFonts w:hint="eastAsia"/>
+                <w:color w:val="00B0F0"/>
+              </w:rPr>
+            </w:pPr>
+            <w:r>
+              <w:rPr>
+                <w:rFonts w:hint="eastAsia"/>
+                <w:color w:val="00B0F0"/>
+              </w:rPr>
+              <w:t>disk info</w:t>
+            </w:r>
+          </w:p>
+        </w:tc>
+      </w:tr>
+      <w:tr>
+        <w:tc>
+          <w:tcPr>
+            <w:tcW w:w="1661" w:type="dxa"/>
+          </w:tcPr>
+          <w:p>
+            <w:pPr>
+              <w:ind w:left="0"/>
+              <w:rPr>
+                <w:color w:val="00B0F0"/>
+              </w:rPr>
+            </w:pPr>
+          </w:p>
+        </w:tc>
+        <w:tc>
+          <w:tcPr>
+            <w:tcW w:w="1638" w:type="dxa"/>
+          </w:tcPr>
+          <w:p>
+            <w:pPr>
+              <w:ind w:left="0"/>
+              <w:rPr>
+                <w:rFonts w:hint="eastAsia"/>
+                <w:color w:val="00B0F0"/>
+              </w:rPr>
+            </w:pPr>
+            <w:r>
+              <w:rPr>
+                <w:rFonts w:hint="eastAsia"/>
+                <w:color w:val="00B0F0"/>
+              </w:rPr>
+              <w:t>static getNetCardInfo()</w:t>
+            </w:r>
+          </w:p>
+        </w:tc>
+        <w:tc>
+          <w:tcPr>
+            <w:tcW w:w="1639" w:type="dxa"/>
+          </w:tcPr>
+          <w:p>
+            <w:pPr>
+              <w:ind w:left="0"/>
+              <w:rPr>
+                <w:rFonts w:hint="eastAsia"/>
+                <w:color w:val="00B0F0"/>
+              </w:rPr>
+            </w:pPr>
+          </w:p>
+        </w:tc>
+        <w:tc>
+          <w:tcPr>
+            <w:tcW w:w="1639" w:type="dxa"/>
+          </w:tcPr>
+          <w:p>
+            <w:pPr>
+              <w:ind w:left="0"/>
+              <w:rPr>
+                <w:rFonts w:hint="eastAsia"/>
+                <w:color w:val="00B0F0"/>
+              </w:rPr>
+            </w:pPr>
+            <w:r>
+              <w:rPr>
+                <w:rFonts w:hint="eastAsia"/>
+                <w:color w:val="00B0F0"/>
+              </w:rPr>
+              <w:t>Object</w:t>
+            </w:r>
+          </w:p>
+        </w:tc>
+        <w:tc>
+          <w:tcPr>
+            <w:tcW w:w="1588" w:type="dxa"/>
+          </w:tcPr>
+          <w:p>
+            <w:pPr>
+              <w:ind w:left="0"/>
+              <w:rPr>
+                <w:rFonts w:hint="eastAsia"/>
+                <w:color w:val="00B0F0"/>
+              </w:rPr>
+            </w:pPr>
+            <w:r>
+              <w:rPr>
+                <w:rFonts w:hint="eastAsia"/>
+                <w:color w:val="00B0F0"/>
+              </w:rPr>
+              <w:t>net card info</w:t>
+            </w:r>
+          </w:p>
+        </w:tc>
+      </w:tr>
+      <w:tr>
+        <w:tc>
+          <w:tcPr>
+            <w:tcW w:w="1661" w:type="dxa"/>
+          </w:tcPr>
+          <w:p>
+            <w:pPr>
+              <w:ind w:left="0"/>
+              <w:rPr>
+                <w:color w:val="00B0F0"/>
+              </w:rPr>
+            </w:pPr>
+          </w:p>
+        </w:tc>
+        <w:tc>
+          <w:tcPr>
+            <w:tcW w:w="1638" w:type="dxa"/>
+          </w:tcPr>
+          <w:p>
+            <w:pPr>
+              <w:ind w:left="0"/>
+              <w:rPr>
+                <w:rFonts w:hint="eastAsia"/>
+                <w:color w:val="00B0F0"/>
+              </w:rPr>
+            </w:pPr>
+            <w:r>
+              <w:rPr>
+                <w:rFonts w:hint="eastAsia"/>
+                <w:color w:val="00B0F0"/>
+              </w:rPr>
+              <w:t>static getIpTablesInfo()</w:t>
+            </w:r>
+          </w:p>
+        </w:tc>
+        <w:tc>
+          <w:tcPr>
+            <w:tcW w:w="1639" w:type="dxa"/>
+          </w:tcPr>
+          <w:p>
+            <w:pPr>
+              <w:ind w:left="0"/>
+              <w:rPr>
+                <w:rFonts w:hint="eastAsia"/>
+                <w:color w:val="00B0F0"/>
+              </w:rPr>
+            </w:pPr>
+          </w:p>
+        </w:tc>
+        <w:tc>
+          <w:tcPr>
+            <w:tcW w:w="1639" w:type="dxa"/>
+          </w:tcPr>
+          <w:p>
+            <w:pPr>
+              <w:ind w:left="0"/>
+              <w:rPr>
+                <w:rFonts w:hint="eastAsia"/>
+                <w:color w:val="00B0F0"/>
+              </w:rPr>
+            </w:pPr>
+            <w:r>
+              <w:rPr>
+                <w:rFonts w:hint="eastAsia"/>
+                <w:color w:val="00B0F0"/>
+              </w:rPr>
+              <w:t>Object</w:t>
+            </w:r>
+          </w:p>
+        </w:tc>
+        <w:tc>
+          <w:tcPr>
+            <w:tcW w:w="1588" w:type="dxa"/>
+          </w:tcPr>
+          <w:p>
+            <w:pPr>
+              <w:ind w:left="0"/>
+              <w:rPr>
+                <w:rFonts w:hint="eastAsia"/>
+                <w:color w:val="00B0F0"/>
+              </w:rPr>
+            </w:pPr>
+            <w:r>
+              <w:rPr>
+                <w:rFonts w:hint="eastAsia"/>
+                <w:color w:val="00B0F0"/>
+              </w:rPr>
+              <w:t>iptables info</w:t>
+            </w:r>
+          </w:p>
+        </w:tc>
+      </w:tr>
+      <w:tr>
+        <w:tc>
+          <w:tcPr>
+            <w:tcW w:w="1661" w:type="dxa"/>
+          </w:tcPr>
+          <w:p>
+            <w:pPr>
+              <w:ind w:left="0"/>
+              <w:rPr>
+                <w:color w:val="00B0F0"/>
+              </w:rPr>
+            </w:pPr>
+          </w:p>
+        </w:tc>
+        <w:tc>
+          <w:tcPr>
+            <w:tcW w:w="1638" w:type="dxa"/>
+          </w:tcPr>
+          <w:p>
+            <w:pPr>
+              <w:ind w:left="0"/>
+              <w:rPr>
+                <w:rFonts w:hint="eastAsia"/>
+                <w:color w:val="00B0F0"/>
+              </w:rPr>
+            </w:pPr>
+            <w:r>
+              <w:rPr>
+                <w:rFonts w:hint="eastAsia"/>
+                <w:color w:val="00B0F0"/>
+              </w:rPr>
+              <w:t>static</w:t>
+            </w:r>
+          </w:p>
+          <w:p>
+            <w:pPr>
+              <w:ind w:left="0"/>
+              <w:rPr>
+                <w:rFonts w:hint="eastAsia"/>
+                <w:color w:val="00B0F0"/>
+              </w:rPr>
+            </w:pPr>
+            <w:r>
+              <w:rPr>
+                <w:rFonts w:hint="eastAsia"/>
+                <w:color w:val="00B0F0"/>
+              </w:rPr>
+              <w:t>getHostName()</w:t>
+            </w:r>
+          </w:p>
+        </w:tc>
+        <w:tc>
+          <w:tcPr>
+            <w:tcW w:w="1639" w:type="dxa"/>
+          </w:tcPr>
+          <w:p>
+            <w:pPr>
+              <w:ind w:left="0"/>
+              <w:rPr>
+                <w:rFonts w:hint="eastAsia"/>
+                <w:color w:val="00B0F0"/>
+              </w:rPr>
+            </w:pPr>
+          </w:p>
+        </w:tc>
+        <w:tc>
+          <w:tcPr>
+            <w:tcW w:w="1639" w:type="dxa"/>
+          </w:tcPr>
+          <w:p>
+            <w:pPr>
+              <w:ind w:left="0"/>
+              <w:rPr>
+                <w:rFonts w:hint="eastAsia"/>
+                <w:color w:val="00B0F0"/>
+              </w:rPr>
+            </w:pPr>
+            <w:r>
+              <w:rPr>
+                <w:rFonts w:hint="eastAsia"/>
+                <w:color w:val="00B0F0"/>
+              </w:rPr>
+              <w:t>String</w:t>
+            </w:r>
+          </w:p>
+        </w:tc>
+        <w:tc>
+          <w:tcPr>
+            <w:tcW w:w="1588" w:type="dxa"/>
+          </w:tcPr>
+          <w:p>
+            <w:pPr>
+              <w:ind w:left="0"/>
+              <w:rPr>
+                <w:rFonts w:hint="eastAsia"/>
+                <w:color w:val="00B0F0"/>
+              </w:rPr>
+            </w:pPr>
+            <w:r>
+              <w:rPr>
+                <w:rFonts w:hint="eastAsia"/>
+                <w:color w:val="00B0F0"/>
+              </w:rPr>
+              <w:t>hostname</w:t>
             </w:r>
           </w:p>
         </w:tc>

--- a/internal_doc/03.开发设计/Story_JS_Ssh.docx
+++ b/internal_doc/03.开发设计/Story_JS_Ssh.docx
@@ -242,10 +242,10 @@
         <w:tblLook w:val="04A0"/>
       </w:tblPr>
       <w:tblGrid>
-        <w:gridCol w:w="1585"/>
-        <w:gridCol w:w="1650"/>
-        <w:gridCol w:w="1628"/>
-        <w:gridCol w:w="1560"/>
+        <w:gridCol w:w="1588"/>
+        <w:gridCol w:w="1642"/>
+        <w:gridCol w:w="1629"/>
+        <w:gridCol w:w="1564"/>
         <w:gridCol w:w="1742"/>
       </w:tblGrid>
       <w:tr>
@@ -1620,7 +1620,6 @@
             <w:pPr>
               <w:ind w:left="0"/>
               <w:rPr>
-                <w:rFonts w:hint="eastAsia"/>
                 <w:color w:val="00B0F0"/>
               </w:rPr>
             </w:pPr>
@@ -1657,7 +1656,6 @@
             <w:pPr>
               <w:ind w:left="0"/>
               <w:rPr>
-                <w:rFonts w:hint="eastAsia"/>
                 <w:color w:val="00B0F0"/>
               </w:rPr>
             </w:pPr>
@@ -1678,7 +1676,6 @@
             <w:pPr>
               <w:ind w:left="0"/>
               <w:rPr>
-                <w:rFonts w:hint="eastAsia"/>
                 <w:color w:val="00B0F0"/>
               </w:rPr>
             </w:pPr>
@@ -1694,7 +1691,6 @@
             <w:pPr>
               <w:ind w:left="0"/>
               <w:rPr>
-                <w:rFonts w:hint="eastAsia"/>
                 <w:color w:val="00B0F0"/>
               </w:rPr>
             </w:pPr>
@@ -1715,7 +1711,6 @@
             <w:pPr>
               <w:ind w:left="0"/>
               <w:rPr>
-                <w:rFonts w:hint="eastAsia"/>
                 <w:color w:val="00B0F0"/>
               </w:rPr>
             </w:pPr>
@@ -1736,7 +1731,6 @@
             <w:pPr>
               <w:ind w:left="0"/>
               <w:rPr>
-                <w:rFonts w:hint="eastAsia"/>
                 <w:color w:val="00B0F0"/>
               </w:rPr>
             </w:pPr>
@@ -1779,7 +1773,6 @@
             <w:pPr>
               <w:ind w:left="0"/>
               <w:rPr>
-                <w:rFonts w:hint="eastAsia"/>
                 <w:color w:val="00B0F0"/>
               </w:rPr>
             </w:pPr>
@@ -1800,7 +1793,6 @@
             <w:pPr>
               <w:ind w:left="0"/>
               <w:rPr>
-                <w:rFonts w:hint="eastAsia"/>
                 <w:color w:val="00B0F0"/>
               </w:rPr>
             </w:pPr>
@@ -1821,7 +1813,6 @@
             <w:pPr>
               <w:ind w:left="0"/>
               <w:rPr>
-                <w:rFonts w:hint="eastAsia"/>
                 <w:color w:val="00B0F0"/>
               </w:rPr>
             </w:pPr>
@@ -1842,7 +1833,6 @@
             <w:pPr>
               <w:ind w:left="0"/>
               <w:rPr>
-                <w:rFonts w:hint="eastAsia"/>
                 <w:color w:val="00B0F0"/>
               </w:rPr>
             </w:pPr>
@@ -1878,7 +1868,6 @@
             <w:pPr>
               <w:ind w:left="0"/>
               <w:rPr>
-                <w:rFonts w:hint="eastAsia"/>
                 <w:color w:val="00B0F0"/>
               </w:rPr>
             </w:pPr>
@@ -1899,21 +1888,19 @@
             <w:pPr>
               <w:ind w:left="0"/>
               <w:rPr>
-                <w:rFonts w:hint="eastAsia"/>
-                <w:color w:val="00B0F0"/>
-              </w:rPr>
-            </w:pPr>
-          </w:p>
-        </w:tc>
-        <w:tc>
-          <w:tcPr>
-            <w:tcW w:w="1639" w:type="dxa"/>
-          </w:tcPr>
-          <w:p>
-            <w:pPr>
-              <w:ind w:left="0"/>
-              <w:rPr>
-                <w:rFonts w:hint="eastAsia"/>
+                <w:color w:val="00B0F0"/>
+              </w:rPr>
+            </w:pPr>
+          </w:p>
+        </w:tc>
+        <w:tc>
+          <w:tcPr>
+            <w:tcW w:w="1639" w:type="dxa"/>
+          </w:tcPr>
+          <w:p>
+            <w:pPr>
+              <w:ind w:left="0"/>
+              <w:rPr>
                 <w:color w:val="00B0F0"/>
               </w:rPr>
             </w:pPr>
@@ -1934,7 +1921,6 @@
             <w:pPr>
               <w:ind w:left="0"/>
               <w:rPr>
-                <w:rFonts w:hint="eastAsia"/>
                 <w:color w:val="00B0F0"/>
               </w:rPr>
             </w:pPr>
@@ -1950,7 +1936,6 @@
             <w:pPr>
               <w:ind w:left="0"/>
               <w:rPr>
-                <w:rFonts w:hint="eastAsia"/>
                 <w:color w:val="00B0F0"/>
               </w:rPr>
             </w:pPr>
@@ -1986,7 +1971,6 @@
             <w:pPr>
               <w:ind w:left="0"/>
               <w:rPr>
-                <w:rFonts w:hint="eastAsia"/>
                 <w:color w:val="00B0F0"/>
               </w:rPr>
             </w:pPr>
@@ -2027,21 +2011,19 @@
             <w:pPr>
               <w:ind w:left="0"/>
               <w:rPr>
-                <w:rFonts w:hint="eastAsia"/>
-                <w:color w:val="00B0F0"/>
-              </w:rPr>
-            </w:pPr>
-          </w:p>
-        </w:tc>
-        <w:tc>
-          <w:tcPr>
-            <w:tcW w:w="1639" w:type="dxa"/>
-          </w:tcPr>
-          <w:p>
-            <w:pPr>
-              <w:ind w:left="0"/>
-              <w:rPr>
-                <w:rFonts w:hint="eastAsia"/>
+                <w:color w:val="00B0F0"/>
+              </w:rPr>
+            </w:pPr>
+          </w:p>
+        </w:tc>
+        <w:tc>
+          <w:tcPr>
+            <w:tcW w:w="1639" w:type="dxa"/>
+          </w:tcPr>
+          <w:p>
+            <w:pPr>
+              <w:ind w:left="0"/>
+              <w:rPr>
                 <w:color w:val="00B0F0"/>
               </w:rPr>
             </w:pPr>
@@ -2062,7 +2044,6 @@
             <w:pPr>
               <w:ind w:left="0"/>
               <w:rPr>
-                <w:rFonts w:hint="eastAsia"/>
                 <w:color w:val="00B0F0"/>
               </w:rPr>
             </w:pPr>
@@ -2091,7 +2072,6 @@
             <w:pPr>
               <w:ind w:left="0"/>
               <w:rPr>
-                <w:rFonts w:hint="eastAsia"/>
                 <w:color w:val="00B0F0"/>
               </w:rPr>
             </w:pPr>
@@ -2112,21 +2092,19 @@
             <w:pPr>
               <w:ind w:left="0"/>
               <w:rPr>
-                <w:rFonts w:hint="eastAsia"/>
-                <w:color w:val="00B0F0"/>
-              </w:rPr>
-            </w:pPr>
-          </w:p>
-        </w:tc>
-        <w:tc>
-          <w:tcPr>
-            <w:tcW w:w="1639" w:type="dxa"/>
-          </w:tcPr>
-          <w:p>
-            <w:pPr>
-              <w:ind w:left="0"/>
-              <w:rPr>
-                <w:rFonts w:hint="eastAsia"/>
+                <w:color w:val="00B0F0"/>
+              </w:rPr>
+            </w:pPr>
+          </w:p>
+        </w:tc>
+        <w:tc>
+          <w:tcPr>
+            <w:tcW w:w="1639" w:type="dxa"/>
+          </w:tcPr>
+          <w:p>
+            <w:pPr>
+              <w:ind w:left="0"/>
+              <w:rPr>
                 <w:color w:val="00B0F0"/>
               </w:rPr>
             </w:pPr>
@@ -2147,7 +2125,6 @@
             <w:pPr>
               <w:ind w:left="0"/>
               <w:rPr>
-                <w:rFonts w:hint="eastAsia"/>
                 <w:color w:val="00B0F0"/>
               </w:rPr>
             </w:pPr>
@@ -2183,7 +2160,6 @@
             <w:pPr>
               <w:ind w:left="0"/>
               <w:rPr>
-                <w:rFonts w:hint="eastAsia"/>
                 <w:color w:val="00B0F0"/>
               </w:rPr>
             </w:pPr>
@@ -2204,21 +2180,19 @@
             <w:pPr>
               <w:ind w:left="0"/>
               <w:rPr>
-                <w:rFonts w:hint="eastAsia"/>
-                <w:color w:val="00B0F0"/>
-              </w:rPr>
-            </w:pPr>
-          </w:p>
-        </w:tc>
-        <w:tc>
-          <w:tcPr>
-            <w:tcW w:w="1639" w:type="dxa"/>
-          </w:tcPr>
-          <w:p>
-            <w:pPr>
-              <w:ind w:left="0"/>
-              <w:rPr>
-                <w:rFonts w:hint="eastAsia"/>
+                <w:color w:val="00B0F0"/>
+              </w:rPr>
+            </w:pPr>
+          </w:p>
+        </w:tc>
+        <w:tc>
+          <w:tcPr>
+            <w:tcW w:w="1639" w:type="dxa"/>
+          </w:tcPr>
+          <w:p>
+            <w:pPr>
+              <w:ind w:left="0"/>
+              <w:rPr>
                 <w:color w:val="00B0F0"/>
               </w:rPr>
             </w:pPr>
@@ -2239,7 +2213,6 @@
             <w:pPr>
               <w:ind w:left="0"/>
               <w:rPr>
-                <w:rFonts w:hint="eastAsia"/>
                 <w:color w:val="00B0F0"/>
               </w:rPr>
             </w:pPr>
@@ -2275,7 +2248,6 @@
             <w:pPr>
               <w:ind w:left="0"/>
               <w:rPr>
-                <w:rFonts w:hint="eastAsia"/>
                 <w:color w:val="00B0F0"/>
               </w:rPr>
             </w:pPr>
@@ -2296,21 +2268,19 @@
             <w:pPr>
               <w:ind w:left="0"/>
               <w:rPr>
-                <w:rFonts w:hint="eastAsia"/>
-                <w:color w:val="00B0F0"/>
-              </w:rPr>
-            </w:pPr>
-          </w:p>
-        </w:tc>
-        <w:tc>
-          <w:tcPr>
-            <w:tcW w:w="1639" w:type="dxa"/>
-          </w:tcPr>
-          <w:p>
-            <w:pPr>
-              <w:ind w:left="0"/>
-              <w:rPr>
-                <w:rFonts w:hint="eastAsia"/>
+                <w:color w:val="00B0F0"/>
+              </w:rPr>
+            </w:pPr>
+          </w:p>
+        </w:tc>
+        <w:tc>
+          <w:tcPr>
+            <w:tcW w:w="1639" w:type="dxa"/>
+          </w:tcPr>
+          <w:p>
+            <w:pPr>
+              <w:ind w:left="0"/>
+              <w:rPr>
                 <w:color w:val="00B0F0"/>
               </w:rPr>
             </w:pPr>
@@ -2331,7 +2301,6 @@
             <w:pPr>
               <w:ind w:left="0"/>
               <w:rPr>
-                <w:rFonts w:hint="eastAsia"/>
                 <w:color w:val="00B0F0"/>
               </w:rPr>
             </w:pPr>
@@ -2367,7 +2336,6 @@
             <w:pPr>
               <w:ind w:left="0"/>
               <w:rPr>
-                <w:rFonts w:hint="eastAsia"/>
                 <w:color w:val="00B0F0"/>
               </w:rPr>
             </w:pPr>
@@ -2388,21 +2356,19 @@
             <w:pPr>
               <w:ind w:left="0"/>
               <w:rPr>
-                <w:rFonts w:hint="eastAsia"/>
-                <w:color w:val="00B0F0"/>
-              </w:rPr>
-            </w:pPr>
-          </w:p>
-        </w:tc>
-        <w:tc>
-          <w:tcPr>
-            <w:tcW w:w="1639" w:type="dxa"/>
-          </w:tcPr>
-          <w:p>
-            <w:pPr>
-              <w:ind w:left="0"/>
-              <w:rPr>
-                <w:rFonts w:hint="eastAsia"/>
+                <w:color w:val="00B0F0"/>
+              </w:rPr>
+            </w:pPr>
+          </w:p>
+        </w:tc>
+        <w:tc>
+          <w:tcPr>
+            <w:tcW w:w="1639" w:type="dxa"/>
+          </w:tcPr>
+          <w:p>
+            <w:pPr>
+              <w:ind w:left="0"/>
+              <w:rPr>
                 <w:color w:val="00B0F0"/>
               </w:rPr>
             </w:pPr>
@@ -2423,7 +2389,6 @@
             <w:pPr>
               <w:ind w:left="0"/>
               <w:rPr>
-                <w:rFonts w:hint="eastAsia"/>
                 <w:color w:val="00B0F0"/>
               </w:rPr>
             </w:pPr>
@@ -2459,42 +2424,46 @@
             <w:pPr>
               <w:ind w:left="0"/>
               <w:rPr>
-                <w:rFonts w:hint="eastAsia"/>
-                <w:color w:val="00B0F0"/>
-              </w:rPr>
-            </w:pPr>
-            <w:r>
-              <w:rPr>
-                <w:rFonts w:hint="eastAsia"/>
-                <w:color w:val="00B0F0"/>
-              </w:rPr>
-              <w:t>static getNetCardInfo()</w:t>
-            </w:r>
-          </w:p>
-        </w:tc>
-        <w:tc>
-          <w:tcPr>
-            <w:tcW w:w="1639" w:type="dxa"/>
-          </w:tcPr>
-          <w:p>
-            <w:pPr>
-              <w:ind w:left="0"/>
-              <w:rPr>
-                <w:rFonts w:hint="eastAsia"/>
-                <w:color w:val="00B0F0"/>
-              </w:rPr>
-            </w:pPr>
-          </w:p>
-        </w:tc>
-        <w:tc>
-          <w:tcPr>
-            <w:tcW w:w="1639" w:type="dxa"/>
-          </w:tcPr>
-          <w:p>
-            <w:pPr>
-              <w:ind w:left="0"/>
-              <w:rPr>
-                <w:rFonts w:hint="eastAsia"/>
+                <w:color w:val="00B0F0"/>
+              </w:rPr>
+            </w:pPr>
+            <w:r>
+              <w:rPr>
+                <w:rFonts w:hint="eastAsia"/>
+                <w:color w:val="00B0F0"/>
+              </w:rPr>
+              <w:t>static getNetc</w:t>
+            </w:r>
+            <w:r>
+              <w:rPr>
+                <w:rFonts w:hint="eastAsia"/>
+                <w:color w:val="00B0F0"/>
+              </w:rPr>
+              <w:t>ardInfo()</w:t>
+            </w:r>
+          </w:p>
+        </w:tc>
+        <w:tc>
+          <w:tcPr>
+            <w:tcW w:w="1639" w:type="dxa"/>
+          </w:tcPr>
+          <w:p>
+            <w:pPr>
+              <w:ind w:left="0"/>
+              <w:rPr>
+                <w:color w:val="00B0F0"/>
+              </w:rPr>
+            </w:pPr>
+          </w:p>
+        </w:tc>
+        <w:tc>
+          <w:tcPr>
+            <w:tcW w:w="1639" w:type="dxa"/>
+          </w:tcPr>
+          <w:p>
+            <w:pPr>
+              <w:ind w:left="0"/>
+              <w:rPr>
                 <w:color w:val="00B0F0"/>
               </w:rPr>
             </w:pPr>
@@ -2515,7 +2484,6 @@
             <w:pPr>
               <w:ind w:left="0"/>
               <w:rPr>
-                <w:rFonts w:hint="eastAsia"/>
                 <w:color w:val="00B0F0"/>
               </w:rPr>
             </w:pPr>
@@ -2551,7 +2519,6 @@
             <w:pPr>
               <w:ind w:left="0"/>
               <w:rPr>
-                <w:rFonts w:hint="eastAsia"/>
                 <w:color w:val="00B0F0"/>
               </w:rPr>
             </w:pPr>
@@ -2572,21 +2539,19 @@
             <w:pPr>
               <w:ind w:left="0"/>
               <w:rPr>
-                <w:rFonts w:hint="eastAsia"/>
-                <w:color w:val="00B0F0"/>
-              </w:rPr>
-            </w:pPr>
-          </w:p>
-        </w:tc>
-        <w:tc>
-          <w:tcPr>
-            <w:tcW w:w="1639" w:type="dxa"/>
-          </w:tcPr>
-          <w:p>
-            <w:pPr>
-              <w:ind w:left="0"/>
-              <w:rPr>
-                <w:rFonts w:hint="eastAsia"/>
+                <w:color w:val="00B0F0"/>
+              </w:rPr>
+            </w:pPr>
+          </w:p>
+        </w:tc>
+        <w:tc>
+          <w:tcPr>
+            <w:tcW w:w="1639" w:type="dxa"/>
+          </w:tcPr>
+          <w:p>
+            <w:pPr>
+              <w:ind w:left="0"/>
+              <w:rPr>
                 <w:color w:val="00B0F0"/>
               </w:rPr>
             </w:pPr>
@@ -2607,7 +2572,6 @@
             <w:pPr>
               <w:ind w:left="0"/>
               <w:rPr>
-                <w:rFonts w:hint="eastAsia"/>
                 <w:color w:val="00B0F0"/>
               </w:rPr>
             </w:pPr>
@@ -2643,7 +2607,6 @@
             <w:pPr>
               <w:ind w:left="0"/>
               <w:rPr>
-                <w:rFonts w:hint="eastAsia"/>
                 <w:color w:val="00B0F0"/>
               </w:rPr>
             </w:pPr>
@@ -2659,7 +2622,6 @@
             <w:pPr>
               <w:ind w:left="0"/>
               <w:rPr>
-                <w:rFonts w:hint="eastAsia"/>
                 <w:color w:val="00B0F0"/>
               </w:rPr>
             </w:pPr>
@@ -2680,21 +2642,19 @@
             <w:pPr>
               <w:ind w:left="0"/>
               <w:rPr>
-                <w:rFonts w:hint="eastAsia"/>
-                <w:color w:val="00B0F0"/>
-              </w:rPr>
-            </w:pPr>
-          </w:p>
-        </w:tc>
-        <w:tc>
-          <w:tcPr>
-            <w:tcW w:w="1639" w:type="dxa"/>
-          </w:tcPr>
-          <w:p>
-            <w:pPr>
-              <w:ind w:left="0"/>
-              <w:rPr>
-                <w:rFonts w:hint="eastAsia"/>
+                <w:color w:val="00B0F0"/>
+              </w:rPr>
+            </w:pPr>
+          </w:p>
+        </w:tc>
+        <w:tc>
+          <w:tcPr>
+            <w:tcW w:w="1639" w:type="dxa"/>
+          </w:tcPr>
+          <w:p>
+            <w:pPr>
+              <w:ind w:left="0"/>
+              <w:rPr>
                 <w:color w:val="00B0F0"/>
               </w:rPr>
             </w:pPr>
@@ -2715,7 +2675,6 @@
             <w:pPr>
               <w:ind w:left="0"/>
               <w:rPr>
-                <w:rFonts w:hint="eastAsia"/>
                 <w:color w:val="00B0F0"/>
               </w:rPr>
             </w:pPr>
@@ -2929,6 +2888,7 @@
         <w:rPr>
           <w:rFonts w:hint="eastAsia"/>
         </w:rPr>
+        <w:lastRenderedPageBreak/>
         <w:t>主要操作流程</w:t>
       </w:r>
     </w:p>

--- a/internal_doc/03.开发设计/Story_JS_Ssh.docx
+++ b/internal_doc/03.开发设计/Story_JS_Ssh.docx
@@ -242,16 +242,16 @@
         <w:tblLook w:val="04A0"/>
       </w:tblPr>
       <w:tblGrid>
-        <w:gridCol w:w="1588"/>
-        <w:gridCol w:w="1642"/>
-        <w:gridCol w:w="1629"/>
-        <w:gridCol w:w="1564"/>
+        <w:gridCol w:w="1467"/>
+        <w:gridCol w:w="1904"/>
+        <w:gridCol w:w="1612"/>
+        <w:gridCol w:w="1440"/>
         <w:gridCol w:w="1742"/>
       </w:tblGrid>
       <w:tr>
         <w:tc>
           <w:tcPr>
-            <w:tcW w:w="1661" w:type="dxa"/>
+            <w:tcW w:w="1467" w:type="dxa"/>
           </w:tcPr>
           <w:p>
             <w:pPr>
@@ -271,7 +271,7 @@
         </w:tc>
         <w:tc>
           <w:tcPr>
-            <w:tcW w:w="1638" w:type="dxa"/>
+            <w:tcW w:w="1904" w:type="dxa"/>
           </w:tcPr>
           <w:p>
             <w:pPr>
@@ -291,7 +291,7 @@
         </w:tc>
         <w:tc>
           <w:tcPr>
-            <w:tcW w:w="1639" w:type="dxa"/>
+            <w:tcW w:w="1612" w:type="dxa"/>
           </w:tcPr>
           <w:p>
             <w:pPr>
@@ -311,7 +311,7 @@
         </w:tc>
         <w:tc>
           <w:tcPr>
-            <w:tcW w:w="1639" w:type="dxa"/>
+            <w:tcW w:w="1440" w:type="dxa"/>
           </w:tcPr>
           <w:p>
             <w:pPr>
@@ -331,7 +331,7 @@
         </w:tc>
         <w:tc>
           <w:tcPr>
-            <w:tcW w:w="1588" w:type="dxa"/>
+            <w:tcW w:w="1742" w:type="dxa"/>
           </w:tcPr>
           <w:p>
             <w:pPr>
@@ -353,7 +353,7 @@
       <w:tr>
         <w:tc>
           <w:tcPr>
-            <w:tcW w:w="1661" w:type="dxa"/>
+            <w:tcW w:w="1467" w:type="dxa"/>
             <w:vMerge w:val="restart"/>
           </w:tcPr>
           <w:p>
@@ -389,7 +389,7 @@
         </w:tc>
         <w:tc>
           <w:tcPr>
-            <w:tcW w:w="1638" w:type="dxa"/>
+            <w:tcW w:w="1904" w:type="dxa"/>
           </w:tcPr>
           <w:p>
             <w:pPr>
@@ -409,7 +409,7 @@
         </w:tc>
         <w:tc>
           <w:tcPr>
-            <w:tcW w:w="1639" w:type="dxa"/>
+            <w:tcW w:w="1612" w:type="dxa"/>
           </w:tcPr>
           <w:p>
             <w:pPr>
@@ -444,7 +444,7 @@
         </w:tc>
         <w:tc>
           <w:tcPr>
-            <w:tcW w:w="1639" w:type="dxa"/>
+            <w:tcW w:w="1440" w:type="dxa"/>
           </w:tcPr>
           <w:p>
             <w:pPr>
@@ -464,7 +464,7 @@
         </w:tc>
         <w:tc>
           <w:tcPr>
-            <w:tcW w:w="1588" w:type="dxa"/>
+            <w:tcW w:w="1742" w:type="dxa"/>
           </w:tcPr>
           <w:p>
             <w:pPr>
@@ -500,7 +500,7 @@
       <w:tr>
         <w:tc>
           <w:tcPr>
-            <w:tcW w:w="1661" w:type="dxa"/>
+            <w:tcW w:w="1467" w:type="dxa"/>
             <w:vMerge/>
           </w:tcPr>
           <w:p>
@@ -514,7 +514,7 @@
         </w:tc>
         <w:tc>
           <w:tcPr>
-            <w:tcW w:w="1638" w:type="dxa"/>
+            <w:tcW w:w="1904" w:type="dxa"/>
           </w:tcPr>
           <w:p>
             <w:pPr>
@@ -534,7 +534,7 @@
         </w:tc>
         <w:tc>
           <w:tcPr>
-            <w:tcW w:w="1639" w:type="dxa"/>
+            <w:tcW w:w="1612" w:type="dxa"/>
           </w:tcPr>
           <w:p>
             <w:pPr>
@@ -554,7 +554,7 @@
         </w:tc>
         <w:tc>
           <w:tcPr>
-            <w:tcW w:w="1639" w:type="dxa"/>
+            <w:tcW w:w="1440" w:type="dxa"/>
           </w:tcPr>
           <w:p>
             <w:pPr>
@@ -574,7 +574,7 @@
         </w:tc>
         <w:tc>
           <w:tcPr>
-            <w:tcW w:w="1588" w:type="dxa"/>
+            <w:tcW w:w="1742" w:type="dxa"/>
           </w:tcPr>
           <w:p>
             <w:pPr>
@@ -596,7 +596,7 @@
       <w:tr>
         <w:tc>
           <w:tcPr>
-            <w:tcW w:w="1661" w:type="dxa"/>
+            <w:tcW w:w="1467" w:type="dxa"/>
             <w:vMerge/>
           </w:tcPr>
           <w:p>
@@ -610,7 +610,7 @@
         </w:tc>
         <w:tc>
           <w:tcPr>
-            <w:tcW w:w="1638" w:type="dxa"/>
+            <w:tcW w:w="1904" w:type="dxa"/>
           </w:tcPr>
           <w:p>
             <w:pPr>
@@ -630,7 +630,7 @@
         </w:tc>
         <w:tc>
           <w:tcPr>
-            <w:tcW w:w="1639" w:type="dxa"/>
+            <w:tcW w:w="1612" w:type="dxa"/>
           </w:tcPr>
           <w:p>
             <w:pPr>
@@ -680,7 +680,7 @@
         </w:tc>
         <w:tc>
           <w:tcPr>
-            <w:tcW w:w="1639" w:type="dxa"/>
+            <w:tcW w:w="1440" w:type="dxa"/>
           </w:tcPr>
           <w:p>
             <w:pPr>
@@ -700,7 +700,7 @@
         </w:tc>
         <w:tc>
           <w:tcPr>
-            <w:tcW w:w="1588" w:type="dxa"/>
+            <w:tcW w:w="1742" w:type="dxa"/>
           </w:tcPr>
           <w:p>
             <w:pPr>
@@ -722,7 +722,7 @@
       <w:tr>
         <w:tc>
           <w:tcPr>
-            <w:tcW w:w="1661" w:type="dxa"/>
+            <w:tcW w:w="1467" w:type="dxa"/>
             <w:vMerge/>
           </w:tcPr>
           <w:p>
@@ -736,7 +736,7 @@
         </w:tc>
         <w:tc>
           <w:tcPr>
-            <w:tcW w:w="1638" w:type="dxa"/>
+            <w:tcW w:w="1904" w:type="dxa"/>
           </w:tcPr>
           <w:p>
             <w:pPr>
@@ -756,7 +756,7 @@
         </w:tc>
         <w:tc>
           <w:tcPr>
-            <w:tcW w:w="1639" w:type="dxa"/>
+            <w:tcW w:w="1612" w:type="dxa"/>
           </w:tcPr>
           <w:p>
             <w:pPr>
@@ -806,7 +806,7 @@
         </w:tc>
         <w:tc>
           <w:tcPr>
-            <w:tcW w:w="1639" w:type="dxa"/>
+            <w:tcW w:w="1440" w:type="dxa"/>
           </w:tcPr>
           <w:p>
             <w:pPr>
@@ -826,7 +826,7 @@
         </w:tc>
         <w:tc>
           <w:tcPr>
-            <w:tcW w:w="1588" w:type="dxa"/>
+            <w:tcW w:w="1742" w:type="dxa"/>
           </w:tcPr>
           <w:p>
             <w:pPr>
@@ -848,7 +848,7 @@
       <w:tr>
         <w:tc>
           <w:tcPr>
-            <w:tcW w:w="1661" w:type="dxa"/>
+            <w:tcW w:w="1467" w:type="dxa"/>
           </w:tcPr>
           <w:p>
             <w:pPr>
@@ -883,7 +883,7 @@
         </w:tc>
         <w:tc>
           <w:tcPr>
-            <w:tcW w:w="1638" w:type="dxa"/>
+            <w:tcW w:w="1904" w:type="dxa"/>
           </w:tcPr>
           <w:p>
             <w:pPr>
@@ -903,7 +903,7 @@
         </w:tc>
         <w:tc>
           <w:tcPr>
-            <w:tcW w:w="1639" w:type="dxa"/>
+            <w:tcW w:w="1612" w:type="dxa"/>
           </w:tcPr>
           <w:p>
             <w:pPr>
@@ -923,7 +923,7 @@
         </w:tc>
         <w:tc>
           <w:tcPr>
-            <w:tcW w:w="1639" w:type="dxa"/>
+            <w:tcW w:w="1440" w:type="dxa"/>
           </w:tcPr>
           <w:p>
             <w:pPr>
@@ -943,7 +943,7 @@
         </w:tc>
         <w:tc>
           <w:tcPr>
-            <w:tcW w:w="1588" w:type="dxa"/>
+            <w:tcW w:w="1742" w:type="dxa"/>
           </w:tcPr>
           <w:p>
             <w:pPr>
@@ -965,7 +965,7 @@
       <w:tr>
         <w:tc>
           <w:tcPr>
-            <w:tcW w:w="1661" w:type="dxa"/>
+            <w:tcW w:w="1467" w:type="dxa"/>
             <w:vMerge w:val="restart"/>
           </w:tcPr>
           <w:p>
@@ -1001,7 +1001,7 @@
         </w:tc>
         <w:tc>
           <w:tcPr>
-            <w:tcW w:w="1638" w:type="dxa"/>
+            <w:tcW w:w="1904" w:type="dxa"/>
           </w:tcPr>
           <w:p>
             <w:pPr>
@@ -1021,7 +1021,7 @@
         </w:tc>
         <w:tc>
           <w:tcPr>
-            <w:tcW w:w="1639" w:type="dxa"/>
+            <w:tcW w:w="1612" w:type="dxa"/>
           </w:tcPr>
           <w:p>
             <w:pPr>
@@ -1041,7 +1041,7 @@
         </w:tc>
         <w:tc>
           <w:tcPr>
-            <w:tcW w:w="1639" w:type="dxa"/>
+            <w:tcW w:w="1440" w:type="dxa"/>
           </w:tcPr>
           <w:p>
             <w:pPr>
@@ -1061,7 +1061,7 @@
         </w:tc>
         <w:tc>
           <w:tcPr>
-            <w:tcW w:w="1588" w:type="dxa"/>
+            <w:tcW w:w="1742" w:type="dxa"/>
           </w:tcPr>
           <w:p>
             <w:pPr>
@@ -1097,7 +1097,7 @@
       <w:tr>
         <w:tc>
           <w:tcPr>
-            <w:tcW w:w="1661" w:type="dxa"/>
+            <w:tcW w:w="1467" w:type="dxa"/>
             <w:vMerge/>
           </w:tcPr>
           <w:p>
@@ -1111,7 +1111,7 @@
         </w:tc>
         <w:tc>
           <w:tcPr>
-            <w:tcW w:w="1638" w:type="dxa"/>
+            <w:tcW w:w="1904" w:type="dxa"/>
           </w:tcPr>
           <w:p>
             <w:pPr>
@@ -1131,7 +1131,7 @@
         </w:tc>
         <w:tc>
           <w:tcPr>
-            <w:tcW w:w="1639" w:type="dxa"/>
+            <w:tcW w:w="1612" w:type="dxa"/>
           </w:tcPr>
           <w:p>
             <w:pPr>
@@ -1151,7 +1151,7 @@
         </w:tc>
         <w:tc>
           <w:tcPr>
-            <w:tcW w:w="1639" w:type="dxa"/>
+            <w:tcW w:w="1440" w:type="dxa"/>
           </w:tcPr>
           <w:p>
             <w:pPr>
@@ -1171,7 +1171,7 @@
         </w:tc>
         <w:tc>
           <w:tcPr>
-            <w:tcW w:w="1588" w:type="dxa"/>
+            <w:tcW w:w="1742" w:type="dxa"/>
           </w:tcPr>
           <w:p>
             <w:pPr>
@@ -1193,7 +1193,7 @@
       <w:tr>
         <w:tc>
           <w:tcPr>
-            <w:tcW w:w="1661" w:type="dxa"/>
+            <w:tcW w:w="1467" w:type="dxa"/>
             <w:vMerge/>
           </w:tcPr>
           <w:p>
@@ -1207,7 +1207,7 @@
         </w:tc>
         <w:tc>
           <w:tcPr>
-            <w:tcW w:w="1638" w:type="dxa"/>
+            <w:tcW w:w="1904" w:type="dxa"/>
           </w:tcPr>
           <w:p>
             <w:pPr>
@@ -1233,7 +1233,7 @@
         </w:tc>
         <w:tc>
           <w:tcPr>
-            <w:tcW w:w="1639" w:type="dxa"/>
+            <w:tcW w:w="1612" w:type="dxa"/>
           </w:tcPr>
           <w:p>
             <w:pPr>
@@ -1253,7 +1253,7 @@
         </w:tc>
         <w:tc>
           <w:tcPr>
-            <w:tcW w:w="1639" w:type="dxa"/>
+            <w:tcW w:w="1440" w:type="dxa"/>
           </w:tcPr>
           <w:p>
             <w:pPr>
@@ -1273,7 +1273,7 @@
         </w:tc>
         <w:tc>
           <w:tcPr>
-            <w:tcW w:w="1588" w:type="dxa"/>
+            <w:tcW w:w="1742" w:type="dxa"/>
           </w:tcPr>
           <w:p>
             <w:pPr>
@@ -1295,7 +1295,7 @@
       <w:tr>
         <w:tc>
           <w:tcPr>
-            <w:tcW w:w="1661" w:type="dxa"/>
+            <w:tcW w:w="1467" w:type="dxa"/>
             <w:vMerge/>
           </w:tcPr>
           <w:p>
@@ -1309,7 +1309,7 @@
         </w:tc>
         <w:tc>
           <w:tcPr>
-            <w:tcW w:w="1638" w:type="dxa"/>
+            <w:tcW w:w="1904" w:type="dxa"/>
           </w:tcPr>
           <w:p>
             <w:pPr>
@@ -1329,7 +1329,7 @@
         </w:tc>
         <w:tc>
           <w:tcPr>
-            <w:tcW w:w="1639" w:type="dxa"/>
+            <w:tcW w:w="1612" w:type="dxa"/>
           </w:tcPr>
           <w:p>
             <w:pPr>
@@ -1387,7 +1387,7 @@
         </w:tc>
         <w:tc>
           <w:tcPr>
-            <w:tcW w:w="1639" w:type="dxa"/>
+            <w:tcW w:w="1440" w:type="dxa"/>
           </w:tcPr>
           <w:p>
             <w:pPr>
@@ -1407,7 +1407,7 @@
         </w:tc>
         <w:tc>
           <w:tcPr>
-            <w:tcW w:w="1588" w:type="dxa"/>
+            <w:tcW w:w="1742" w:type="dxa"/>
           </w:tcPr>
           <w:p>
             <w:pPr>
@@ -1429,7 +1429,7 @@
       <w:tr>
         <w:tc>
           <w:tcPr>
-            <w:tcW w:w="1661" w:type="dxa"/>
+            <w:tcW w:w="1467" w:type="dxa"/>
             <w:vMerge/>
           </w:tcPr>
           <w:p>
@@ -1443,7 +1443,7 @@
         </w:tc>
         <w:tc>
           <w:tcPr>
-            <w:tcW w:w="1638" w:type="dxa"/>
+            <w:tcW w:w="1904" w:type="dxa"/>
           </w:tcPr>
           <w:p>
             <w:pPr>
@@ -1463,20 +1463,20 @@
         </w:tc>
         <w:tc>
           <w:tcPr>
-            <w:tcW w:w="1639" w:type="dxa"/>
-          </w:tcPr>
-          <w:p>
-            <w:pPr>
-              <w:ind w:left="0"/>
-              <w:rPr>
-                <w:color w:val="00B0F0"/>
-              </w:rPr>
-            </w:pPr>
-          </w:p>
-        </w:tc>
-        <w:tc>
-          <w:tcPr>
-            <w:tcW w:w="1639" w:type="dxa"/>
+            <w:tcW w:w="1612" w:type="dxa"/>
+          </w:tcPr>
+          <w:p>
+            <w:pPr>
+              <w:ind w:left="0"/>
+              <w:rPr>
+                <w:color w:val="00B0F0"/>
+              </w:rPr>
+            </w:pPr>
+          </w:p>
+        </w:tc>
+        <w:tc>
+          <w:tcPr>
+            <w:tcW w:w="1440" w:type="dxa"/>
           </w:tcPr>
           <w:p>
             <w:pPr>
@@ -1496,7 +1496,7 @@
         </w:tc>
         <w:tc>
           <w:tcPr>
-            <w:tcW w:w="1588" w:type="dxa"/>
+            <w:tcW w:w="1742" w:type="dxa"/>
           </w:tcPr>
           <w:p>
             <w:pPr>
@@ -1518,7 +1518,7 @@
       <w:tr>
         <w:tc>
           <w:tcPr>
-            <w:tcW w:w="1661" w:type="dxa"/>
+            <w:tcW w:w="1467" w:type="dxa"/>
             <w:vMerge/>
           </w:tcPr>
           <w:p>
@@ -1532,7 +1532,7 @@
         </w:tc>
         <w:tc>
           <w:tcPr>
-            <w:tcW w:w="1638" w:type="dxa"/>
+            <w:tcW w:w="1904" w:type="dxa"/>
           </w:tcPr>
           <w:p>
             <w:pPr>
@@ -1552,7 +1552,7 @@
         </w:tc>
         <w:tc>
           <w:tcPr>
-            <w:tcW w:w="1639" w:type="dxa"/>
+            <w:tcW w:w="1612" w:type="dxa"/>
           </w:tcPr>
           <w:p>
             <w:pPr>
@@ -1572,7 +1572,7 @@
         </w:tc>
         <w:tc>
           <w:tcPr>
-            <w:tcW w:w="1639" w:type="dxa"/>
+            <w:tcW w:w="1440" w:type="dxa"/>
           </w:tcPr>
           <w:p>
             <w:pPr>
@@ -1592,7 +1592,7 @@
         </w:tc>
         <w:tc>
           <w:tcPr>
-            <w:tcW w:w="1588" w:type="dxa"/>
+            <w:tcW w:w="1742" w:type="dxa"/>
           </w:tcPr>
           <w:p>
             <w:pPr>
@@ -1614,7 +1614,7 @@
       <w:tr>
         <w:tc>
           <w:tcPr>
-            <w:tcW w:w="1661" w:type="dxa"/>
+            <w:tcW w:w="1467" w:type="dxa"/>
           </w:tcPr>
           <w:p>
             <w:pPr>
@@ -1650,7 +1650,7 @@
         </w:tc>
         <w:tc>
           <w:tcPr>
-            <w:tcW w:w="1638" w:type="dxa"/>
+            <w:tcW w:w="1904" w:type="dxa"/>
           </w:tcPr>
           <w:p>
             <w:pPr>
@@ -1670,7 +1670,7 @@
         </w:tc>
         <w:tc>
           <w:tcPr>
-            <w:tcW w:w="1639" w:type="dxa"/>
+            <w:tcW w:w="1612" w:type="dxa"/>
           </w:tcPr>
           <w:p>
             <w:pPr>
@@ -1705,7 +1705,7 @@
         </w:tc>
         <w:tc>
           <w:tcPr>
-            <w:tcW w:w="1639" w:type="dxa"/>
+            <w:tcW w:w="1440" w:type="dxa"/>
           </w:tcPr>
           <w:p>
             <w:pPr>
@@ -1725,7 +1725,7 @@
         </w:tc>
         <w:tc>
           <w:tcPr>
-            <w:tcW w:w="1588" w:type="dxa"/>
+            <w:tcW w:w="1742" w:type="dxa"/>
           </w:tcPr>
           <w:p>
             <w:pPr>
@@ -1754,20 +1754,20 @@
       <w:tr>
         <w:tc>
           <w:tcPr>
-            <w:tcW w:w="1661" w:type="dxa"/>
-          </w:tcPr>
-          <w:p>
-            <w:pPr>
-              <w:ind w:left="0"/>
-              <w:rPr>
-                <w:color w:val="00B0F0"/>
-              </w:rPr>
-            </w:pPr>
-          </w:p>
-        </w:tc>
-        <w:tc>
-          <w:tcPr>
-            <w:tcW w:w="1638" w:type="dxa"/>
+            <w:tcW w:w="1467" w:type="dxa"/>
+          </w:tcPr>
+          <w:p>
+            <w:pPr>
+              <w:ind w:left="0"/>
+              <w:rPr>
+                <w:color w:val="00B0F0"/>
+              </w:rPr>
+            </w:pPr>
+          </w:p>
+        </w:tc>
+        <w:tc>
+          <w:tcPr>
+            <w:tcW w:w="1904" w:type="dxa"/>
           </w:tcPr>
           <w:p>
             <w:pPr>
@@ -1787,7 +1787,7 @@
         </w:tc>
         <w:tc>
           <w:tcPr>
-            <w:tcW w:w="1639" w:type="dxa"/>
+            <w:tcW w:w="1612" w:type="dxa"/>
           </w:tcPr>
           <w:p>
             <w:pPr>
@@ -1807,7 +1807,7 @@
         </w:tc>
         <w:tc>
           <w:tcPr>
-            <w:tcW w:w="1639" w:type="dxa"/>
+            <w:tcW w:w="1440" w:type="dxa"/>
           </w:tcPr>
           <w:p>
             <w:pPr>
@@ -1827,7 +1827,7 @@
         </w:tc>
         <w:tc>
           <w:tcPr>
-            <w:tcW w:w="1588" w:type="dxa"/>
+            <w:tcW w:w="1742" w:type="dxa"/>
           </w:tcPr>
           <w:p>
             <w:pPr>
@@ -1849,20 +1849,20 @@
       <w:tr>
         <w:tc>
           <w:tcPr>
-            <w:tcW w:w="1661" w:type="dxa"/>
-          </w:tcPr>
-          <w:p>
-            <w:pPr>
-              <w:ind w:left="0"/>
-              <w:rPr>
-                <w:color w:val="00B0F0"/>
-              </w:rPr>
-            </w:pPr>
-          </w:p>
-        </w:tc>
-        <w:tc>
-          <w:tcPr>
-            <w:tcW w:w="1638" w:type="dxa"/>
+            <w:tcW w:w="1467" w:type="dxa"/>
+          </w:tcPr>
+          <w:p>
+            <w:pPr>
+              <w:ind w:left="0"/>
+              <w:rPr>
+                <w:color w:val="00B0F0"/>
+              </w:rPr>
+            </w:pPr>
+          </w:p>
+        </w:tc>
+        <w:tc>
+          <w:tcPr>
+            <w:tcW w:w="1904" w:type="dxa"/>
           </w:tcPr>
           <w:p>
             <w:pPr>
@@ -1882,20 +1882,20 @@
         </w:tc>
         <w:tc>
           <w:tcPr>
-            <w:tcW w:w="1639" w:type="dxa"/>
-          </w:tcPr>
-          <w:p>
-            <w:pPr>
-              <w:ind w:left="0"/>
-              <w:rPr>
-                <w:color w:val="00B0F0"/>
-              </w:rPr>
-            </w:pPr>
-          </w:p>
-        </w:tc>
-        <w:tc>
-          <w:tcPr>
-            <w:tcW w:w="1639" w:type="dxa"/>
+            <w:tcW w:w="1612" w:type="dxa"/>
+          </w:tcPr>
+          <w:p>
+            <w:pPr>
+              <w:ind w:left="0"/>
+              <w:rPr>
+                <w:color w:val="00B0F0"/>
+              </w:rPr>
+            </w:pPr>
+          </w:p>
+        </w:tc>
+        <w:tc>
+          <w:tcPr>
+            <w:tcW w:w="1440" w:type="dxa"/>
           </w:tcPr>
           <w:p>
             <w:pPr>
@@ -1915,7 +1915,7 @@
         </w:tc>
         <w:tc>
           <w:tcPr>
-            <w:tcW w:w="1588" w:type="dxa"/>
+            <w:tcW w:w="1742" w:type="dxa"/>
           </w:tcPr>
           <w:p>
             <w:pPr>
@@ -1952,20 +1952,20 @@
       <w:tr>
         <w:tc>
           <w:tcPr>
-            <w:tcW w:w="1661" w:type="dxa"/>
-          </w:tcPr>
-          <w:p>
-            <w:pPr>
-              <w:ind w:left="0"/>
-              <w:rPr>
-                <w:color w:val="00B0F0"/>
-              </w:rPr>
-            </w:pPr>
-          </w:p>
-        </w:tc>
-        <w:tc>
-          <w:tcPr>
-            <w:tcW w:w="1638" w:type="dxa"/>
+            <w:tcW w:w="1467" w:type="dxa"/>
+          </w:tcPr>
+          <w:p>
+            <w:pPr>
+              <w:ind w:left="0"/>
+              <w:rPr>
+                <w:color w:val="00B0F0"/>
+              </w:rPr>
+            </w:pPr>
+          </w:p>
+        </w:tc>
+        <w:tc>
+          <w:tcPr>
+            <w:tcW w:w="1904" w:type="dxa"/>
           </w:tcPr>
           <w:p>
             <w:pPr>
@@ -2005,20 +2005,20 @@
         </w:tc>
         <w:tc>
           <w:tcPr>
-            <w:tcW w:w="1639" w:type="dxa"/>
-          </w:tcPr>
-          <w:p>
-            <w:pPr>
-              <w:ind w:left="0"/>
-              <w:rPr>
-                <w:color w:val="00B0F0"/>
-              </w:rPr>
-            </w:pPr>
-          </w:p>
-        </w:tc>
-        <w:tc>
-          <w:tcPr>
-            <w:tcW w:w="1639" w:type="dxa"/>
+            <w:tcW w:w="1612" w:type="dxa"/>
+          </w:tcPr>
+          <w:p>
+            <w:pPr>
+              <w:ind w:left="0"/>
+              <w:rPr>
+                <w:color w:val="00B0F0"/>
+              </w:rPr>
+            </w:pPr>
+          </w:p>
+        </w:tc>
+        <w:tc>
+          <w:tcPr>
+            <w:tcW w:w="1440" w:type="dxa"/>
           </w:tcPr>
           <w:p>
             <w:pPr>
@@ -2038,7 +2038,7 @@
         </w:tc>
         <w:tc>
           <w:tcPr>
-            <w:tcW w:w="1588" w:type="dxa"/>
+            <w:tcW w:w="1742" w:type="dxa"/>
           </w:tcPr>
           <w:p>
             <w:pPr>
@@ -2053,20 +2053,20 @@
       <w:tr>
         <w:tc>
           <w:tcPr>
-            <w:tcW w:w="1661" w:type="dxa"/>
-          </w:tcPr>
-          <w:p>
-            <w:pPr>
-              <w:ind w:left="0"/>
-              <w:rPr>
-                <w:color w:val="00B0F0"/>
-              </w:rPr>
-            </w:pPr>
-          </w:p>
-        </w:tc>
-        <w:tc>
-          <w:tcPr>
-            <w:tcW w:w="1638" w:type="dxa"/>
+            <w:tcW w:w="1467" w:type="dxa"/>
+          </w:tcPr>
+          <w:p>
+            <w:pPr>
+              <w:ind w:left="0"/>
+              <w:rPr>
+                <w:color w:val="00B0F0"/>
+              </w:rPr>
+            </w:pPr>
+          </w:p>
+        </w:tc>
+        <w:tc>
+          <w:tcPr>
+            <w:tcW w:w="1904" w:type="dxa"/>
           </w:tcPr>
           <w:p>
             <w:pPr>
@@ -2086,20 +2086,20 @@
         </w:tc>
         <w:tc>
           <w:tcPr>
-            <w:tcW w:w="1639" w:type="dxa"/>
-          </w:tcPr>
-          <w:p>
-            <w:pPr>
-              <w:ind w:left="0"/>
-              <w:rPr>
-                <w:color w:val="00B0F0"/>
-              </w:rPr>
-            </w:pPr>
-          </w:p>
-        </w:tc>
-        <w:tc>
-          <w:tcPr>
-            <w:tcW w:w="1639" w:type="dxa"/>
+            <w:tcW w:w="1612" w:type="dxa"/>
+          </w:tcPr>
+          <w:p>
+            <w:pPr>
+              <w:ind w:left="0"/>
+              <w:rPr>
+                <w:color w:val="00B0F0"/>
+              </w:rPr>
+            </w:pPr>
+          </w:p>
+        </w:tc>
+        <w:tc>
+          <w:tcPr>
+            <w:tcW w:w="1440" w:type="dxa"/>
           </w:tcPr>
           <w:p>
             <w:pPr>
@@ -2119,7 +2119,7 @@
         </w:tc>
         <w:tc>
           <w:tcPr>
-            <w:tcW w:w="1588" w:type="dxa"/>
+            <w:tcW w:w="1742" w:type="dxa"/>
           </w:tcPr>
           <w:p>
             <w:pPr>
@@ -2141,20 +2141,20 @@
       <w:tr>
         <w:tc>
           <w:tcPr>
-            <w:tcW w:w="1661" w:type="dxa"/>
-          </w:tcPr>
-          <w:p>
-            <w:pPr>
-              <w:ind w:left="0"/>
-              <w:rPr>
-                <w:color w:val="00B0F0"/>
-              </w:rPr>
-            </w:pPr>
-          </w:p>
-        </w:tc>
-        <w:tc>
-          <w:tcPr>
-            <w:tcW w:w="1638" w:type="dxa"/>
+            <w:tcW w:w="1467" w:type="dxa"/>
+          </w:tcPr>
+          <w:p>
+            <w:pPr>
+              <w:ind w:left="0"/>
+              <w:rPr>
+                <w:color w:val="00B0F0"/>
+              </w:rPr>
+            </w:pPr>
+          </w:p>
+        </w:tc>
+        <w:tc>
+          <w:tcPr>
+            <w:tcW w:w="1904" w:type="dxa"/>
           </w:tcPr>
           <w:p>
             <w:pPr>
@@ -2174,20 +2174,20 @@
         </w:tc>
         <w:tc>
           <w:tcPr>
-            <w:tcW w:w="1639" w:type="dxa"/>
-          </w:tcPr>
-          <w:p>
-            <w:pPr>
-              <w:ind w:left="0"/>
-              <w:rPr>
-                <w:color w:val="00B0F0"/>
-              </w:rPr>
-            </w:pPr>
-          </w:p>
-        </w:tc>
-        <w:tc>
-          <w:tcPr>
-            <w:tcW w:w="1639" w:type="dxa"/>
+            <w:tcW w:w="1612" w:type="dxa"/>
+          </w:tcPr>
+          <w:p>
+            <w:pPr>
+              <w:ind w:left="0"/>
+              <w:rPr>
+                <w:color w:val="00B0F0"/>
+              </w:rPr>
+            </w:pPr>
+          </w:p>
+        </w:tc>
+        <w:tc>
+          <w:tcPr>
+            <w:tcW w:w="1440" w:type="dxa"/>
           </w:tcPr>
           <w:p>
             <w:pPr>
@@ -2207,7 +2207,7 @@
         </w:tc>
         <w:tc>
           <w:tcPr>
-            <w:tcW w:w="1588" w:type="dxa"/>
+            <w:tcW w:w="1742" w:type="dxa"/>
           </w:tcPr>
           <w:p>
             <w:pPr>
@@ -2229,53 +2229,60 @@
       <w:tr>
         <w:tc>
           <w:tcPr>
-            <w:tcW w:w="1661" w:type="dxa"/>
-          </w:tcPr>
-          <w:p>
-            <w:pPr>
-              <w:ind w:left="0"/>
-              <w:rPr>
-                <w:color w:val="00B0F0"/>
-              </w:rPr>
-            </w:pPr>
-          </w:p>
-        </w:tc>
-        <w:tc>
-          <w:tcPr>
-            <w:tcW w:w="1638" w:type="dxa"/>
-          </w:tcPr>
-          <w:p>
-            <w:pPr>
-              <w:ind w:left="0"/>
-              <w:rPr>
-                <w:color w:val="00B0F0"/>
-              </w:rPr>
-            </w:pPr>
-            <w:r>
-              <w:rPr>
-                <w:rFonts w:hint="eastAsia"/>
-                <w:color w:val="00B0F0"/>
-              </w:rPr>
-              <w:t>static getMemInfo()</w:t>
-            </w:r>
-          </w:p>
-        </w:tc>
-        <w:tc>
-          <w:tcPr>
-            <w:tcW w:w="1639" w:type="dxa"/>
-          </w:tcPr>
-          <w:p>
-            <w:pPr>
-              <w:ind w:left="0"/>
-              <w:rPr>
-                <w:color w:val="00B0F0"/>
-              </w:rPr>
-            </w:pPr>
-          </w:p>
-        </w:tc>
-        <w:tc>
-          <w:tcPr>
-            <w:tcW w:w="1639" w:type="dxa"/>
+            <w:tcW w:w="1467" w:type="dxa"/>
+          </w:tcPr>
+          <w:p>
+            <w:pPr>
+              <w:ind w:left="0"/>
+              <w:rPr>
+                <w:color w:val="00B0F0"/>
+              </w:rPr>
+            </w:pPr>
+          </w:p>
+        </w:tc>
+        <w:tc>
+          <w:tcPr>
+            <w:tcW w:w="1904" w:type="dxa"/>
+          </w:tcPr>
+          <w:p>
+            <w:pPr>
+              <w:ind w:left="0"/>
+              <w:rPr>
+                <w:color w:val="00B0F0"/>
+              </w:rPr>
+            </w:pPr>
+            <w:r>
+              <w:rPr>
+                <w:rFonts w:hint="eastAsia"/>
+                <w:color w:val="00B0F0"/>
+              </w:rPr>
+              <w:t>static snapshot</w:t>
+            </w:r>
+            <w:r>
+              <w:rPr>
+                <w:rFonts w:hint="eastAsia"/>
+                <w:color w:val="00B0F0"/>
+              </w:rPr>
+              <w:t>CpuInfo()</w:t>
+            </w:r>
+          </w:p>
+        </w:tc>
+        <w:tc>
+          <w:tcPr>
+            <w:tcW w:w="1612" w:type="dxa"/>
+          </w:tcPr>
+          <w:p>
+            <w:pPr>
+              <w:ind w:left="0"/>
+              <w:rPr>
+                <w:color w:val="00B0F0"/>
+              </w:rPr>
+            </w:pPr>
+          </w:p>
+        </w:tc>
+        <w:tc>
+          <w:tcPr>
+            <w:tcW w:w="1440" w:type="dxa"/>
           </w:tcPr>
           <w:p>
             <w:pPr>
@@ -2295,21 +2302,21 @@
         </w:tc>
         <w:tc>
           <w:tcPr>
-            <w:tcW w:w="1588" w:type="dxa"/>
-          </w:tcPr>
-          <w:p>
-            <w:pPr>
-              <w:ind w:left="0"/>
-              <w:rPr>
-                <w:color w:val="00B0F0"/>
-              </w:rPr>
-            </w:pPr>
-            <w:r>
-              <w:rPr>
-                <w:rFonts w:hint="eastAsia"/>
-                <w:color w:val="00B0F0"/>
-              </w:rPr>
-              <w:t>mem info</w:t>
+            <w:tcW w:w="1742" w:type="dxa"/>
+          </w:tcPr>
+          <w:p>
+            <w:pPr>
+              <w:ind w:left="0"/>
+              <w:rPr>
+                <w:color w:val="00B0F0"/>
+              </w:rPr>
+            </w:pPr>
+            <w:r>
+              <w:rPr>
+                <w:rFonts w:hint="eastAsia"/>
+                <w:color w:val="00B0F0"/>
+              </w:rPr>
+              <w:t>cpu info</w:t>
             </w:r>
           </w:p>
         </w:tc>
@@ -2317,53 +2324,53 @@
       <w:tr>
         <w:tc>
           <w:tcPr>
-            <w:tcW w:w="1661" w:type="dxa"/>
-          </w:tcPr>
-          <w:p>
-            <w:pPr>
-              <w:ind w:left="0"/>
-              <w:rPr>
-                <w:color w:val="00B0F0"/>
-              </w:rPr>
-            </w:pPr>
-          </w:p>
-        </w:tc>
-        <w:tc>
-          <w:tcPr>
-            <w:tcW w:w="1638" w:type="dxa"/>
-          </w:tcPr>
-          <w:p>
-            <w:pPr>
-              <w:ind w:left="0"/>
-              <w:rPr>
-                <w:color w:val="00B0F0"/>
-              </w:rPr>
-            </w:pPr>
-            <w:r>
-              <w:rPr>
-                <w:rFonts w:hint="eastAsia"/>
-                <w:color w:val="00B0F0"/>
-              </w:rPr>
-              <w:t>static getDiskInfo()</w:t>
-            </w:r>
-          </w:p>
-        </w:tc>
-        <w:tc>
-          <w:tcPr>
-            <w:tcW w:w="1639" w:type="dxa"/>
-          </w:tcPr>
-          <w:p>
-            <w:pPr>
-              <w:ind w:left="0"/>
-              <w:rPr>
-                <w:color w:val="00B0F0"/>
-              </w:rPr>
-            </w:pPr>
-          </w:p>
-        </w:tc>
-        <w:tc>
-          <w:tcPr>
-            <w:tcW w:w="1639" w:type="dxa"/>
+            <w:tcW w:w="1467" w:type="dxa"/>
+          </w:tcPr>
+          <w:p>
+            <w:pPr>
+              <w:ind w:left="0"/>
+              <w:rPr>
+                <w:color w:val="00B0F0"/>
+              </w:rPr>
+            </w:pPr>
+          </w:p>
+        </w:tc>
+        <w:tc>
+          <w:tcPr>
+            <w:tcW w:w="1904" w:type="dxa"/>
+          </w:tcPr>
+          <w:p>
+            <w:pPr>
+              <w:ind w:left="0"/>
+              <w:rPr>
+                <w:color w:val="00B0F0"/>
+              </w:rPr>
+            </w:pPr>
+            <w:r>
+              <w:rPr>
+                <w:rFonts w:hint="eastAsia"/>
+                <w:color w:val="00B0F0"/>
+              </w:rPr>
+              <w:t>static getMemInfo()</w:t>
+            </w:r>
+          </w:p>
+        </w:tc>
+        <w:tc>
+          <w:tcPr>
+            <w:tcW w:w="1612" w:type="dxa"/>
+          </w:tcPr>
+          <w:p>
+            <w:pPr>
+              <w:ind w:left="0"/>
+              <w:rPr>
+                <w:color w:val="00B0F0"/>
+              </w:rPr>
+            </w:pPr>
+          </w:p>
+        </w:tc>
+        <w:tc>
+          <w:tcPr>
+            <w:tcW w:w="1440" w:type="dxa"/>
           </w:tcPr>
           <w:p>
             <w:pPr>
@@ -2383,21 +2390,21 @@
         </w:tc>
         <w:tc>
           <w:tcPr>
-            <w:tcW w:w="1588" w:type="dxa"/>
-          </w:tcPr>
-          <w:p>
-            <w:pPr>
-              <w:ind w:left="0"/>
-              <w:rPr>
-                <w:color w:val="00B0F0"/>
-              </w:rPr>
-            </w:pPr>
-            <w:r>
-              <w:rPr>
-                <w:rFonts w:hint="eastAsia"/>
-                <w:color w:val="00B0F0"/>
-              </w:rPr>
-              <w:t>disk info</w:t>
+            <w:tcW w:w="1742" w:type="dxa"/>
+          </w:tcPr>
+          <w:p>
+            <w:pPr>
+              <w:ind w:left="0"/>
+              <w:rPr>
+                <w:color w:val="00B0F0"/>
+              </w:rPr>
+            </w:pPr>
+            <w:r>
+              <w:rPr>
+                <w:rFonts w:hint="eastAsia"/>
+                <w:color w:val="00B0F0"/>
+              </w:rPr>
+              <w:t>mem info</w:t>
             </w:r>
           </w:p>
         </w:tc>
@@ -2405,60 +2412,60 @@
       <w:tr>
         <w:tc>
           <w:tcPr>
-            <w:tcW w:w="1661" w:type="dxa"/>
-          </w:tcPr>
-          <w:p>
-            <w:pPr>
-              <w:ind w:left="0"/>
-              <w:rPr>
-                <w:color w:val="00B0F0"/>
-              </w:rPr>
-            </w:pPr>
-          </w:p>
-        </w:tc>
-        <w:tc>
-          <w:tcPr>
-            <w:tcW w:w="1638" w:type="dxa"/>
-          </w:tcPr>
-          <w:p>
-            <w:pPr>
-              <w:ind w:left="0"/>
-              <w:rPr>
-                <w:color w:val="00B0F0"/>
-              </w:rPr>
-            </w:pPr>
-            <w:r>
-              <w:rPr>
-                <w:rFonts w:hint="eastAsia"/>
-                <w:color w:val="00B0F0"/>
-              </w:rPr>
-              <w:t>static getNetc</w:t>
-            </w:r>
-            <w:r>
-              <w:rPr>
-                <w:rFonts w:hint="eastAsia"/>
-                <w:color w:val="00B0F0"/>
-              </w:rPr>
-              <w:t>ardInfo()</w:t>
-            </w:r>
-          </w:p>
-        </w:tc>
-        <w:tc>
-          <w:tcPr>
-            <w:tcW w:w="1639" w:type="dxa"/>
-          </w:tcPr>
-          <w:p>
-            <w:pPr>
-              <w:ind w:left="0"/>
-              <w:rPr>
-                <w:color w:val="00B0F0"/>
-              </w:rPr>
-            </w:pPr>
-          </w:p>
-        </w:tc>
-        <w:tc>
-          <w:tcPr>
-            <w:tcW w:w="1639" w:type="dxa"/>
+            <w:tcW w:w="1467" w:type="dxa"/>
+          </w:tcPr>
+          <w:p>
+            <w:pPr>
+              <w:ind w:left="0"/>
+              <w:rPr>
+                <w:color w:val="00B0F0"/>
+              </w:rPr>
+            </w:pPr>
+          </w:p>
+        </w:tc>
+        <w:tc>
+          <w:tcPr>
+            <w:tcW w:w="1904" w:type="dxa"/>
+          </w:tcPr>
+          <w:p>
+            <w:pPr>
+              <w:ind w:left="0"/>
+              <w:rPr>
+                <w:color w:val="00B0F0"/>
+              </w:rPr>
+            </w:pPr>
+            <w:r>
+              <w:rPr>
+                <w:rFonts w:hint="eastAsia"/>
+                <w:color w:val="00B0F0"/>
+              </w:rPr>
+              <w:t>static snapshot</w:t>
+            </w:r>
+            <w:r>
+              <w:rPr>
+                <w:rFonts w:hint="eastAsia"/>
+                <w:color w:val="00B0F0"/>
+              </w:rPr>
+              <w:t>MemInfo()</w:t>
+            </w:r>
+          </w:p>
+        </w:tc>
+        <w:tc>
+          <w:tcPr>
+            <w:tcW w:w="1612" w:type="dxa"/>
+          </w:tcPr>
+          <w:p>
+            <w:pPr>
+              <w:ind w:left="0"/>
+              <w:rPr>
+                <w:color w:val="00B0F0"/>
+              </w:rPr>
+            </w:pPr>
+          </w:p>
+        </w:tc>
+        <w:tc>
+          <w:tcPr>
+            <w:tcW w:w="1440" w:type="dxa"/>
           </w:tcPr>
           <w:p>
             <w:pPr>
@@ -2478,21 +2485,21 @@
         </w:tc>
         <w:tc>
           <w:tcPr>
-            <w:tcW w:w="1588" w:type="dxa"/>
-          </w:tcPr>
-          <w:p>
-            <w:pPr>
-              <w:ind w:left="0"/>
-              <w:rPr>
-                <w:color w:val="00B0F0"/>
-              </w:rPr>
-            </w:pPr>
-            <w:r>
-              <w:rPr>
-                <w:rFonts w:hint="eastAsia"/>
-                <w:color w:val="00B0F0"/>
-              </w:rPr>
-              <w:t>net card info</w:t>
+            <w:tcW w:w="1742" w:type="dxa"/>
+          </w:tcPr>
+          <w:p>
+            <w:pPr>
+              <w:ind w:left="0"/>
+              <w:rPr>
+                <w:color w:val="00B0F0"/>
+              </w:rPr>
+            </w:pPr>
+            <w:r>
+              <w:rPr>
+                <w:rFonts w:hint="eastAsia"/>
+                <w:color w:val="00B0F0"/>
+              </w:rPr>
+              <w:t>mem info</w:t>
             </w:r>
           </w:p>
         </w:tc>
@@ -2500,53 +2507,53 @@
       <w:tr>
         <w:tc>
           <w:tcPr>
-            <w:tcW w:w="1661" w:type="dxa"/>
-          </w:tcPr>
-          <w:p>
-            <w:pPr>
-              <w:ind w:left="0"/>
-              <w:rPr>
-                <w:color w:val="00B0F0"/>
-              </w:rPr>
-            </w:pPr>
-          </w:p>
-        </w:tc>
-        <w:tc>
-          <w:tcPr>
-            <w:tcW w:w="1638" w:type="dxa"/>
-          </w:tcPr>
-          <w:p>
-            <w:pPr>
-              <w:ind w:left="0"/>
-              <w:rPr>
-                <w:color w:val="00B0F0"/>
-              </w:rPr>
-            </w:pPr>
-            <w:r>
-              <w:rPr>
-                <w:rFonts w:hint="eastAsia"/>
-                <w:color w:val="00B0F0"/>
-              </w:rPr>
-              <w:t>static getIpTablesInfo()</w:t>
-            </w:r>
-          </w:p>
-        </w:tc>
-        <w:tc>
-          <w:tcPr>
-            <w:tcW w:w="1639" w:type="dxa"/>
-          </w:tcPr>
-          <w:p>
-            <w:pPr>
-              <w:ind w:left="0"/>
-              <w:rPr>
-                <w:color w:val="00B0F0"/>
-              </w:rPr>
-            </w:pPr>
-          </w:p>
-        </w:tc>
-        <w:tc>
-          <w:tcPr>
-            <w:tcW w:w="1639" w:type="dxa"/>
+            <w:tcW w:w="1467" w:type="dxa"/>
+          </w:tcPr>
+          <w:p>
+            <w:pPr>
+              <w:ind w:left="0"/>
+              <w:rPr>
+                <w:color w:val="00B0F0"/>
+              </w:rPr>
+            </w:pPr>
+          </w:p>
+        </w:tc>
+        <w:tc>
+          <w:tcPr>
+            <w:tcW w:w="1904" w:type="dxa"/>
+          </w:tcPr>
+          <w:p>
+            <w:pPr>
+              <w:ind w:left="0"/>
+              <w:rPr>
+                <w:color w:val="00B0F0"/>
+              </w:rPr>
+            </w:pPr>
+            <w:r>
+              <w:rPr>
+                <w:rFonts w:hint="eastAsia"/>
+                <w:color w:val="00B0F0"/>
+              </w:rPr>
+              <w:t>static getDiskInfo()</w:t>
+            </w:r>
+          </w:p>
+        </w:tc>
+        <w:tc>
+          <w:tcPr>
+            <w:tcW w:w="1612" w:type="dxa"/>
+          </w:tcPr>
+          <w:p>
+            <w:pPr>
+              <w:ind w:left="0"/>
+              <w:rPr>
+                <w:color w:val="00B0F0"/>
+              </w:rPr>
+            </w:pPr>
+          </w:p>
+        </w:tc>
+        <w:tc>
+          <w:tcPr>
+            <w:tcW w:w="1440" w:type="dxa"/>
           </w:tcPr>
           <w:p>
             <w:pPr>
@@ -2566,21 +2573,21 @@
         </w:tc>
         <w:tc>
           <w:tcPr>
-            <w:tcW w:w="1588" w:type="dxa"/>
-          </w:tcPr>
-          <w:p>
-            <w:pPr>
-              <w:ind w:left="0"/>
-              <w:rPr>
-                <w:color w:val="00B0F0"/>
-              </w:rPr>
-            </w:pPr>
-            <w:r>
-              <w:rPr>
-                <w:rFonts w:hint="eastAsia"/>
-                <w:color w:val="00B0F0"/>
-              </w:rPr>
-              <w:t>iptables info</w:t>
+            <w:tcW w:w="1742" w:type="dxa"/>
+          </w:tcPr>
+          <w:p>
+            <w:pPr>
+              <w:ind w:left="0"/>
+              <w:rPr>
+                <w:color w:val="00B0F0"/>
+              </w:rPr>
+            </w:pPr>
+            <w:r>
+              <w:rPr>
+                <w:rFonts w:hint="eastAsia"/>
+                <w:color w:val="00B0F0"/>
+              </w:rPr>
+              <w:t>disk info</w:t>
             </w:r>
           </w:p>
         </w:tc>
@@ -2588,20 +2595,291 @@
       <w:tr>
         <w:tc>
           <w:tcPr>
-            <w:tcW w:w="1661" w:type="dxa"/>
-          </w:tcPr>
-          <w:p>
-            <w:pPr>
-              <w:ind w:left="0"/>
-              <w:rPr>
-                <w:color w:val="00B0F0"/>
-              </w:rPr>
-            </w:pPr>
-          </w:p>
-        </w:tc>
-        <w:tc>
-          <w:tcPr>
-            <w:tcW w:w="1638" w:type="dxa"/>
+            <w:tcW w:w="1467" w:type="dxa"/>
+          </w:tcPr>
+          <w:p>
+            <w:pPr>
+              <w:ind w:left="0"/>
+              <w:rPr>
+                <w:color w:val="00B0F0"/>
+              </w:rPr>
+            </w:pPr>
+          </w:p>
+        </w:tc>
+        <w:tc>
+          <w:tcPr>
+            <w:tcW w:w="1904" w:type="dxa"/>
+          </w:tcPr>
+          <w:p>
+            <w:pPr>
+              <w:ind w:left="0"/>
+              <w:rPr>
+                <w:color w:val="00B0F0"/>
+              </w:rPr>
+            </w:pPr>
+            <w:r>
+              <w:rPr>
+                <w:rFonts w:hint="eastAsia"/>
+                <w:color w:val="00B0F0"/>
+              </w:rPr>
+              <w:t>static snapshot</w:t>
+            </w:r>
+            <w:r>
+              <w:rPr>
+                <w:rFonts w:hint="eastAsia"/>
+                <w:color w:val="00B0F0"/>
+              </w:rPr>
+              <w:t>DiskInfo()</w:t>
+            </w:r>
+          </w:p>
+        </w:tc>
+        <w:tc>
+          <w:tcPr>
+            <w:tcW w:w="1612" w:type="dxa"/>
+          </w:tcPr>
+          <w:p>
+            <w:pPr>
+              <w:ind w:left="0"/>
+              <w:rPr>
+                <w:color w:val="00B0F0"/>
+              </w:rPr>
+            </w:pPr>
+          </w:p>
+        </w:tc>
+        <w:tc>
+          <w:tcPr>
+            <w:tcW w:w="1440" w:type="dxa"/>
+          </w:tcPr>
+          <w:p>
+            <w:pPr>
+              <w:ind w:left="0"/>
+              <w:rPr>
+                <w:color w:val="00B0F0"/>
+              </w:rPr>
+            </w:pPr>
+            <w:r>
+              <w:rPr>
+                <w:rFonts w:hint="eastAsia"/>
+                <w:color w:val="00B0F0"/>
+              </w:rPr>
+              <w:t>Object</w:t>
+            </w:r>
+          </w:p>
+        </w:tc>
+        <w:tc>
+          <w:tcPr>
+            <w:tcW w:w="1742" w:type="dxa"/>
+          </w:tcPr>
+          <w:p>
+            <w:pPr>
+              <w:ind w:left="0"/>
+              <w:rPr>
+                <w:color w:val="00B0F0"/>
+              </w:rPr>
+            </w:pPr>
+            <w:r>
+              <w:rPr>
+                <w:rFonts w:hint="eastAsia"/>
+                <w:color w:val="00B0F0"/>
+              </w:rPr>
+              <w:t>disk info</w:t>
+            </w:r>
+          </w:p>
+        </w:tc>
+      </w:tr>
+      <w:tr>
+        <w:tc>
+          <w:tcPr>
+            <w:tcW w:w="1467" w:type="dxa"/>
+          </w:tcPr>
+          <w:p>
+            <w:pPr>
+              <w:ind w:left="0"/>
+              <w:rPr>
+                <w:color w:val="00B0F0"/>
+              </w:rPr>
+            </w:pPr>
+          </w:p>
+        </w:tc>
+        <w:tc>
+          <w:tcPr>
+            <w:tcW w:w="1904" w:type="dxa"/>
+          </w:tcPr>
+          <w:p>
+            <w:pPr>
+              <w:ind w:left="0"/>
+              <w:rPr>
+                <w:color w:val="00B0F0"/>
+              </w:rPr>
+            </w:pPr>
+            <w:r>
+              <w:rPr>
+                <w:rFonts w:hint="eastAsia"/>
+                <w:color w:val="00B0F0"/>
+              </w:rPr>
+              <w:t>static getNetcardInfo()</w:t>
+            </w:r>
+          </w:p>
+        </w:tc>
+        <w:tc>
+          <w:tcPr>
+            <w:tcW w:w="1612" w:type="dxa"/>
+          </w:tcPr>
+          <w:p>
+            <w:pPr>
+              <w:ind w:left="0"/>
+              <w:rPr>
+                <w:color w:val="00B0F0"/>
+              </w:rPr>
+            </w:pPr>
+          </w:p>
+        </w:tc>
+        <w:tc>
+          <w:tcPr>
+            <w:tcW w:w="1440" w:type="dxa"/>
+          </w:tcPr>
+          <w:p>
+            <w:pPr>
+              <w:ind w:left="0"/>
+              <w:rPr>
+                <w:color w:val="00B0F0"/>
+              </w:rPr>
+            </w:pPr>
+            <w:r>
+              <w:rPr>
+                <w:rFonts w:hint="eastAsia"/>
+                <w:color w:val="00B0F0"/>
+              </w:rPr>
+              <w:t>Object</w:t>
+            </w:r>
+          </w:p>
+        </w:tc>
+        <w:tc>
+          <w:tcPr>
+            <w:tcW w:w="1742" w:type="dxa"/>
+          </w:tcPr>
+          <w:p>
+            <w:pPr>
+              <w:ind w:left="0"/>
+              <w:rPr>
+                <w:color w:val="00B0F0"/>
+              </w:rPr>
+            </w:pPr>
+            <w:r>
+              <w:rPr>
+                <w:rFonts w:hint="eastAsia"/>
+                <w:color w:val="00B0F0"/>
+              </w:rPr>
+              <w:t>net card info</w:t>
+            </w:r>
+          </w:p>
+        </w:tc>
+      </w:tr>
+      <w:tr>
+        <w:tc>
+          <w:tcPr>
+            <w:tcW w:w="1467" w:type="dxa"/>
+          </w:tcPr>
+          <w:p>
+            <w:pPr>
+              <w:ind w:left="0"/>
+              <w:rPr>
+                <w:color w:val="00B0F0"/>
+              </w:rPr>
+            </w:pPr>
+          </w:p>
+        </w:tc>
+        <w:tc>
+          <w:tcPr>
+            <w:tcW w:w="1904" w:type="dxa"/>
+          </w:tcPr>
+          <w:p>
+            <w:pPr>
+              <w:ind w:left="0"/>
+              <w:rPr>
+                <w:color w:val="00B0F0"/>
+              </w:rPr>
+            </w:pPr>
+            <w:r>
+              <w:rPr>
+                <w:rFonts w:hint="eastAsia"/>
+                <w:color w:val="00B0F0"/>
+              </w:rPr>
+              <w:t>static getIpTablesInfo()</w:t>
+            </w:r>
+          </w:p>
+        </w:tc>
+        <w:tc>
+          <w:tcPr>
+            <w:tcW w:w="1612" w:type="dxa"/>
+          </w:tcPr>
+          <w:p>
+            <w:pPr>
+              <w:ind w:left="0"/>
+              <w:rPr>
+                <w:color w:val="00B0F0"/>
+              </w:rPr>
+            </w:pPr>
+          </w:p>
+        </w:tc>
+        <w:tc>
+          <w:tcPr>
+            <w:tcW w:w="1440" w:type="dxa"/>
+          </w:tcPr>
+          <w:p>
+            <w:pPr>
+              <w:ind w:left="0"/>
+              <w:rPr>
+                <w:color w:val="00B0F0"/>
+              </w:rPr>
+            </w:pPr>
+            <w:r>
+              <w:rPr>
+                <w:rFonts w:hint="eastAsia"/>
+                <w:color w:val="00B0F0"/>
+              </w:rPr>
+              <w:t>Object</w:t>
+            </w:r>
+          </w:p>
+        </w:tc>
+        <w:tc>
+          <w:tcPr>
+            <w:tcW w:w="1742" w:type="dxa"/>
+          </w:tcPr>
+          <w:p>
+            <w:pPr>
+              <w:ind w:left="0"/>
+              <w:rPr>
+                <w:color w:val="00B0F0"/>
+              </w:rPr>
+            </w:pPr>
+            <w:r>
+              <w:rPr>
+                <w:rFonts w:hint="eastAsia"/>
+                <w:color w:val="00B0F0"/>
+              </w:rPr>
+              <w:t>iptables info</w:t>
+            </w:r>
+          </w:p>
+        </w:tc>
+      </w:tr>
+      <w:tr>
+        <w:tc>
+          <w:tcPr>
+            <w:tcW w:w="1467" w:type="dxa"/>
+          </w:tcPr>
+          <w:p>
+            <w:pPr>
+              <w:ind w:left="0"/>
+              <w:rPr>
+                <w:color w:val="00B0F0"/>
+              </w:rPr>
+            </w:pPr>
+          </w:p>
+        </w:tc>
+        <w:tc>
+          <w:tcPr>
+            <w:tcW w:w="1904" w:type="dxa"/>
           </w:tcPr>
           <w:p>
             <w:pPr>
@@ -2636,20 +2914,20 @@
         </w:tc>
         <w:tc>
           <w:tcPr>
-            <w:tcW w:w="1639" w:type="dxa"/>
-          </w:tcPr>
-          <w:p>
-            <w:pPr>
-              <w:ind w:left="0"/>
-              <w:rPr>
-                <w:color w:val="00B0F0"/>
-              </w:rPr>
-            </w:pPr>
-          </w:p>
-        </w:tc>
-        <w:tc>
-          <w:tcPr>
-            <w:tcW w:w="1639" w:type="dxa"/>
+            <w:tcW w:w="1612" w:type="dxa"/>
+          </w:tcPr>
+          <w:p>
+            <w:pPr>
+              <w:ind w:left="0"/>
+              <w:rPr>
+                <w:color w:val="00B0F0"/>
+              </w:rPr>
+            </w:pPr>
+          </w:p>
+        </w:tc>
+        <w:tc>
+          <w:tcPr>
+            <w:tcW w:w="1440" w:type="dxa"/>
           </w:tcPr>
           <w:p>
             <w:pPr>
@@ -2669,7 +2947,7 @@
         </w:tc>
         <w:tc>
           <w:tcPr>
-            <w:tcW w:w="1588" w:type="dxa"/>
+            <w:tcW w:w="1742" w:type="dxa"/>
           </w:tcPr>
           <w:p>
             <w:pPr>
@@ -3222,7 +3500,7 @@
         <w:tc>
           <w:tcPr>
             <w:tcW w:w="2527" w:type="dxa"/>
-            <w:shd w:val="clear" w:color="auto" w:fill="BFBFBF" w:themeFill="background1" w:themeFillShade="BF"/>
+            <w:shd w:val="clear" w:color="auto" w:fill="74D280" w:themeFill="background1" w:themeFillShade="BF"/>
           </w:tcPr>
           <w:p>
             <w:pPr>
@@ -3243,7 +3521,7 @@
         <w:tc>
           <w:tcPr>
             <w:tcW w:w="1511" w:type="dxa"/>
-            <w:shd w:val="clear" w:color="auto" w:fill="BFBFBF" w:themeFill="background1" w:themeFillShade="BF"/>
+            <w:shd w:val="clear" w:color="auto" w:fill="74D280" w:themeFill="background1" w:themeFillShade="BF"/>
           </w:tcPr>
           <w:p>
             <w:pPr>
@@ -3264,7 +3542,7 @@
         <w:tc>
           <w:tcPr>
             <w:tcW w:w="2376" w:type="dxa"/>
-            <w:shd w:val="clear" w:color="auto" w:fill="BFBFBF" w:themeFill="background1" w:themeFillShade="BF"/>
+            <w:shd w:val="clear" w:color="auto" w:fill="74D280" w:themeFill="background1" w:themeFillShade="BF"/>
           </w:tcPr>
           <w:p>
             <w:pPr>
@@ -3285,7 +3563,7 @@
         <w:tc>
           <w:tcPr>
             <w:tcW w:w="1751" w:type="dxa"/>
-            <w:shd w:val="clear" w:color="auto" w:fill="BFBFBF" w:themeFill="background1" w:themeFillShade="BF"/>
+            <w:shd w:val="clear" w:color="auto" w:fill="74D280" w:themeFill="background1" w:themeFillShade="BF"/>
           </w:tcPr>
           <w:p>
             <w:pPr>
@@ -4196,7 +4474,7 @@
         <a:sysClr val="windowText" lastClr="000000"/>
       </a:dk1>
       <a:lt1>
-        <a:sysClr val="window" lastClr="FFFFFF"/>
+        <a:sysClr val="window" lastClr="C7EDCC"/>
       </a:lt1>
       <a:dk2>
         <a:srgbClr val="1F497D"/>

--- a/internal_doc/03.开发设计/Story_JS_Ssh.docx
+++ b/internal_doc/03.开发设计/Story_JS_Ssh.docx
@@ -237,21 +237,22 @@
     <w:tbl>
       <w:tblPr>
         <w:tblStyle w:val="TableGrid"/>
-        <w:tblW w:w="0" w:type="auto"/>
+        <w:tblW w:w="8398" w:type="dxa"/>
         <w:tblInd w:w="357" w:type="dxa"/>
+        <w:tblLayout w:type="fixed"/>
         <w:tblLook w:val="04A0"/>
       </w:tblPr>
       <w:tblGrid>
-        <w:gridCol w:w="1467"/>
-        <w:gridCol w:w="1904"/>
-        <w:gridCol w:w="1612"/>
-        <w:gridCol w:w="1440"/>
-        <w:gridCol w:w="1742"/>
+        <w:gridCol w:w="1379"/>
+        <w:gridCol w:w="1633"/>
+        <w:gridCol w:w="1701"/>
+        <w:gridCol w:w="1134"/>
+        <w:gridCol w:w="2551"/>
       </w:tblGrid>
       <w:tr>
         <w:tc>
           <w:tcPr>
-            <w:tcW w:w="1467" w:type="dxa"/>
+            <w:tcW w:w="1379" w:type="dxa"/>
           </w:tcPr>
           <w:p>
             <w:pPr>
@@ -271,7 +272,7 @@
         </w:tc>
         <w:tc>
           <w:tcPr>
-            <w:tcW w:w="1904" w:type="dxa"/>
+            <w:tcW w:w="1633" w:type="dxa"/>
           </w:tcPr>
           <w:p>
             <w:pPr>
@@ -291,7 +292,7 @@
         </w:tc>
         <w:tc>
           <w:tcPr>
-            <w:tcW w:w="1612" w:type="dxa"/>
+            <w:tcW w:w="1701" w:type="dxa"/>
           </w:tcPr>
           <w:p>
             <w:pPr>
@@ -311,7 +312,7 @@
         </w:tc>
         <w:tc>
           <w:tcPr>
-            <w:tcW w:w="1440" w:type="dxa"/>
+            <w:tcW w:w="1134" w:type="dxa"/>
           </w:tcPr>
           <w:p>
             <w:pPr>
@@ -331,7 +332,7 @@
         </w:tc>
         <w:tc>
           <w:tcPr>
-            <w:tcW w:w="1742" w:type="dxa"/>
+            <w:tcW w:w="2551" w:type="dxa"/>
           </w:tcPr>
           <w:p>
             <w:pPr>
@@ -353,7 +354,7 @@
       <w:tr>
         <w:tc>
           <w:tcPr>
-            <w:tcW w:w="1467" w:type="dxa"/>
+            <w:tcW w:w="1379" w:type="dxa"/>
             <w:vMerge w:val="restart"/>
           </w:tcPr>
           <w:p>
@@ -389,7 +390,7 @@
         </w:tc>
         <w:tc>
           <w:tcPr>
-            <w:tcW w:w="1904" w:type="dxa"/>
+            <w:tcW w:w="1633" w:type="dxa"/>
           </w:tcPr>
           <w:p>
             <w:pPr>
@@ -409,7 +410,7 @@
         </w:tc>
         <w:tc>
           <w:tcPr>
-            <w:tcW w:w="1612" w:type="dxa"/>
+            <w:tcW w:w="1701" w:type="dxa"/>
           </w:tcPr>
           <w:p>
             <w:pPr>
@@ -444,7 +445,7 @@
         </w:tc>
         <w:tc>
           <w:tcPr>
-            <w:tcW w:w="1440" w:type="dxa"/>
+            <w:tcW w:w="1134" w:type="dxa"/>
           </w:tcPr>
           <w:p>
             <w:pPr>
@@ -464,7 +465,7 @@
         </w:tc>
         <w:tc>
           <w:tcPr>
-            <w:tcW w:w="1742" w:type="dxa"/>
+            <w:tcW w:w="2551" w:type="dxa"/>
           </w:tcPr>
           <w:p>
             <w:pPr>
@@ -500,7 +501,7 @@
       <w:tr>
         <w:tc>
           <w:tcPr>
-            <w:tcW w:w="1467" w:type="dxa"/>
+            <w:tcW w:w="1379" w:type="dxa"/>
             <w:vMerge/>
           </w:tcPr>
           <w:p>
@@ -514,7 +515,7 @@
         </w:tc>
         <w:tc>
           <w:tcPr>
-            <w:tcW w:w="1904" w:type="dxa"/>
+            <w:tcW w:w="1633" w:type="dxa"/>
           </w:tcPr>
           <w:p>
             <w:pPr>
@@ -534,7 +535,7 @@
         </w:tc>
         <w:tc>
           <w:tcPr>
-            <w:tcW w:w="1612" w:type="dxa"/>
+            <w:tcW w:w="1701" w:type="dxa"/>
           </w:tcPr>
           <w:p>
             <w:pPr>
@@ -554,7 +555,7 @@
         </w:tc>
         <w:tc>
           <w:tcPr>
-            <w:tcW w:w="1440" w:type="dxa"/>
+            <w:tcW w:w="1134" w:type="dxa"/>
           </w:tcPr>
           <w:p>
             <w:pPr>
@@ -574,7 +575,7 @@
         </w:tc>
         <w:tc>
           <w:tcPr>
-            <w:tcW w:w="1742" w:type="dxa"/>
+            <w:tcW w:w="2551" w:type="dxa"/>
           </w:tcPr>
           <w:p>
             <w:pPr>
@@ -596,7 +597,7 @@
       <w:tr>
         <w:tc>
           <w:tcPr>
-            <w:tcW w:w="1467" w:type="dxa"/>
+            <w:tcW w:w="1379" w:type="dxa"/>
             <w:vMerge/>
           </w:tcPr>
           <w:p>
@@ -610,7 +611,7 @@
         </w:tc>
         <w:tc>
           <w:tcPr>
-            <w:tcW w:w="1904" w:type="dxa"/>
+            <w:tcW w:w="1633" w:type="dxa"/>
           </w:tcPr>
           <w:p>
             <w:pPr>
@@ -630,7 +631,7 @@
         </w:tc>
         <w:tc>
           <w:tcPr>
-            <w:tcW w:w="1612" w:type="dxa"/>
+            <w:tcW w:w="1701" w:type="dxa"/>
           </w:tcPr>
           <w:p>
             <w:pPr>
@@ -680,7 +681,7 @@
         </w:tc>
         <w:tc>
           <w:tcPr>
-            <w:tcW w:w="1440" w:type="dxa"/>
+            <w:tcW w:w="1134" w:type="dxa"/>
           </w:tcPr>
           <w:p>
             <w:pPr>
@@ -700,7 +701,7 @@
         </w:tc>
         <w:tc>
           <w:tcPr>
-            <w:tcW w:w="1742" w:type="dxa"/>
+            <w:tcW w:w="2551" w:type="dxa"/>
           </w:tcPr>
           <w:p>
             <w:pPr>
@@ -722,7 +723,7 @@
       <w:tr>
         <w:tc>
           <w:tcPr>
-            <w:tcW w:w="1467" w:type="dxa"/>
+            <w:tcW w:w="1379" w:type="dxa"/>
             <w:vMerge/>
           </w:tcPr>
           <w:p>
@@ -736,7 +737,7 @@
         </w:tc>
         <w:tc>
           <w:tcPr>
-            <w:tcW w:w="1904" w:type="dxa"/>
+            <w:tcW w:w="1633" w:type="dxa"/>
           </w:tcPr>
           <w:p>
             <w:pPr>
@@ -756,7 +757,7 @@
         </w:tc>
         <w:tc>
           <w:tcPr>
-            <w:tcW w:w="1612" w:type="dxa"/>
+            <w:tcW w:w="1701" w:type="dxa"/>
           </w:tcPr>
           <w:p>
             <w:pPr>
@@ -806,7 +807,7 @@
         </w:tc>
         <w:tc>
           <w:tcPr>
-            <w:tcW w:w="1440" w:type="dxa"/>
+            <w:tcW w:w="1134" w:type="dxa"/>
           </w:tcPr>
           <w:p>
             <w:pPr>
@@ -826,7 +827,7 @@
         </w:tc>
         <w:tc>
           <w:tcPr>
-            <w:tcW w:w="1742" w:type="dxa"/>
+            <w:tcW w:w="2551" w:type="dxa"/>
           </w:tcPr>
           <w:p>
             <w:pPr>
@@ -848,7 +849,7 @@
       <w:tr>
         <w:tc>
           <w:tcPr>
-            <w:tcW w:w="1467" w:type="dxa"/>
+            <w:tcW w:w="1379" w:type="dxa"/>
           </w:tcPr>
           <w:p>
             <w:pPr>
@@ -883,7 +884,7 @@
         </w:tc>
         <w:tc>
           <w:tcPr>
-            <w:tcW w:w="1904" w:type="dxa"/>
+            <w:tcW w:w="1633" w:type="dxa"/>
           </w:tcPr>
           <w:p>
             <w:pPr>
@@ -903,7 +904,7 @@
         </w:tc>
         <w:tc>
           <w:tcPr>
-            <w:tcW w:w="1612" w:type="dxa"/>
+            <w:tcW w:w="1701" w:type="dxa"/>
           </w:tcPr>
           <w:p>
             <w:pPr>
@@ -923,7 +924,7 @@
         </w:tc>
         <w:tc>
           <w:tcPr>
-            <w:tcW w:w="1440" w:type="dxa"/>
+            <w:tcW w:w="1134" w:type="dxa"/>
           </w:tcPr>
           <w:p>
             <w:pPr>
@@ -943,7 +944,7 @@
         </w:tc>
         <w:tc>
           <w:tcPr>
-            <w:tcW w:w="1742" w:type="dxa"/>
+            <w:tcW w:w="2551" w:type="dxa"/>
           </w:tcPr>
           <w:p>
             <w:pPr>
@@ -965,7 +966,7 @@
       <w:tr>
         <w:tc>
           <w:tcPr>
-            <w:tcW w:w="1467" w:type="dxa"/>
+            <w:tcW w:w="1379" w:type="dxa"/>
             <w:vMerge w:val="restart"/>
           </w:tcPr>
           <w:p>
@@ -1001,7 +1002,7 @@
         </w:tc>
         <w:tc>
           <w:tcPr>
-            <w:tcW w:w="1904" w:type="dxa"/>
+            <w:tcW w:w="1633" w:type="dxa"/>
           </w:tcPr>
           <w:p>
             <w:pPr>
@@ -1021,7 +1022,7 @@
         </w:tc>
         <w:tc>
           <w:tcPr>
-            <w:tcW w:w="1612" w:type="dxa"/>
+            <w:tcW w:w="1701" w:type="dxa"/>
           </w:tcPr>
           <w:p>
             <w:pPr>
@@ -1041,7 +1042,7 @@
         </w:tc>
         <w:tc>
           <w:tcPr>
-            <w:tcW w:w="1440" w:type="dxa"/>
+            <w:tcW w:w="1134" w:type="dxa"/>
           </w:tcPr>
           <w:p>
             <w:pPr>
@@ -1061,7 +1062,7 @@
         </w:tc>
         <w:tc>
           <w:tcPr>
-            <w:tcW w:w="1742" w:type="dxa"/>
+            <w:tcW w:w="2551" w:type="dxa"/>
           </w:tcPr>
           <w:p>
             <w:pPr>
@@ -1097,7 +1098,7 @@
       <w:tr>
         <w:tc>
           <w:tcPr>
-            <w:tcW w:w="1467" w:type="dxa"/>
+            <w:tcW w:w="1379" w:type="dxa"/>
             <w:vMerge/>
           </w:tcPr>
           <w:p>
@@ -1111,7 +1112,7 @@
         </w:tc>
         <w:tc>
           <w:tcPr>
-            <w:tcW w:w="1904" w:type="dxa"/>
+            <w:tcW w:w="1633" w:type="dxa"/>
           </w:tcPr>
           <w:p>
             <w:pPr>
@@ -1131,7 +1132,7 @@
         </w:tc>
         <w:tc>
           <w:tcPr>
-            <w:tcW w:w="1612" w:type="dxa"/>
+            <w:tcW w:w="1701" w:type="dxa"/>
           </w:tcPr>
           <w:p>
             <w:pPr>
@@ -1151,7 +1152,7 @@
         </w:tc>
         <w:tc>
           <w:tcPr>
-            <w:tcW w:w="1440" w:type="dxa"/>
+            <w:tcW w:w="1134" w:type="dxa"/>
           </w:tcPr>
           <w:p>
             <w:pPr>
@@ -1171,7 +1172,7 @@
         </w:tc>
         <w:tc>
           <w:tcPr>
-            <w:tcW w:w="1742" w:type="dxa"/>
+            <w:tcW w:w="2551" w:type="dxa"/>
           </w:tcPr>
           <w:p>
             <w:pPr>
@@ -1193,7 +1194,7 @@
       <w:tr>
         <w:tc>
           <w:tcPr>
-            <w:tcW w:w="1467" w:type="dxa"/>
+            <w:tcW w:w="1379" w:type="dxa"/>
             <w:vMerge/>
           </w:tcPr>
           <w:p>
@@ -1207,7 +1208,7 @@
         </w:tc>
         <w:tc>
           <w:tcPr>
-            <w:tcW w:w="1904" w:type="dxa"/>
+            <w:tcW w:w="1633" w:type="dxa"/>
           </w:tcPr>
           <w:p>
             <w:pPr>
@@ -1233,7 +1234,7 @@
         </w:tc>
         <w:tc>
           <w:tcPr>
-            <w:tcW w:w="1612" w:type="dxa"/>
+            <w:tcW w:w="1701" w:type="dxa"/>
           </w:tcPr>
           <w:p>
             <w:pPr>
@@ -1253,7 +1254,7 @@
         </w:tc>
         <w:tc>
           <w:tcPr>
-            <w:tcW w:w="1440" w:type="dxa"/>
+            <w:tcW w:w="1134" w:type="dxa"/>
           </w:tcPr>
           <w:p>
             <w:pPr>
@@ -1273,7 +1274,7 @@
         </w:tc>
         <w:tc>
           <w:tcPr>
-            <w:tcW w:w="1742" w:type="dxa"/>
+            <w:tcW w:w="2551" w:type="dxa"/>
           </w:tcPr>
           <w:p>
             <w:pPr>
@@ -1295,7 +1296,7 @@
       <w:tr>
         <w:tc>
           <w:tcPr>
-            <w:tcW w:w="1467" w:type="dxa"/>
+            <w:tcW w:w="1379" w:type="dxa"/>
             <w:vMerge/>
           </w:tcPr>
           <w:p>
@@ -1309,7 +1310,7 @@
         </w:tc>
         <w:tc>
           <w:tcPr>
-            <w:tcW w:w="1904" w:type="dxa"/>
+            <w:tcW w:w="1633" w:type="dxa"/>
           </w:tcPr>
           <w:p>
             <w:pPr>
@@ -1329,7 +1330,7 @@
         </w:tc>
         <w:tc>
           <w:tcPr>
-            <w:tcW w:w="1612" w:type="dxa"/>
+            <w:tcW w:w="1701" w:type="dxa"/>
           </w:tcPr>
           <w:p>
             <w:pPr>
@@ -1387,7 +1388,7 @@
         </w:tc>
         <w:tc>
           <w:tcPr>
-            <w:tcW w:w="1440" w:type="dxa"/>
+            <w:tcW w:w="1134" w:type="dxa"/>
           </w:tcPr>
           <w:p>
             <w:pPr>
@@ -1407,7 +1408,7 @@
         </w:tc>
         <w:tc>
           <w:tcPr>
-            <w:tcW w:w="1742" w:type="dxa"/>
+            <w:tcW w:w="2551" w:type="dxa"/>
           </w:tcPr>
           <w:p>
             <w:pPr>
@@ -1429,7 +1430,7 @@
       <w:tr>
         <w:tc>
           <w:tcPr>
-            <w:tcW w:w="1467" w:type="dxa"/>
+            <w:tcW w:w="1379" w:type="dxa"/>
             <w:vMerge/>
           </w:tcPr>
           <w:p>
@@ -1443,7 +1444,7 @@
         </w:tc>
         <w:tc>
           <w:tcPr>
-            <w:tcW w:w="1904" w:type="dxa"/>
+            <w:tcW w:w="1633" w:type="dxa"/>
           </w:tcPr>
           <w:p>
             <w:pPr>
@@ -1463,20 +1464,20 @@
         </w:tc>
         <w:tc>
           <w:tcPr>
-            <w:tcW w:w="1612" w:type="dxa"/>
-          </w:tcPr>
-          <w:p>
-            <w:pPr>
-              <w:ind w:left="0"/>
-              <w:rPr>
-                <w:color w:val="00B0F0"/>
-              </w:rPr>
-            </w:pPr>
-          </w:p>
-        </w:tc>
-        <w:tc>
-          <w:tcPr>
-            <w:tcW w:w="1440" w:type="dxa"/>
+            <w:tcW w:w="1701" w:type="dxa"/>
+          </w:tcPr>
+          <w:p>
+            <w:pPr>
+              <w:ind w:left="0"/>
+              <w:rPr>
+                <w:color w:val="00B0F0"/>
+              </w:rPr>
+            </w:pPr>
+          </w:p>
+        </w:tc>
+        <w:tc>
+          <w:tcPr>
+            <w:tcW w:w="1134" w:type="dxa"/>
           </w:tcPr>
           <w:p>
             <w:pPr>
@@ -1496,7 +1497,7 @@
         </w:tc>
         <w:tc>
           <w:tcPr>
-            <w:tcW w:w="1742" w:type="dxa"/>
+            <w:tcW w:w="2551" w:type="dxa"/>
           </w:tcPr>
           <w:p>
             <w:pPr>
@@ -1518,7 +1519,7 @@
       <w:tr>
         <w:tc>
           <w:tcPr>
-            <w:tcW w:w="1467" w:type="dxa"/>
+            <w:tcW w:w="1379" w:type="dxa"/>
             <w:vMerge/>
           </w:tcPr>
           <w:p>
@@ -1532,7 +1533,7 @@
         </w:tc>
         <w:tc>
           <w:tcPr>
-            <w:tcW w:w="1904" w:type="dxa"/>
+            <w:tcW w:w="1633" w:type="dxa"/>
           </w:tcPr>
           <w:p>
             <w:pPr>
@@ -1552,7 +1553,7 @@
         </w:tc>
         <w:tc>
           <w:tcPr>
-            <w:tcW w:w="1612" w:type="dxa"/>
+            <w:tcW w:w="1701" w:type="dxa"/>
           </w:tcPr>
           <w:p>
             <w:pPr>
@@ -1572,7 +1573,7 @@
         </w:tc>
         <w:tc>
           <w:tcPr>
-            <w:tcW w:w="1440" w:type="dxa"/>
+            <w:tcW w:w="1134" w:type="dxa"/>
           </w:tcPr>
           <w:p>
             <w:pPr>
@@ -1592,7 +1593,7 @@
         </w:tc>
         <w:tc>
           <w:tcPr>
-            <w:tcW w:w="1742" w:type="dxa"/>
+            <w:tcW w:w="2551" w:type="dxa"/>
           </w:tcPr>
           <w:p>
             <w:pPr>
@@ -1614,8 +1615,23 @@
       <w:tr>
         <w:tc>
           <w:tcPr>
-            <w:tcW w:w="1467" w:type="dxa"/>
-          </w:tcPr>
+            <w:tcW w:w="1379" w:type="dxa"/>
+          </w:tcPr>
+          <w:p>
+            <w:pPr>
+              <w:ind w:left="0"/>
+              <w:rPr>
+                <w:color w:val="00B0F0"/>
+              </w:rPr>
+            </w:pPr>
+            <w:r>
+              <w:rPr>
+                <w:rFonts w:hint="eastAsia"/>
+                <w:color w:val="00B0F0"/>
+              </w:rPr>
+              <w:t>System</w:t>
+            </w:r>
+          </w:p>
           <w:p>
             <w:pPr>
               <w:ind w:left="0"/>
@@ -1629,48 +1645,34 @@
                 <w:color w:val="00B0F0"/>
               </w:rPr>
               <w:lastRenderedPageBreak/>
-              <w:t>System</w:t>
-            </w:r>
-          </w:p>
-          <w:p>
-            <w:pPr>
-              <w:ind w:left="0"/>
-              <w:rPr>
-                <w:color w:val="00B0F0"/>
-              </w:rPr>
-            </w:pPr>
-            <w:r>
-              <w:rPr>
-                <w:rFonts w:hint="eastAsia"/>
-                <w:color w:val="00B0F0"/>
-              </w:rPr>
               <w:t>系统类</w:t>
             </w:r>
           </w:p>
         </w:tc>
         <w:tc>
           <w:tcPr>
-            <w:tcW w:w="1904" w:type="dxa"/>
-          </w:tcPr>
-          <w:p>
-            <w:pPr>
-              <w:ind w:left="0"/>
-              <w:rPr>
-                <w:color w:val="00B0F0"/>
-              </w:rPr>
-            </w:pPr>
-            <w:r>
-              <w:rPr>
-                <w:rFonts w:hint="eastAsia"/>
-                <w:color w:val="00B0F0"/>
-              </w:rPr>
+            <w:tcW w:w="1633" w:type="dxa"/>
+          </w:tcPr>
+          <w:p>
+            <w:pPr>
+              <w:ind w:left="0"/>
+              <w:rPr>
+                <w:color w:val="00B0F0"/>
+              </w:rPr>
+            </w:pPr>
+            <w:r>
+              <w:rPr>
+                <w:rFonts w:hint="eastAsia"/>
+                <w:color w:val="00B0F0"/>
+              </w:rPr>
+              <w:lastRenderedPageBreak/>
               <w:t>static ping</w:t>
             </w:r>
           </w:p>
         </w:tc>
         <w:tc>
           <w:tcPr>
-            <w:tcW w:w="1612" w:type="dxa"/>
+            <w:tcW w:w="1701" w:type="dxa"/>
           </w:tcPr>
           <w:p>
             <w:pPr>
@@ -1699,33 +1701,35 @@
                 <w:rFonts w:hint="eastAsia"/>
                 <w:color w:val="00B0F0"/>
               </w:rPr>
+              <w:lastRenderedPageBreak/>
               <w:t>[times]</w:t>
             </w:r>
           </w:p>
         </w:tc>
         <w:tc>
           <w:tcPr>
-            <w:tcW w:w="1440" w:type="dxa"/>
-          </w:tcPr>
-          <w:p>
-            <w:pPr>
-              <w:ind w:left="0"/>
-              <w:rPr>
-                <w:color w:val="00B0F0"/>
-              </w:rPr>
-            </w:pPr>
-            <w:r>
-              <w:rPr>
-                <w:rFonts w:hint="eastAsia"/>
-                <w:color w:val="00B0F0"/>
-              </w:rPr>
+            <w:tcW w:w="1134" w:type="dxa"/>
+          </w:tcPr>
+          <w:p>
+            <w:pPr>
+              <w:ind w:left="0"/>
+              <w:rPr>
+                <w:color w:val="00B0F0"/>
+              </w:rPr>
+            </w:pPr>
+            <w:r>
+              <w:rPr>
+                <w:rFonts w:hint="eastAsia"/>
+                <w:color w:val="00B0F0"/>
+              </w:rPr>
+              <w:lastRenderedPageBreak/>
               <w:t>Object</w:t>
             </w:r>
           </w:p>
         </w:tc>
         <w:tc>
           <w:tcPr>
-            <w:tcW w:w="1742" w:type="dxa"/>
+            <w:tcW w:w="2551" w:type="dxa"/>
           </w:tcPr>
           <w:p>
             <w:pPr>
@@ -1754,20 +1758,20 @@
       <w:tr>
         <w:tc>
           <w:tcPr>
-            <w:tcW w:w="1467" w:type="dxa"/>
-          </w:tcPr>
-          <w:p>
-            <w:pPr>
-              <w:ind w:left="0"/>
-              <w:rPr>
-                <w:color w:val="00B0F0"/>
-              </w:rPr>
-            </w:pPr>
-          </w:p>
-        </w:tc>
-        <w:tc>
-          <w:tcPr>
-            <w:tcW w:w="1904" w:type="dxa"/>
+            <w:tcW w:w="1379" w:type="dxa"/>
+          </w:tcPr>
+          <w:p>
+            <w:pPr>
+              <w:ind w:left="0"/>
+              <w:rPr>
+                <w:color w:val="00B0F0"/>
+              </w:rPr>
+            </w:pPr>
+          </w:p>
+        </w:tc>
+        <w:tc>
+          <w:tcPr>
+            <w:tcW w:w="1633" w:type="dxa"/>
           </w:tcPr>
           <w:p>
             <w:pPr>
@@ -1787,7 +1791,7 @@
         </w:tc>
         <w:tc>
           <w:tcPr>
-            <w:tcW w:w="1612" w:type="dxa"/>
+            <w:tcW w:w="1701" w:type="dxa"/>
           </w:tcPr>
           <w:p>
             <w:pPr>
@@ -1807,7 +1811,7 @@
         </w:tc>
         <w:tc>
           <w:tcPr>
-            <w:tcW w:w="1440" w:type="dxa"/>
+            <w:tcW w:w="1134" w:type="dxa"/>
           </w:tcPr>
           <w:p>
             <w:pPr>
@@ -1827,7 +1831,7 @@
         </w:tc>
         <w:tc>
           <w:tcPr>
-            <w:tcW w:w="1742" w:type="dxa"/>
+            <w:tcW w:w="2551" w:type="dxa"/>
           </w:tcPr>
           <w:p>
             <w:pPr>
@@ -1849,20 +1853,20 @@
       <w:tr>
         <w:tc>
           <w:tcPr>
-            <w:tcW w:w="1467" w:type="dxa"/>
-          </w:tcPr>
-          <w:p>
-            <w:pPr>
-              <w:ind w:left="0"/>
-              <w:rPr>
-                <w:color w:val="00B0F0"/>
-              </w:rPr>
-            </w:pPr>
-          </w:p>
-        </w:tc>
-        <w:tc>
-          <w:tcPr>
-            <w:tcW w:w="1904" w:type="dxa"/>
+            <w:tcW w:w="1379" w:type="dxa"/>
+          </w:tcPr>
+          <w:p>
+            <w:pPr>
+              <w:ind w:left="0"/>
+              <w:rPr>
+                <w:color w:val="00B0F0"/>
+              </w:rPr>
+            </w:pPr>
+          </w:p>
+        </w:tc>
+        <w:tc>
+          <w:tcPr>
+            <w:tcW w:w="1633" w:type="dxa"/>
           </w:tcPr>
           <w:p>
             <w:pPr>
@@ -1882,20 +1886,20 @@
         </w:tc>
         <w:tc>
           <w:tcPr>
-            <w:tcW w:w="1612" w:type="dxa"/>
-          </w:tcPr>
-          <w:p>
-            <w:pPr>
-              <w:ind w:left="0"/>
-              <w:rPr>
-                <w:color w:val="00B0F0"/>
-              </w:rPr>
-            </w:pPr>
-          </w:p>
-        </w:tc>
-        <w:tc>
-          <w:tcPr>
-            <w:tcW w:w="1440" w:type="dxa"/>
+            <w:tcW w:w="1701" w:type="dxa"/>
+          </w:tcPr>
+          <w:p>
+            <w:pPr>
+              <w:ind w:left="0"/>
+              <w:rPr>
+                <w:color w:val="00B0F0"/>
+              </w:rPr>
+            </w:pPr>
+          </w:p>
+        </w:tc>
+        <w:tc>
+          <w:tcPr>
+            <w:tcW w:w="1134" w:type="dxa"/>
           </w:tcPr>
           <w:p>
             <w:pPr>
@@ -1915,7 +1919,7 @@
         </w:tc>
         <w:tc>
           <w:tcPr>
-            <w:tcW w:w="1742" w:type="dxa"/>
+            <w:tcW w:w="2551" w:type="dxa"/>
           </w:tcPr>
           <w:p>
             <w:pPr>
@@ -1952,20 +1956,20 @@
       <w:tr>
         <w:tc>
           <w:tcPr>
-            <w:tcW w:w="1467" w:type="dxa"/>
-          </w:tcPr>
-          <w:p>
-            <w:pPr>
-              <w:ind w:left="0"/>
-              <w:rPr>
-                <w:color w:val="00B0F0"/>
-              </w:rPr>
-            </w:pPr>
-          </w:p>
-        </w:tc>
-        <w:tc>
-          <w:tcPr>
-            <w:tcW w:w="1904" w:type="dxa"/>
+            <w:tcW w:w="1379" w:type="dxa"/>
+          </w:tcPr>
+          <w:p>
+            <w:pPr>
+              <w:ind w:left="0"/>
+              <w:rPr>
+                <w:color w:val="00B0F0"/>
+              </w:rPr>
+            </w:pPr>
+          </w:p>
+        </w:tc>
+        <w:tc>
+          <w:tcPr>
+            <w:tcW w:w="1633" w:type="dxa"/>
           </w:tcPr>
           <w:p>
             <w:pPr>
@@ -2005,20 +2009,20 @@
         </w:tc>
         <w:tc>
           <w:tcPr>
-            <w:tcW w:w="1612" w:type="dxa"/>
-          </w:tcPr>
-          <w:p>
-            <w:pPr>
-              <w:ind w:left="0"/>
-              <w:rPr>
-                <w:color w:val="00B0F0"/>
-              </w:rPr>
-            </w:pPr>
-          </w:p>
-        </w:tc>
-        <w:tc>
-          <w:tcPr>
-            <w:tcW w:w="1440" w:type="dxa"/>
+            <w:tcW w:w="1701" w:type="dxa"/>
+          </w:tcPr>
+          <w:p>
+            <w:pPr>
+              <w:ind w:left="0"/>
+              <w:rPr>
+                <w:color w:val="00B0F0"/>
+              </w:rPr>
+            </w:pPr>
+          </w:p>
+        </w:tc>
+        <w:tc>
+          <w:tcPr>
+            <w:tcW w:w="1134" w:type="dxa"/>
           </w:tcPr>
           <w:p>
             <w:pPr>
@@ -2038,7 +2042,7 @@
         </w:tc>
         <w:tc>
           <w:tcPr>
-            <w:tcW w:w="1742" w:type="dxa"/>
+            <w:tcW w:w="2551" w:type="dxa"/>
           </w:tcPr>
           <w:p>
             <w:pPr>
@@ -2053,20 +2057,20 @@
       <w:tr>
         <w:tc>
           <w:tcPr>
-            <w:tcW w:w="1467" w:type="dxa"/>
-          </w:tcPr>
-          <w:p>
-            <w:pPr>
-              <w:ind w:left="0"/>
-              <w:rPr>
-                <w:color w:val="00B0F0"/>
-              </w:rPr>
-            </w:pPr>
-          </w:p>
-        </w:tc>
-        <w:tc>
-          <w:tcPr>
-            <w:tcW w:w="1904" w:type="dxa"/>
+            <w:tcW w:w="1379" w:type="dxa"/>
+          </w:tcPr>
+          <w:p>
+            <w:pPr>
+              <w:ind w:left="0"/>
+              <w:rPr>
+                <w:color w:val="00B0F0"/>
+              </w:rPr>
+            </w:pPr>
+          </w:p>
+        </w:tc>
+        <w:tc>
+          <w:tcPr>
+            <w:tcW w:w="1633" w:type="dxa"/>
           </w:tcPr>
           <w:p>
             <w:pPr>
@@ -2086,20 +2090,20 @@
         </w:tc>
         <w:tc>
           <w:tcPr>
-            <w:tcW w:w="1612" w:type="dxa"/>
-          </w:tcPr>
-          <w:p>
-            <w:pPr>
-              <w:ind w:left="0"/>
-              <w:rPr>
-                <w:color w:val="00B0F0"/>
-              </w:rPr>
-            </w:pPr>
-          </w:p>
-        </w:tc>
-        <w:tc>
-          <w:tcPr>
-            <w:tcW w:w="1440" w:type="dxa"/>
+            <w:tcW w:w="1701" w:type="dxa"/>
+          </w:tcPr>
+          <w:p>
+            <w:pPr>
+              <w:ind w:left="0"/>
+              <w:rPr>
+                <w:color w:val="00B0F0"/>
+              </w:rPr>
+            </w:pPr>
+          </w:p>
+        </w:tc>
+        <w:tc>
+          <w:tcPr>
+            <w:tcW w:w="1134" w:type="dxa"/>
           </w:tcPr>
           <w:p>
             <w:pPr>
@@ -2119,7 +2123,7 @@
         </w:tc>
         <w:tc>
           <w:tcPr>
-            <w:tcW w:w="1742" w:type="dxa"/>
+            <w:tcW w:w="2551" w:type="dxa"/>
           </w:tcPr>
           <w:p>
             <w:pPr>
@@ -2141,20 +2145,20 @@
       <w:tr>
         <w:tc>
           <w:tcPr>
-            <w:tcW w:w="1467" w:type="dxa"/>
-          </w:tcPr>
-          <w:p>
-            <w:pPr>
-              <w:ind w:left="0"/>
-              <w:rPr>
-                <w:color w:val="00B0F0"/>
-              </w:rPr>
-            </w:pPr>
-          </w:p>
-        </w:tc>
-        <w:tc>
-          <w:tcPr>
-            <w:tcW w:w="1904" w:type="dxa"/>
+            <w:tcW w:w="1379" w:type="dxa"/>
+          </w:tcPr>
+          <w:p>
+            <w:pPr>
+              <w:ind w:left="0"/>
+              <w:rPr>
+                <w:color w:val="00B0F0"/>
+              </w:rPr>
+            </w:pPr>
+          </w:p>
+        </w:tc>
+        <w:tc>
+          <w:tcPr>
+            <w:tcW w:w="1633" w:type="dxa"/>
           </w:tcPr>
           <w:p>
             <w:pPr>
@@ -2174,20 +2178,20 @@
         </w:tc>
         <w:tc>
           <w:tcPr>
-            <w:tcW w:w="1612" w:type="dxa"/>
-          </w:tcPr>
-          <w:p>
-            <w:pPr>
-              <w:ind w:left="0"/>
-              <w:rPr>
-                <w:color w:val="00B0F0"/>
-              </w:rPr>
-            </w:pPr>
-          </w:p>
-        </w:tc>
-        <w:tc>
-          <w:tcPr>
-            <w:tcW w:w="1440" w:type="dxa"/>
+            <w:tcW w:w="1701" w:type="dxa"/>
+          </w:tcPr>
+          <w:p>
+            <w:pPr>
+              <w:ind w:left="0"/>
+              <w:rPr>
+                <w:color w:val="00B0F0"/>
+              </w:rPr>
+            </w:pPr>
+          </w:p>
+        </w:tc>
+        <w:tc>
+          <w:tcPr>
+            <w:tcW w:w="1134" w:type="dxa"/>
           </w:tcPr>
           <w:p>
             <w:pPr>
@@ -2207,7 +2211,7 @@
         </w:tc>
         <w:tc>
           <w:tcPr>
-            <w:tcW w:w="1742" w:type="dxa"/>
+            <w:tcW w:w="2551" w:type="dxa"/>
           </w:tcPr>
           <w:p>
             <w:pPr>
@@ -2229,60 +2233,53 @@
       <w:tr>
         <w:tc>
           <w:tcPr>
-            <w:tcW w:w="1467" w:type="dxa"/>
-          </w:tcPr>
-          <w:p>
-            <w:pPr>
-              <w:ind w:left="0"/>
-              <w:rPr>
-                <w:color w:val="00B0F0"/>
-              </w:rPr>
-            </w:pPr>
-          </w:p>
-        </w:tc>
-        <w:tc>
-          <w:tcPr>
-            <w:tcW w:w="1904" w:type="dxa"/>
-          </w:tcPr>
-          <w:p>
-            <w:pPr>
-              <w:ind w:left="0"/>
-              <w:rPr>
-                <w:color w:val="00B0F0"/>
-              </w:rPr>
-            </w:pPr>
-            <w:r>
-              <w:rPr>
-                <w:rFonts w:hint="eastAsia"/>
-                <w:color w:val="00B0F0"/>
-              </w:rPr>
-              <w:t>static snapshot</w:t>
-            </w:r>
-            <w:r>
-              <w:rPr>
-                <w:rFonts w:hint="eastAsia"/>
-                <w:color w:val="00B0F0"/>
-              </w:rPr>
-              <w:t>CpuInfo()</w:t>
-            </w:r>
-          </w:p>
-        </w:tc>
-        <w:tc>
-          <w:tcPr>
-            <w:tcW w:w="1612" w:type="dxa"/>
-          </w:tcPr>
-          <w:p>
-            <w:pPr>
-              <w:ind w:left="0"/>
-              <w:rPr>
-                <w:color w:val="00B0F0"/>
-              </w:rPr>
-            </w:pPr>
-          </w:p>
-        </w:tc>
-        <w:tc>
-          <w:tcPr>
-            <w:tcW w:w="1440" w:type="dxa"/>
+            <w:tcW w:w="1379" w:type="dxa"/>
+          </w:tcPr>
+          <w:p>
+            <w:pPr>
+              <w:ind w:left="0"/>
+              <w:rPr>
+                <w:color w:val="00B0F0"/>
+              </w:rPr>
+            </w:pPr>
+          </w:p>
+        </w:tc>
+        <w:tc>
+          <w:tcPr>
+            <w:tcW w:w="1633" w:type="dxa"/>
+          </w:tcPr>
+          <w:p>
+            <w:pPr>
+              <w:ind w:left="0"/>
+              <w:rPr>
+                <w:color w:val="00B0F0"/>
+              </w:rPr>
+            </w:pPr>
+            <w:r>
+              <w:rPr>
+                <w:rFonts w:hint="eastAsia"/>
+                <w:color w:val="00B0F0"/>
+              </w:rPr>
+              <w:t>static snapshotCpuInfo()</w:t>
+            </w:r>
+          </w:p>
+        </w:tc>
+        <w:tc>
+          <w:tcPr>
+            <w:tcW w:w="1701" w:type="dxa"/>
+          </w:tcPr>
+          <w:p>
+            <w:pPr>
+              <w:ind w:left="0"/>
+              <w:rPr>
+                <w:color w:val="00B0F0"/>
+              </w:rPr>
+            </w:pPr>
+          </w:p>
+        </w:tc>
+        <w:tc>
+          <w:tcPr>
+            <w:tcW w:w="1134" w:type="dxa"/>
           </w:tcPr>
           <w:p>
             <w:pPr>
@@ -2302,21 +2299,90 @@
         </w:tc>
         <w:tc>
           <w:tcPr>
-            <w:tcW w:w="1742" w:type="dxa"/>
-          </w:tcPr>
-          <w:p>
-            <w:pPr>
-              <w:ind w:left="0"/>
-              <w:rPr>
-                <w:color w:val="00B0F0"/>
-              </w:rPr>
-            </w:pPr>
-            <w:r>
-              <w:rPr>
-                <w:rFonts w:hint="eastAsia"/>
-                <w:color w:val="00B0F0"/>
-              </w:rPr>
-              <w:t>cpu info</w:t>
+            <w:tcW w:w="2551" w:type="dxa"/>
+          </w:tcPr>
+          <w:p>
+            <w:pPr>
+              <w:ind w:left="0"/>
+              <w:rPr>
+                <w:color w:val="00B0F0"/>
+              </w:rPr>
+            </w:pPr>
+            <w:r>
+              <w:rPr>
+                <w:color w:val="00B0F0"/>
+              </w:rPr>
+              <w:t>{</w:t>
+            </w:r>
+          </w:p>
+          <w:p>
+            <w:pPr>
+              <w:ind w:left="0"/>
+              <w:rPr>
+                <w:color w:val="00B0F0"/>
+              </w:rPr>
+            </w:pPr>
+            <w:r>
+              <w:rPr>
+                <w:color w:val="00B0F0"/>
+              </w:rPr>
+              <w:t xml:space="preserve">  "User": 165661812,</w:t>
+            </w:r>
+          </w:p>
+          <w:p>
+            <w:pPr>
+              <w:ind w:left="0"/>
+              <w:rPr>
+                <w:color w:val="00B0F0"/>
+              </w:rPr>
+            </w:pPr>
+            <w:r>
+              <w:rPr>
+                <w:color w:val="00B0F0"/>
+              </w:rPr>
+              <w:t xml:space="preserve">  "Sys": 29524953,</w:t>
+            </w:r>
+          </w:p>
+          <w:p>
+            <w:pPr>
+              <w:ind w:left="0"/>
+              <w:rPr>
+                <w:color w:val="00B0F0"/>
+              </w:rPr>
+            </w:pPr>
+            <w:r>
+              <w:rPr>
+                <w:color w:val="00B0F0"/>
+              </w:rPr>
+              <w:t xml:space="preserve">  "Idle": 11784552281,</w:t>
+            </w:r>
+          </w:p>
+          <w:p>
+            <w:pPr>
+              <w:ind w:left="0"/>
+              <w:rPr>
+                <w:color w:val="00B0F0"/>
+              </w:rPr>
+            </w:pPr>
+            <w:r>
+              <w:rPr>
+                <w:color w:val="00B0F0"/>
+              </w:rPr>
+              <w:t xml:space="preserve">  "Other": 0</w:t>
+            </w:r>
+          </w:p>
+          <w:p>
+            <w:pPr>
+              <w:ind w:left="0"/>
+              <w:rPr>
+                <w:color w:val="00B0F0"/>
+              </w:rPr>
+            </w:pPr>
+            <w:r>
+              <w:rPr>
+                <w:color w:val="00B0F0"/>
+              </w:rPr>
+              <w:t>}</w:t>
             </w:r>
           </w:p>
         </w:tc>
@@ -2324,20 +2390,20 @@
       <w:tr>
         <w:tc>
           <w:tcPr>
-            <w:tcW w:w="1467" w:type="dxa"/>
-          </w:tcPr>
-          <w:p>
-            <w:pPr>
-              <w:ind w:left="0"/>
-              <w:rPr>
-                <w:color w:val="00B0F0"/>
-              </w:rPr>
-            </w:pPr>
-          </w:p>
-        </w:tc>
-        <w:tc>
-          <w:tcPr>
-            <w:tcW w:w="1904" w:type="dxa"/>
+            <w:tcW w:w="1379" w:type="dxa"/>
+          </w:tcPr>
+          <w:p>
+            <w:pPr>
+              <w:ind w:left="0"/>
+              <w:rPr>
+                <w:color w:val="00B0F0"/>
+              </w:rPr>
+            </w:pPr>
+          </w:p>
+        </w:tc>
+        <w:tc>
+          <w:tcPr>
+            <w:tcW w:w="1633" w:type="dxa"/>
           </w:tcPr>
           <w:p>
             <w:pPr>
@@ -2357,20 +2423,20 @@
         </w:tc>
         <w:tc>
           <w:tcPr>
-            <w:tcW w:w="1612" w:type="dxa"/>
-          </w:tcPr>
-          <w:p>
-            <w:pPr>
-              <w:ind w:left="0"/>
-              <w:rPr>
-                <w:color w:val="00B0F0"/>
-              </w:rPr>
-            </w:pPr>
-          </w:p>
-        </w:tc>
-        <w:tc>
-          <w:tcPr>
-            <w:tcW w:w="1440" w:type="dxa"/>
+            <w:tcW w:w="1701" w:type="dxa"/>
+          </w:tcPr>
+          <w:p>
+            <w:pPr>
+              <w:ind w:left="0"/>
+              <w:rPr>
+                <w:color w:val="00B0F0"/>
+              </w:rPr>
+            </w:pPr>
+          </w:p>
+        </w:tc>
+        <w:tc>
+          <w:tcPr>
+            <w:tcW w:w="1134" w:type="dxa"/>
           </w:tcPr>
           <w:p>
             <w:pPr>
@@ -2390,7 +2456,7 @@
         </w:tc>
         <w:tc>
           <w:tcPr>
-            <w:tcW w:w="1742" w:type="dxa"/>
+            <w:tcW w:w="2551" w:type="dxa"/>
           </w:tcPr>
           <w:p>
             <w:pPr>
@@ -2412,60 +2478,53 @@
       <w:tr>
         <w:tc>
           <w:tcPr>
-            <w:tcW w:w="1467" w:type="dxa"/>
-          </w:tcPr>
-          <w:p>
-            <w:pPr>
-              <w:ind w:left="0"/>
-              <w:rPr>
-                <w:color w:val="00B0F0"/>
-              </w:rPr>
-            </w:pPr>
-          </w:p>
-        </w:tc>
-        <w:tc>
-          <w:tcPr>
-            <w:tcW w:w="1904" w:type="dxa"/>
-          </w:tcPr>
-          <w:p>
-            <w:pPr>
-              <w:ind w:left="0"/>
-              <w:rPr>
-                <w:color w:val="00B0F0"/>
-              </w:rPr>
-            </w:pPr>
-            <w:r>
-              <w:rPr>
-                <w:rFonts w:hint="eastAsia"/>
-                <w:color w:val="00B0F0"/>
-              </w:rPr>
-              <w:t>static snapshot</w:t>
-            </w:r>
-            <w:r>
-              <w:rPr>
-                <w:rFonts w:hint="eastAsia"/>
-                <w:color w:val="00B0F0"/>
-              </w:rPr>
-              <w:t>MemInfo()</w:t>
-            </w:r>
-          </w:p>
-        </w:tc>
-        <w:tc>
-          <w:tcPr>
-            <w:tcW w:w="1612" w:type="dxa"/>
-          </w:tcPr>
-          <w:p>
-            <w:pPr>
-              <w:ind w:left="0"/>
-              <w:rPr>
-                <w:color w:val="00B0F0"/>
-              </w:rPr>
-            </w:pPr>
-          </w:p>
-        </w:tc>
-        <w:tc>
-          <w:tcPr>
-            <w:tcW w:w="1440" w:type="dxa"/>
+            <w:tcW w:w="1379" w:type="dxa"/>
+          </w:tcPr>
+          <w:p>
+            <w:pPr>
+              <w:ind w:left="0"/>
+              <w:rPr>
+                <w:color w:val="00B0F0"/>
+              </w:rPr>
+            </w:pPr>
+          </w:p>
+        </w:tc>
+        <w:tc>
+          <w:tcPr>
+            <w:tcW w:w="1633" w:type="dxa"/>
+          </w:tcPr>
+          <w:p>
+            <w:pPr>
+              <w:ind w:left="0"/>
+              <w:rPr>
+                <w:color w:val="00B0F0"/>
+              </w:rPr>
+            </w:pPr>
+            <w:r>
+              <w:rPr>
+                <w:rFonts w:hint="eastAsia"/>
+                <w:color w:val="00B0F0"/>
+              </w:rPr>
+              <w:t>static snapshotMemInfo()</w:t>
+            </w:r>
+          </w:p>
+        </w:tc>
+        <w:tc>
+          <w:tcPr>
+            <w:tcW w:w="1701" w:type="dxa"/>
+          </w:tcPr>
+          <w:p>
+            <w:pPr>
+              <w:ind w:left="0"/>
+              <w:rPr>
+                <w:color w:val="00B0F0"/>
+              </w:rPr>
+            </w:pPr>
+          </w:p>
+        </w:tc>
+        <w:tc>
+          <w:tcPr>
+            <w:tcW w:w="1134" w:type="dxa"/>
           </w:tcPr>
           <w:p>
             <w:pPr>
@@ -2485,21 +2544,90 @@
         </w:tc>
         <w:tc>
           <w:tcPr>
-            <w:tcW w:w="1742" w:type="dxa"/>
-          </w:tcPr>
-          <w:p>
-            <w:pPr>
-              <w:ind w:left="0"/>
-              <w:rPr>
-                <w:color w:val="00B0F0"/>
-              </w:rPr>
-            </w:pPr>
-            <w:r>
-              <w:rPr>
-                <w:rFonts w:hint="eastAsia"/>
-                <w:color w:val="00B0F0"/>
-              </w:rPr>
-              <w:t>mem info</w:t>
+            <w:tcW w:w="2551" w:type="dxa"/>
+          </w:tcPr>
+          <w:p>
+            <w:pPr>
+              <w:ind w:left="0"/>
+              <w:rPr>
+                <w:color w:val="00B0F0"/>
+              </w:rPr>
+            </w:pPr>
+            <w:r>
+              <w:rPr>
+                <w:color w:val="00B0F0"/>
+              </w:rPr>
+              <w:t>{</w:t>
+            </w:r>
+          </w:p>
+          <w:p>
+            <w:pPr>
+              <w:ind w:left="0"/>
+              <w:rPr>
+                <w:color w:val="00B0F0"/>
+              </w:rPr>
+            </w:pPr>
+            <w:r>
+              <w:rPr>
+                <w:color w:val="00B0F0"/>
+              </w:rPr>
+              <w:t xml:space="preserve">  "Size": 2047,</w:t>
+            </w:r>
+          </w:p>
+          <w:p>
+            <w:pPr>
+              <w:ind w:left="0"/>
+              <w:rPr>
+                <w:color w:val="00B0F0"/>
+              </w:rPr>
+            </w:pPr>
+            <w:r>
+              <w:rPr>
+                <w:color w:val="00B0F0"/>
+              </w:rPr>
+              <w:t xml:space="preserve">  "Used": 1063,</w:t>
+            </w:r>
+          </w:p>
+          <w:p>
+            <w:pPr>
+              <w:ind w:left="0"/>
+              <w:rPr>
+                <w:color w:val="00B0F0"/>
+              </w:rPr>
+            </w:pPr>
+            <w:r>
+              <w:rPr>
+                <w:color w:val="00B0F0"/>
+              </w:rPr>
+              <w:t xml:space="preserve">  "Free": 983,</w:t>
+            </w:r>
+          </w:p>
+          <w:p>
+            <w:pPr>
+              <w:ind w:left="0"/>
+              <w:rPr>
+                <w:color w:val="00B0F0"/>
+              </w:rPr>
+            </w:pPr>
+            <w:r>
+              <w:rPr>
+                <w:color w:val="00B0F0"/>
+              </w:rPr>
+              <w:t xml:space="preserve">  "Unit": "M"</w:t>
+            </w:r>
+          </w:p>
+          <w:p>
+            <w:pPr>
+              <w:ind w:left="0"/>
+              <w:rPr>
+                <w:color w:val="00B0F0"/>
+              </w:rPr>
+            </w:pPr>
+            <w:r>
+              <w:rPr>
+                <w:color w:val="00B0F0"/>
+              </w:rPr>
+              <w:t>}</w:t>
             </w:r>
           </w:p>
         </w:tc>
@@ -2507,20 +2635,20 @@
       <w:tr>
         <w:tc>
           <w:tcPr>
-            <w:tcW w:w="1467" w:type="dxa"/>
-          </w:tcPr>
-          <w:p>
-            <w:pPr>
-              <w:ind w:left="0"/>
-              <w:rPr>
-                <w:color w:val="00B0F0"/>
-              </w:rPr>
-            </w:pPr>
-          </w:p>
-        </w:tc>
-        <w:tc>
-          <w:tcPr>
-            <w:tcW w:w="1904" w:type="dxa"/>
+            <w:tcW w:w="1379" w:type="dxa"/>
+          </w:tcPr>
+          <w:p>
+            <w:pPr>
+              <w:ind w:left="0"/>
+              <w:rPr>
+                <w:color w:val="00B0F0"/>
+              </w:rPr>
+            </w:pPr>
+          </w:p>
+        </w:tc>
+        <w:tc>
+          <w:tcPr>
+            <w:tcW w:w="1633" w:type="dxa"/>
           </w:tcPr>
           <w:p>
             <w:pPr>
@@ -2540,20 +2668,20 @@
         </w:tc>
         <w:tc>
           <w:tcPr>
-            <w:tcW w:w="1612" w:type="dxa"/>
-          </w:tcPr>
-          <w:p>
-            <w:pPr>
-              <w:ind w:left="0"/>
-              <w:rPr>
-                <w:color w:val="00B0F0"/>
-              </w:rPr>
-            </w:pPr>
-          </w:p>
-        </w:tc>
-        <w:tc>
-          <w:tcPr>
-            <w:tcW w:w="1440" w:type="dxa"/>
+            <w:tcW w:w="1701" w:type="dxa"/>
+          </w:tcPr>
+          <w:p>
+            <w:pPr>
+              <w:ind w:left="0"/>
+              <w:rPr>
+                <w:color w:val="00B0F0"/>
+              </w:rPr>
+            </w:pPr>
+          </w:p>
+        </w:tc>
+        <w:tc>
+          <w:tcPr>
+            <w:tcW w:w="1134" w:type="dxa"/>
           </w:tcPr>
           <w:p>
             <w:pPr>
@@ -2573,7 +2701,7 @@
         </w:tc>
         <w:tc>
           <w:tcPr>
-            <w:tcW w:w="1742" w:type="dxa"/>
+            <w:tcW w:w="2551" w:type="dxa"/>
           </w:tcPr>
           <w:p>
             <w:pPr>
@@ -2595,20 +2723,20 @@
       <w:tr>
         <w:tc>
           <w:tcPr>
-            <w:tcW w:w="1467" w:type="dxa"/>
-          </w:tcPr>
-          <w:p>
-            <w:pPr>
-              <w:ind w:left="0"/>
-              <w:rPr>
-                <w:color w:val="00B0F0"/>
-              </w:rPr>
-            </w:pPr>
-          </w:p>
-        </w:tc>
-        <w:tc>
-          <w:tcPr>
-            <w:tcW w:w="1904" w:type="dxa"/>
+            <w:tcW w:w="1379" w:type="dxa"/>
+          </w:tcPr>
+          <w:p>
+            <w:pPr>
+              <w:ind w:left="0"/>
+              <w:rPr>
+                <w:color w:val="00B0F0"/>
+              </w:rPr>
+            </w:pPr>
+          </w:p>
+        </w:tc>
+        <w:tc>
+          <w:tcPr>
+            <w:tcW w:w="1633" w:type="dxa"/>
           </w:tcPr>
           <w:p>
             <w:pPr>
@@ -2635,20 +2763,20 @@
         </w:tc>
         <w:tc>
           <w:tcPr>
-            <w:tcW w:w="1612" w:type="dxa"/>
-          </w:tcPr>
-          <w:p>
-            <w:pPr>
-              <w:ind w:left="0"/>
-              <w:rPr>
-                <w:color w:val="00B0F0"/>
-              </w:rPr>
-            </w:pPr>
-          </w:p>
-        </w:tc>
-        <w:tc>
-          <w:tcPr>
-            <w:tcW w:w="1440" w:type="dxa"/>
+            <w:tcW w:w="1701" w:type="dxa"/>
+          </w:tcPr>
+          <w:p>
+            <w:pPr>
+              <w:ind w:left="0"/>
+              <w:rPr>
+                <w:color w:val="00B0F0"/>
+              </w:rPr>
+            </w:pPr>
+          </w:p>
+        </w:tc>
+        <w:tc>
+          <w:tcPr>
+            <w:tcW w:w="1134" w:type="dxa"/>
           </w:tcPr>
           <w:p>
             <w:pPr>
@@ -2668,21 +2796,178 @@
         </w:tc>
         <w:tc>
           <w:tcPr>
-            <w:tcW w:w="1742" w:type="dxa"/>
-          </w:tcPr>
-          <w:p>
-            <w:pPr>
-              <w:ind w:left="0"/>
-              <w:rPr>
-                <w:color w:val="00B0F0"/>
-              </w:rPr>
-            </w:pPr>
-            <w:r>
-              <w:rPr>
-                <w:rFonts w:hint="eastAsia"/>
-                <w:color w:val="00B0F0"/>
-              </w:rPr>
-              <w:t>disk info</w:t>
+            <w:tcW w:w="2551" w:type="dxa"/>
+          </w:tcPr>
+          <w:p>
+            <w:pPr>
+              <w:ind w:left="0"/>
+              <w:rPr>
+                <w:color w:val="00B0F0"/>
+              </w:rPr>
+            </w:pPr>
+            <w:r>
+              <w:rPr>
+                <w:color w:val="00B0F0"/>
+              </w:rPr>
+              <w:t>{</w:t>
+            </w:r>
+          </w:p>
+          <w:p>
+            <w:pPr>
+              <w:ind w:left="0"/>
+              <w:rPr>
+                <w:color w:val="00B0F0"/>
+              </w:rPr>
+            </w:pPr>
+            <w:r>
+              <w:rPr>
+                <w:color w:val="00B0F0"/>
+              </w:rPr>
+              <w:t xml:space="preserve">  "Disks": [</w:t>
+            </w:r>
+          </w:p>
+          <w:p>
+            <w:pPr>
+              <w:ind w:left="0"/>
+              <w:rPr>
+                <w:color w:val="00B0F0"/>
+              </w:rPr>
+            </w:pPr>
+            <w:r>
+              <w:rPr>
+                <w:color w:val="00B0F0"/>
+              </w:rPr>
+              <w:t xml:space="preserve">    {</w:t>
+            </w:r>
+          </w:p>
+          <w:p>
+            <w:pPr>
+              <w:ind w:left="0"/>
+              <w:rPr>
+                <w:color w:val="00B0F0"/>
+              </w:rPr>
+            </w:pPr>
+            <w:r>
+              <w:rPr>
+                <w:color w:val="00B0F0"/>
+              </w:rPr>
+              <w:t xml:space="preserve">      "Filesystem": "/dev/sda1",</w:t>
+            </w:r>
+          </w:p>
+          <w:p>
+            <w:pPr>
+              <w:ind w:left="0"/>
+              <w:rPr>
+                <w:color w:val="00B0F0"/>
+              </w:rPr>
+            </w:pPr>
+            <w:r>
+              <w:rPr>
+                <w:color w:val="00B0F0"/>
+              </w:rPr>
+              <w:t xml:space="preserve">      "Size": 34531,</w:t>
+            </w:r>
+          </w:p>
+          <w:p>
+            <w:pPr>
+              <w:ind w:left="0"/>
+              <w:rPr>
+                <w:color w:val="00B0F0"/>
+              </w:rPr>
+            </w:pPr>
+            <w:r>
+              <w:rPr>
+                <w:color w:val="00B0F0"/>
+              </w:rPr>
+              <w:t xml:space="preserve">      "Used": 13093,</w:t>
+            </w:r>
+          </w:p>
+          <w:p>
+            <w:pPr>
+              <w:ind w:left="0"/>
+              <w:rPr>
+                <w:color w:val="00B0F0"/>
+              </w:rPr>
+            </w:pPr>
+            <w:r>
+              <w:rPr>
+                <w:color w:val="00B0F0"/>
+              </w:rPr>
+              <w:t xml:space="preserve">      "Unit": "M",</w:t>
+            </w:r>
+          </w:p>
+          <w:p>
+            <w:pPr>
+              <w:ind w:left="0"/>
+              <w:rPr>
+                <w:color w:val="00B0F0"/>
+              </w:rPr>
+            </w:pPr>
+            <w:r>
+              <w:rPr>
+                <w:color w:val="00B0F0"/>
+              </w:rPr>
+              <w:t xml:space="preserve">      "Mount": "/",</w:t>
+            </w:r>
+          </w:p>
+          <w:p>
+            <w:pPr>
+              <w:ind w:left="0"/>
+              <w:rPr>
+                <w:color w:val="00B0F0"/>
+              </w:rPr>
+            </w:pPr>
+            <w:r>
+              <w:rPr>
+                <w:color w:val="00B0F0"/>
+              </w:rPr>
+              <w:t xml:space="preserve">      "IsLocal": true</w:t>
+            </w:r>
+          </w:p>
+          <w:p>
+            <w:pPr>
+              <w:ind w:left="0" w:firstLine="405"/>
+              <w:rPr>
+                <w:rFonts w:hint="eastAsia"/>
+                <w:color w:val="00B0F0"/>
+              </w:rPr>
+            </w:pPr>
+            <w:r>
+              <w:rPr>
+                <w:color w:val="00B0F0"/>
+              </w:rPr>
+              <w:t>}</w:t>
+            </w:r>
+          </w:p>
+          <w:p>
+            <w:pPr>
+              <w:ind w:left="0"/>
+              <w:rPr>
+                <w:rFonts w:hint="eastAsia"/>
+                <w:color w:val="00B0F0"/>
+              </w:rPr>
+            </w:pPr>
+            <w:r>
+              <w:rPr>
+                <w:rFonts w:hint="eastAsia"/>
+                <w:color w:val="00B0F0"/>
+              </w:rPr>
+              <w:t xml:space="preserve">  ]</w:t>
+            </w:r>
+          </w:p>
+          <w:p>
+            <w:pPr>
+              <w:ind w:left="0"/>
+              <w:rPr>
+                <w:color w:val="00B0F0"/>
+              </w:rPr>
+            </w:pPr>
+            <w:r>
+              <w:rPr>
+                <w:rFonts w:hint="eastAsia"/>
+                <w:color w:val="00B0F0"/>
+              </w:rPr>
+              <w:t>}</w:t>
             </w:r>
           </w:p>
         </w:tc>
@@ -2690,20 +2975,20 @@
       <w:tr>
         <w:tc>
           <w:tcPr>
-            <w:tcW w:w="1467" w:type="dxa"/>
-          </w:tcPr>
-          <w:p>
-            <w:pPr>
-              <w:ind w:left="0"/>
-              <w:rPr>
-                <w:color w:val="00B0F0"/>
-              </w:rPr>
-            </w:pPr>
-          </w:p>
-        </w:tc>
-        <w:tc>
-          <w:tcPr>
-            <w:tcW w:w="1904" w:type="dxa"/>
+            <w:tcW w:w="1379" w:type="dxa"/>
+          </w:tcPr>
+          <w:p>
+            <w:pPr>
+              <w:ind w:left="0"/>
+              <w:rPr>
+                <w:color w:val="00B0F0"/>
+              </w:rPr>
+            </w:pPr>
+          </w:p>
+        </w:tc>
+        <w:tc>
+          <w:tcPr>
+            <w:tcW w:w="1633" w:type="dxa"/>
           </w:tcPr>
           <w:p>
             <w:pPr>
@@ -2723,20 +3008,20 @@
         </w:tc>
         <w:tc>
           <w:tcPr>
-            <w:tcW w:w="1612" w:type="dxa"/>
-          </w:tcPr>
-          <w:p>
-            <w:pPr>
-              <w:ind w:left="0"/>
-              <w:rPr>
-                <w:color w:val="00B0F0"/>
-              </w:rPr>
-            </w:pPr>
-          </w:p>
-        </w:tc>
-        <w:tc>
-          <w:tcPr>
-            <w:tcW w:w="1440" w:type="dxa"/>
+            <w:tcW w:w="1701" w:type="dxa"/>
+          </w:tcPr>
+          <w:p>
+            <w:pPr>
+              <w:ind w:left="0"/>
+              <w:rPr>
+                <w:color w:val="00B0F0"/>
+              </w:rPr>
+            </w:pPr>
+          </w:p>
+        </w:tc>
+        <w:tc>
+          <w:tcPr>
+            <w:tcW w:w="1134" w:type="dxa"/>
           </w:tcPr>
           <w:p>
             <w:pPr>
@@ -2756,7 +3041,7 @@
         </w:tc>
         <w:tc>
           <w:tcPr>
-            <w:tcW w:w="1742" w:type="dxa"/>
+            <w:tcW w:w="2551" w:type="dxa"/>
           </w:tcPr>
           <w:p>
             <w:pPr>
@@ -2778,53 +3063,68 @@
       <w:tr>
         <w:tc>
           <w:tcPr>
-            <w:tcW w:w="1467" w:type="dxa"/>
-          </w:tcPr>
-          <w:p>
-            <w:pPr>
-              <w:ind w:left="0"/>
-              <w:rPr>
-                <w:color w:val="00B0F0"/>
-              </w:rPr>
-            </w:pPr>
-          </w:p>
-        </w:tc>
-        <w:tc>
-          <w:tcPr>
-            <w:tcW w:w="1904" w:type="dxa"/>
-          </w:tcPr>
-          <w:p>
-            <w:pPr>
-              <w:ind w:left="0"/>
-              <w:rPr>
-                <w:color w:val="00B0F0"/>
-              </w:rPr>
-            </w:pPr>
-            <w:r>
-              <w:rPr>
-                <w:rFonts w:hint="eastAsia"/>
-                <w:color w:val="00B0F0"/>
-              </w:rPr>
-              <w:t>static getIpTablesInfo()</w:t>
-            </w:r>
-          </w:p>
-        </w:tc>
-        <w:tc>
-          <w:tcPr>
-            <w:tcW w:w="1612" w:type="dxa"/>
-          </w:tcPr>
-          <w:p>
-            <w:pPr>
-              <w:ind w:left="0"/>
-              <w:rPr>
-                <w:color w:val="00B0F0"/>
-              </w:rPr>
-            </w:pPr>
-          </w:p>
-        </w:tc>
-        <w:tc>
-          <w:tcPr>
-            <w:tcW w:w="1440" w:type="dxa"/>
+            <w:tcW w:w="1379" w:type="dxa"/>
+          </w:tcPr>
+          <w:p>
+            <w:pPr>
+              <w:ind w:left="0"/>
+              <w:rPr>
+                <w:color w:val="00B0F0"/>
+              </w:rPr>
+            </w:pPr>
+          </w:p>
+        </w:tc>
+        <w:tc>
+          <w:tcPr>
+            <w:tcW w:w="1633" w:type="dxa"/>
+          </w:tcPr>
+          <w:p>
+            <w:pPr>
+              <w:ind w:left="0"/>
+              <w:rPr>
+                <w:color w:val="00B0F0"/>
+              </w:rPr>
+            </w:pPr>
+            <w:r>
+              <w:rPr>
+                <w:rFonts w:hint="eastAsia"/>
+                <w:color w:val="00B0F0"/>
+              </w:rPr>
+              <w:t>static snapshot</w:t>
+            </w:r>
+            <w:r>
+              <w:rPr>
+                <w:rFonts w:hint="eastAsia"/>
+                <w:color w:val="00B0F0"/>
+              </w:rPr>
+              <w:t>Netcar</w:t>
+            </w:r>
+            <w:r>
+              <w:rPr>
+                <w:rFonts w:hint="eastAsia"/>
+                <w:color w:val="00B0F0"/>
+              </w:rPr>
+              <w:lastRenderedPageBreak/>
+              <w:t>dInfo()</w:t>
+            </w:r>
+          </w:p>
+        </w:tc>
+        <w:tc>
+          <w:tcPr>
+            <w:tcW w:w="1701" w:type="dxa"/>
+          </w:tcPr>
+          <w:p>
+            <w:pPr>
+              <w:ind w:left="0"/>
+              <w:rPr>
+                <w:color w:val="00B0F0"/>
+              </w:rPr>
+            </w:pPr>
+          </w:p>
+        </w:tc>
+        <w:tc>
+          <w:tcPr>
+            <w:tcW w:w="1134" w:type="dxa"/>
           </w:tcPr>
           <w:p>
             <w:pPr>
@@ -2844,21 +3144,241 @@
         </w:tc>
         <w:tc>
           <w:tcPr>
-            <w:tcW w:w="1742" w:type="dxa"/>
-          </w:tcPr>
-          <w:p>
-            <w:pPr>
-              <w:ind w:left="0"/>
-              <w:rPr>
-                <w:color w:val="00B0F0"/>
-              </w:rPr>
-            </w:pPr>
-            <w:r>
-              <w:rPr>
-                <w:rFonts w:hint="eastAsia"/>
-                <w:color w:val="00B0F0"/>
-              </w:rPr>
-              <w:t>iptables info</w:t>
+            <w:tcW w:w="2551" w:type="dxa"/>
+          </w:tcPr>
+          <w:p>
+            <w:pPr>
+              <w:ind w:left="0"/>
+              <w:rPr>
+                <w:color w:val="00B0F0"/>
+              </w:rPr>
+            </w:pPr>
+            <w:r>
+              <w:rPr>
+                <w:color w:val="00B0F0"/>
+              </w:rPr>
+              <w:t>{</w:t>
+            </w:r>
+          </w:p>
+          <w:p>
+            <w:pPr>
+              <w:ind w:left="0"/>
+              <w:rPr>
+                <w:color w:val="00B0F0"/>
+              </w:rPr>
+            </w:pPr>
+            <w:r>
+              <w:rPr>
+                <w:color w:val="00B0F0"/>
+              </w:rPr>
+              <w:t xml:space="preserve">  "CalendarTime": </w:t>
+            </w:r>
+            <w:r>
+              <w:rPr>
+                <w:color w:val="00B0F0"/>
+              </w:rPr>
+              <w:lastRenderedPageBreak/>
+              <w:t>1411549162,</w:t>
+            </w:r>
+          </w:p>
+          <w:p>
+            <w:pPr>
+              <w:ind w:left="0"/>
+              <w:rPr>
+                <w:color w:val="00B0F0"/>
+              </w:rPr>
+            </w:pPr>
+            <w:r>
+              <w:rPr>
+                <w:color w:val="00B0F0"/>
+              </w:rPr>
+              <w:t xml:space="preserve">  "Netcards": [</w:t>
+            </w:r>
+          </w:p>
+          <w:p>
+            <w:pPr>
+              <w:ind w:left="0"/>
+              <w:rPr>
+                <w:color w:val="00B0F0"/>
+              </w:rPr>
+            </w:pPr>
+            <w:r>
+              <w:rPr>
+                <w:color w:val="00B0F0"/>
+              </w:rPr>
+              <w:t xml:space="preserve">    {</w:t>
+            </w:r>
+          </w:p>
+          <w:p>
+            <w:pPr>
+              <w:ind w:left="0"/>
+              <w:rPr>
+                <w:color w:val="00B0F0"/>
+              </w:rPr>
+            </w:pPr>
+            <w:r>
+              <w:rPr>
+                <w:color w:val="00B0F0"/>
+              </w:rPr>
+              <w:t xml:space="preserve">      "Name": "lo",</w:t>
+            </w:r>
+          </w:p>
+          <w:p>
+            <w:pPr>
+              <w:ind w:left="0"/>
+              <w:rPr>
+                <w:color w:val="00B0F0"/>
+              </w:rPr>
+            </w:pPr>
+            <w:r>
+              <w:rPr>
+                <w:color w:val="00B0F0"/>
+              </w:rPr>
+              <w:t xml:space="preserve">      "RXBytes": 14757385393,</w:t>
+            </w:r>
+          </w:p>
+          <w:p>
+            <w:pPr>
+              <w:ind w:left="0"/>
+              <w:rPr>
+                <w:color w:val="00B0F0"/>
+              </w:rPr>
+            </w:pPr>
+            <w:r>
+              <w:rPr>
+                <w:color w:val="00B0F0"/>
+              </w:rPr>
+              <w:t xml:space="preserve">      "RXPackets": 44979129,</w:t>
+            </w:r>
+          </w:p>
+          <w:p>
+            <w:pPr>
+              <w:ind w:left="0"/>
+              <w:rPr>
+                <w:color w:val="00B0F0"/>
+              </w:rPr>
+            </w:pPr>
+            <w:r>
+              <w:rPr>
+                <w:color w:val="00B0F0"/>
+              </w:rPr>
+              <w:t xml:space="preserve">      "RXErrors": 0,</w:t>
+            </w:r>
+          </w:p>
+          <w:p>
+            <w:pPr>
+              <w:ind w:left="0"/>
+              <w:rPr>
+                <w:color w:val="00B0F0"/>
+              </w:rPr>
+            </w:pPr>
+            <w:r>
+              <w:rPr>
+                <w:color w:val="00B0F0"/>
+              </w:rPr>
+              <w:t xml:space="preserve">      "RXDrops": 0,</w:t>
+            </w:r>
+          </w:p>
+          <w:p>
+            <w:pPr>
+              <w:ind w:left="0"/>
+              <w:rPr>
+                <w:color w:val="00B0F0"/>
+              </w:rPr>
+            </w:pPr>
+            <w:r>
+              <w:rPr>
+                <w:color w:val="00B0F0"/>
+              </w:rPr>
+              <w:t xml:space="preserve">      "TXBytes": 14757385393,</w:t>
+            </w:r>
+          </w:p>
+          <w:p>
+            <w:pPr>
+              <w:ind w:left="0"/>
+              <w:rPr>
+                <w:color w:val="00B0F0"/>
+              </w:rPr>
+            </w:pPr>
+            <w:r>
+              <w:rPr>
+                <w:color w:val="00B0F0"/>
+              </w:rPr>
+              <w:t xml:space="preserve">      "TXPackets": 44979129,</w:t>
+            </w:r>
+          </w:p>
+          <w:p>
+            <w:pPr>
+              <w:ind w:left="0"/>
+              <w:rPr>
+                <w:color w:val="00B0F0"/>
+              </w:rPr>
+            </w:pPr>
+            <w:r>
+              <w:rPr>
+                <w:color w:val="00B0F0"/>
+              </w:rPr>
+              <w:t xml:space="preserve">      "TXErrors": 0,</w:t>
+            </w:r>
+          </w:p>
+          <w:p>
+            <w:pPr>
+              <w:ind w:left="0"/>
+              <w:rPr>
+                <w:color w:val="00B0F0"/>
+              </w:rPr>
+            </w:pPr>
+            <w:r>
+              <w:rPr>
+                <w:color w:val="00B0F0"/>
+              </w:rPr>
+              <w:t xml:space="preserve">      "TXDrops": 0</w:t>
+            </w:r>
+          </w:p>
+          <w:p>
+            <w:pPr>
+              <w:ind w:left="0" w:firstLine="405"/>
+              <w:rPr>
+                <w:rFonts w:hint="eastAsia"/>
+                <w:color w:val="00B0F0"/>
+              </w:rPr>
+            </w:pPr>
+            <w:r>
+              <w:rPr>
+                <w:color w:val="00B0F0"/>
+              </w:rPr>
+              <w:t>}</w:t>
+            </w:r>
+          </w:p>
+          <w:p>
+            <w:pPr>
+              <w:ind w:left="0"/>
+              <w:rPr>
+                <w:rFonts w:hint="eastAsia"/>
+                <w:color w:val="00B0F0"/>
+              </w:rPr>
+            </w:pPr>
+            <w:r>
+              <w:rPr>
+                <w:rFonts w:hint="eastAsia"/>
+                <w:color w:val="00B0F0"/>
+              </w:rPr>
+              <w:t xml:space="preserve">  ]</w:t>
+            </w:r>
+          </w:p>
+          <w:p>
+            <w:pPr>
+              <w:ind w:left="0"/>
+              <w:rPr>
+                <w:color w:val="00B0F0"/>
+              </w:rPr>
+            </w:pPr>
+            <w:r>
+              <w:rPr>
+                <w:rFonts w:hint="eastAsia"/>
+                <w:color w:val="00B0F0"/>
+              </w:rPr>
+              <w:t>}</w:t>
             </w:r>
           </w:p>
         </w:tc>
@@ -2866,20 +3386,108 @@
       <w:tr>
         <w:tc>
           <w:tcPr>
-            <w:tcW w:w="1467" w:type="dxa"/>
-          </w:tcPr>
-          <w:p>
-            <w:pPr>
-              <w:ind w:left="0"/>
-              <w:rPr>
-                <w:color w:val="00B0F0"/>
-              </w:rPr>
-            </w:pPr>
-          </w:p>
-        </w:tc>
-        <w:tc>
-          <w:tcPr>
-            <w:tcW w:w="1904" w:type="dxa"/>
+            <w:tcW w:w="1379" w:type="dxa"/>
+          </w:tcPr>
+          <w:p>
+            <w:pPr>
+              <w:ind w:left="0"/>
+              <w:rPr>
+                <w:color w:val="00B0F0"/>
+              </w:rPr>
+            </w:pPr>
+          </w:p>
+        </w:tc>
+        <w:tc>
+          <w:tcPr>
+            <w:tcW w:w="1633" w:type="dxa"/>
+          </w:tcPr>
+          <w:p>
+            <w:pPr>
+              <w:ind w:left="0"/>
+              <w:rPr>
+                <w:color w:val="00B0F0"/>
+              </w:rPr>
+            </w:pPr>
+            <w:r>
+              <w:rPr>
+                <w:rFonts w:hint="eastAsia"/>
+                <w:color w:val="00B0F0"/>
+              </w:rPr>
+              <w:t>static getIpTablesInfo()</w:t>
+            </w:r>
+          </w:p>
+        </w:tc>
+        <w:tc>
+          <w:tcPr>
+            <w:tcW w:w="1701" w:type="dxa"/>
+          </w:tcPr>
+          <w:p>
+            <w:pPr>
+              <w:ind w:left="0"/>
+              <w:rPr>
+                <w:color w:val="00B0F0"/>
+              </w:rPr>
+            </w:pPr>
+          </w:p>
+        </w:tc>
+        <w:tc>
+          <w:tcPr>
+            <w:tcW w:w="1134" w:type="dxa"/>
+          </w:tcPr>
+          <w:p>
+            <w:pPr>
+              <w:ind w:left="0"/>
+              <w:rPr>
+                <w:color w:val="00B0F0"/>
+              </w:rPr>
+            </w:pPr>
+            <w:r>
+              <w:rPr>
+                <w:rFonts w:hint="eastAsia"/>
+                <w:color w:val="00B0F0"/>
+              </w:rPr>
+              <w:t>Object</w:t>
+            </w:r>
+          </w:p>
+        </w:tc>
+        <w:tc>
+          <w:tcPr>
+            <w:tcW w:w="2551" w:type="dxa"/>
+          </w:tcPr>
+          <w:p>
+            <w:pPr>
+              <w:ind w:left="0"/>
+              <w:rPr>
+                <w:color w:val="00B0F0"/>
+              </w:rPr>
+            </w:pPr>
+            <w:r>
+              <w:rPr>
+                <w:rFonts w:hint="eastAsia"/>
+                <w:color w:val="00B0F0"/>
+              </w:rPr>
+              <w:t>iptables info</w:t>
+            </w:r>
+          </w:p>
+        </w:tc>
+      </w:tr>
+      <w:tr>
+        <w:tc>
+          <w:tcPr>
+            <w:tcW w:w="1379" w:type="dxa"/>
+          </w:tcPr>
+          <w:p>
+            <w:pPr>
+              <w:ind w:left="0"/>
+              <w:rPr>
+                <w:color w:val="00B0F0"/>
+              </w:rPr>
+            </w:pPr>
+          </w:p>
+        </w:tc>
+        <w:tc>
+          <w:tcPr>
+            <w:tcW w:w="1633" w:type="dxa"/>
           </w:tcPr>
           <w:p>
             <w:pPr>
@@ -2914,20 +3522,20 @@
         </w:tc>
         <w:tc>
           <w:tcPr>
-            <w:tcW w:w="1612" w:type="dxa"/>
-          </w:tcPr>
-          <w:p>
-            <w:pPr>
-              <w:ind w:left="0"/>
-              <w:rPr>
-                <w:color w:val="00B0F0"/>
-              </w:rPr>
-            </w:pPr>
-          </w:p>
-        </w:tc>
-        <w:tc>
-          <w:tcPr>
-            <w:tcW w:w="1440" w:type="dxa"/>
+            <w:tcW w:w="1701" w:type="dxa"/>
+          </w:tcPr>
+          <w:p>
+            <w:pPr>
+              <w:ind w:left="0"/>
+              <w:rPr>
+                <w:color w:val="00B0F0"/>
+              </w:rPr>
+            </w:pPr>
+          </w:p>
+        </w:tc>
+        <w:tc>
+          <w:tcPr>
+            <w:tcW w:w="1134" w:type="dxa"/>
           </w:tcPr>
           <w:p>
             <w:pPr>
@@ -2947,7 +3555,7 @@
         </w:tc>
         <w:tc>
           <w:tcPr>
-            <w:tcW w:w="1742" w:type="dxa"/>
+            <w:tcW w:w="2551" w:type="dxa"/>
           </w:tcPr>
           <w:p>
             <w:pPr>
